--- a/CÔNG TY TNHH SUNAGRO FOOD (VIET NAM)/Hồ sơ điều chỉnh GPĐT (pdf)/Điều chỉnh 2026/GiayChungNhanDauTu_HoSo2026/Mẫu I.1.8.docx
+++ b/CÔNG TY TNHH SUNAGRO FOOD (VIET NAM)/Hồ sơ điều chỉnh GPĐT (pdf)/Điều chỉnh 2026/GiayChungNhanDauTu_HoSo2026/Mẫu I.1.8.docx
@@ -245,7 +245,7 @@
           <w:noProof/>
         </w:rPr>
         <w:pict w14:anchorId="37005B9B">
-          <v:line id="Straight Connector 385428496" o:spid="_x0000_s1026" style="position:absolute;left:0;text-align:left;z-index:251660288;visibility:visible;mso-wrap-distance-top:-6e-5mm;mso-wrap-distance-bottom:-6e-5mm;mso-position-horizontal:right;mso-position-horizontal-relative:margin" from="2425.3pt,6.05pt" to="2878.85pt,6.05pt" o:gfxdata="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">
+          <v:line id="Straight Connector 385428496" o:spid="_x0000_s1026" style="position:absolute;left:0;text-align:left;z-index:251660288;visibility:visible;mso-wrap-distance-top:-6e-5mm;mso-wrap-distance-bottom:-6e-5mm;mso-position-horizontal:right;mso-position-horizontal-relative:margin" from="3230pt,6.05pt" to="3683.55pt,6.05pt" o:gfxdata="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">
             <o:lock v:ext="edit" shapetype="f"/>
             <w10:wrap anchorx="margin"/>
           </v:line>
@@ -381,9 +381,6 @@
         <w:ind w:firstLine="0"/>
         <w:jc w:val="center"/>
         <w:rPr>
-          <w:b/>
-          <w:sz w:val="26"/>
-          <w:szCs w:val="26"/>
           <w:lang w:val="pt-BR"/>
         </w:rPr>
       </w:pPr>
@@ -399,85 +396,29 @@
         <w:rPr>
           <w:lang w:val="pt-BR"/>
         </w:rPr>
-        <w:t>Ban</w:t>
-      </w:r>
-      <w:r>
-        <w:rPr>
-          <w:spacing w:val="-1"/>
-          <w:lang w:val="pt-BR"/>
-        </w:rPr>
-        <w:t xml:space="preserve"> </w:t>
-      </w:r>
-      <w:r>
-        <w:rPr>
-          <w:lang w:val="pt-BR"/>
-        </w:rPr>
-        <w:t>Quản</w:t>
-      </w:r>
-      <w:r>
-        <w:rPr>
-          <w:spacing w:val="-1"/>
-          <w:lang w:val="pt-BR"/>
-        </w:rPr>
-        <w:t xml:space="preserve"> </w:t>
-      </w:r>
-      <w:r>
-        <w:rPr>
-          <w:lang w:val="pt-BR"/>
-        </w:rPr>
-        <w:t>lý các</w:t>
-      </w:r>
-      <w:r>
-        <w:rPr>
-          <w:spacing w:val="-1"/>
-          <w:lang w:val="pt-BR"/>
-        </w:rPr>
-        <w:t xml:space="preserve"> </w:t>
-      </w:r>
-      <w:r>
-        <w:rPr>
-          <w:lang w:val="pt-BR"/>
-        </w:rPr>
-        <w:t>Khu</w:t>
-      </w:r>
-      <w:r>
-        <w:rPr>
-          <w:spacing w:val="-1"/>
-          <w:lang w:val="pt-BR"/>
-        </w:rPr>
-        <w:t xml:space="preserve"> </w:t>
-      </w:r>
-      <w:r>
-        <w:rPr>
-          <w:lang w:val="pt-BR"/>
-        </w:rPr>
-        <w:t>công</w:t>
-      </w:r>
-      <w:r>
-        <w:rPr>
-          <w:spacing w:val="-1"/>
-          <w:lang w:val="pt-BR"/>
-        </w:rPr>
-        <w:t xml:space="preserve"> </w:t>
-      </w:r>
-      <w:r>
-        <w:rPr>
-          <w:lang w:val="pt-BR"/>
-        </w:rPr>
-        <w:t>nghiệp</w:t>
-      </w:r>
-      <w:r>
-        <w:rPr>
-          <w:spacing w:val="-1"/>
-          <w:lang w:val="pt-BR"/>
-        </w:rPr>
-        <w:t xml:space="preserve"> </w:t>
-      </w:r>
-      <w:r>
-        <w:rPr>
-          <w:lang w:val="pt-BR"/>
-        </w:rPr>
-        <w:t>thành phố Hồ Chí Minh</w:t>
+        <w:t>BAN QUẢN LÝ CÁC KHU CHẾ XUẤT VÀ CÔNG NGHIỆP</w:t>
+      </w:r>
+    </w:p>
+    <w:p>
+      <w:pPr>
+        <w:tabs>
+          <w:tab w:val="left" w:leader="dot" w:pos="9072"/>
+        </w:tabs>
+        <w:spacing w:before="80" w:after="80"/>
+        <w:ind w:firstLine="0"/>
+        <w:jc w:val="center"/>
+        <w:rPr>
+          <w:b/>
+          <w:sz w:val="26"/>
+          <w:szCs w:val="26"/>
+          <w:lang w:val="pt-BR"/>
+        </w:rPr>
+      </w:pPr>
+      <w:r>
+        <w:rPr>
+          <w:lang w:val="pt-BR"/>
+        </w:rPr>
+        <w:t>THÀNH PHỐ HỒ CHÍ MINH</w:t>
       </w:r>
     </w:p>
     <w:p>
@@ -791,6 +732,7 @@
           <w:szCs w:val="26"/>
           <w:lang w:val="pt-BR"/>
         </w:rPr>
+        <w:lastRenderedPageBreak/>
         <w:t>Tên doanh nghiệp/tổ chức:</w:t>
       </w:r>
       <w:r>
@@ -901,7 +843,6 @@
           <w:szCs w:val="26"/>
           <w:lang w:val="pt-BR"/>
         </w:rPr>
-        <w:lastRenderedPageBreak/>
         <w:t xml:space="preserve">Loại hình tổ chức kinh tế: </w:t>
       </w:r>
       <w:r>
@@ -1983,8 +1924,6 @@
         </w:rPr>
         <w:t>Số hộ chiếu</w:t>
       </w:r>
-      <w:bookmarkStart w:id="0" w:name="_GoBack"/>
-      <w:bookmarkEnd w:id="0"/>
       <w:r>
         <w:rPr>
           <w:sz w:val="26"/>
@@ -3450,7 +3389,41 @@
                 <w:szCs w:val="26"/>
                 <w:lang w:val="pt-BR"/>
               </w:rPr>
-              <w:t xml:space="preserve">, ngày ...... tháng ...... năm </w:t>
+              <w:t xml:space="preserve">, ngày </w:t>
+            </w:r>
+            <w:r>
+              <w:rPr>
+                <w:sz w:val="26"/>
+                <w:szCs w:val="26"/>
+                <w:lang w:val="pt-BR"/>
+              </w:rPr>
+              <w:t>10</w:t>
+            </w:r>
+            <w:r>
+              <w:rPr>
+                <w:sz w:val="26"/>
+                <w:szCs w:val="26"/>
+                <w:lang w:val="pt-BR"/>
+              </w:rPr>
+              <w:t xml:space="preserve"> tháng </w:t>
+            </w:r>
+            <w:r>
+              <w:rPr>
+                <w:sz w:val="26"/>
+                <w:szCs w:val="26"/>
+                <w:lang w:val="pt-BR"/>
+              </w:rPr>
+              <w:t>8</w:t>
+            </w:r>
+            <w:bookmarkStart w:id="0" w:name="_GoBack"/>
+            <w:bookmarkEnd w:id="0"/>
+            <w:r>
+              <w:rPr>
+                <w:sz w:val="26"/>
+                <w:szCs w:val="26"/>
+                <w:lang w:val="pt-BR"/>
+              </w:rPr>
+              <w:t xml:space="preserve"> năm </w:t>
             </w:r>
             <w:r>
               <w:rPr>

--- a/CÔNG TY TNHH SUNAGRO FOOD (VIET NAM)/Hồ sơ điều chỉnh GPĐT (pdf)/Điều chỉnh 2026/GiayChungNhanDauTu_HoSo2026/Mẫu I.1.8.docx
+++ b/CÔNG TY TNHH SUNAGRO FOOD (VIET NAM)/Hồ sơ điều chỉnh GPĐT (pdf)/Điều chỉnh 2026/GiayChungNhanDauTu_HoSo2026/Mẫu I.1.8.docx
@@ -245,7 +245,7 @@
           <w:noProof/>
         </w:rPr>
         <w:pict w14:anchorId="37005B9B">
-          <v:line id="Straight Connector 385428496" o:spid="_x0000_s1026" style="position:absolute;left:0;text-align:left;z-index:251660288;visibility:visible;mso-wrap-distance-top:-6e-5mm;mso-wrap-distance-bottom:-6e-5mm;mso-position-horizontal:right;mso-position-horizontal-relative:margin" from="3230pt,6.05pt" to="3683.55pt,6.05pt" o:gfxdata="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">
+          <v:line id="Straight Connector 385428496" o:spid="_x0000_s1026" style="position:absolute;left:0;text-align:left;z-index:251660288;visibility:visible;mso-wrap-distance-top:-6e-5mm;mso-wrap-distance-bottom:-6e-5mm;mso-position-horizontal:right;mso-position-horizontal-relative:margin" from="3632.35pt,6.05pt" to="4085.9pt,6.05pt" o:gfxdata="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">
             <o:lock v:ext="edit" shapetype="f"/>
             <w10:wrap anchorx="margin"/>
           </v:line>
@@ -381,6 +381,9 @@
         <w:ind w:firstLine="0"/>
         <w:jc w:val="center"/>
         <w:rPr>
+          <w:b/>
+          <w:sz w:val="22"/>
+          <w:szCs w:val="22"/>
           <w:lang w:val="pt-BR"/>
         </w:rPr>
       </w:pPr>
@@ -392,8 +395,12 @@
         </w:rPr>
         <w:t xml:space="preserve">Kính gửi: </w:t>
       </w:r>
-      <w:r>
-        <w:rPr>
+      <w:bookmarkStart w:id="0" w:name="_GoBack"/>
+      <w:r>
+        <w:rPr>
+          <w:b/>
+          <w:sz w:val="22"/>
+          <w:szCs w:val="22"/>
           <w:lang w:val="pt-BR"/>
         </w:rPr>
         <w:t>BAN QUẢN LÝ CÁC KHU CHẾ XUẤT VÀ CÔNG NGHIỆP</w:t>
@@ -408,7 +415,6 @@
         <w:ind w:firstLine="0"/>
         <w:jc w:val="center"/>
         <w:rPr>
-          <w:b/>
           <w:sz w:val="26"/>
           <w:szCs w:val="26"/>
           <w:lang w:val="pt-BR"/>
@@ -416,24 +422,14 @@
       </w:pPr>
       <w:r>
         <w:rPr>
+          <w:b/>
+          <w:sz w:val="22"/>
+          <w:szCs w:val="22"/>
           <w:lang w:val="pt-BR"/>
         </w:rPr>
         <w:t>THÀNH PHỐ HỒ CHÍ MINH</w:t>
       </w:r>
-    </w:p>
-    <w:p>
-      <w:pPr>
-        <w:tabs>
-          <w:tab w:val="left" w:leader="dot" w:pos="9072"/>
-        </w:tabs>
-        <w:spacing w:before="80" w:after="80"/>
-        <w:ind w:firstLine="567"/>
-        <w:rPr>
-          <w:sz w:val="26"/>
-          <w:szCs w:val="26"/>
-          <w:lang w:val="pt-BR"/>
-        </w:rPr>
-      </w:pPr>
+      <w:bookmarkEnd w:id="0"/>
     </w:p>
     <w:p>
       <w:pPr>
@@ -732,7 +728,6 @@
           <w:szCs w:val="26"/>
           <w:lang w:val="pt-BR"/>
         </w:rPr>
-        <w:lastRenderedPageBreak/>
         <w:t>Tên doanh nghiệp/tổ chức:</w:t>
       </w:r>
       <w:r>
@@ -843,6 +838,7 @@
           <w:szCs w:val="26"/>
           <w:lang w:val="pt-BR"/>
         </w:rPr>
+        <w:lastRenderedPageBreak/>
         <w:t xml:space="preserve">Loại hình tổ chức kinh tế: </w:t>
       </w:r>
       <w:r>
@@ -1049,14 +1045,196 @@
         </w:rPr>
         <w:t xml:space="preserve">Vốn điều lệ: </w:t>
       </w:r>
+      <w:proofErr w:type="spellStart"/>
       <w:r>
         <w:rPr>
           <w:iCs/>
           <w:sz w:val="26"/>
           <w:szCs w:val="26"/>
         </w:rPr>
-        <w:t>Sáu tỷ tám trăm năm mươi ba triệu năm trăm nghìn</w:t>
-      </w:r>
+        <w:t>Sáu</w:t>
+      </w:r>
+      <w:proofErr w:type="spellEnd"/>
+      <w:r>
+        <w:rPr>
+          <w:iCs/>
+          <w:sz w:val="26"/>
+          <w:szCs w:val="26"/>
+        </w:rPr>
+        <w:t xml:space="preserve"> </w:t>
+      </w:r>
+      <w:proofErr w:type="spellStart"/>
+      <w:r>
+        <w:rPr>
+          <w:iCs/>
+          <w:sz w:val="26"/>
+          <w:szCs w:val="26"/>
+        </w:rPr>
+        <w:t>tỷ</w:t>
+      </w:r>
+      <w:proofErr w:type="spellEnd"/>
+      <w:r>
+        <w:rPr>
+          <w:iCs/>
+          <w:sz w:val="26"/>
+          <w:szCs w:val="26"/>
+        </w:rPr>
+        <w:t xml:space="preserve"> </w:t>
+      </w:r>
+      <w:proofErr w:type="spellStart"/>
+      <w:r>
+        <w:rPr>
+          <w:iCs/>
+          <w:sz w:val="26"/>
+          <w:szCs w:val="26"/>
+        </w:rPr>
+        <w:t>tám</w:t>
+      </w:r>
+      <w:proofErr w:type="spellEnd"/>
+      <w:r>
+        <w:rPr>
+          <w:iCs/>
+          <w:sz w:val="26"/>
+          <w:szCs w:val="26"/>
+        </w:rPr>
+        <w:t xml:space="preserve"> </w:t>
+      </w:r>
+      <w:proofErr w:type="spellStart"/>
+      <w:r>
+        <w:rPr>
+          <w:iCs/>
+          <w:sz w:val="26"/>
+          <w:szCs w:val="26"/>
+        </w:rPr>
+        <w:t>trăm</w:t>
+      </w:r>
+      <w:proofErr w:type="spellEnd"/>
+      <w:r>
+        <w:rPr>
+          <w:iCs/>
+          <w:sz w:val="26"/>
+          <w:szCs w:val="26"/>
+        </w:rPr>
+        <w:t xml:space="preserve"> </w:t>
+      </w:r>
+      <w:proofErr w:type="spellStart"/>
+      <w:r>
+        <w:rPr>
+          <w:iCs/>
+          <w:sz w:val="26"/>
+          <w:szCs w:val="26"/>
+        </w:rPr>
+        <w:t>năm</w:t>
+      </w:r>
+      <w:proofErr w:type="spellEnd"/>
+      <w:r>
+        <w:rPr>
+          <w:iCs/>
+          <w:sz w:val="26"/>
+          <w:szCs w:val="26"/>
+        </w:rPr>
+        <w:t xml:space="preserve"> </w:t>
+      </w:r>
+      <w:proofErr w:type="spellStart"/>
+      <w:r>
+        <w:rPr>
+          <w:iCs/>
+          <w:sz w:val="26"/>
+          <w:szCs w:val="26"/>
+        </w:rPr>
+        <w:t>mươi</w:t>
+      </w:r>
+      <w:proofErr w:type="spellEnd"/>
+      <w:r>
+        <w:rPr>
+          <w:iCs/>
+          <w:sz w:val="26"/>
+          <w:szCs w:val="26"/>
+        </w:rPr>
+        <w:t xml:space="preserve"> </w:t>
+      </w:r>
+      <w:proofErr w:type="spellStart"/>
+      <w:r>
+        <w:rPr>
+          <w:iCs/>
+          <w:sz w:val="26"/>
+          <w:szCs w:val="26"/>
+        </w:rPr>
+        <w:t>ba</w:t>
+      </w:r>
+      <w:proofErr w:type="spellEnd"/>
+      <w:r>
+        <w:rPr>
+          <w:iCs/>
+          <w:sz w:val="26"/>
+          <w:szCs w:val="26"/>
+        </w:rPr>
+        <w:t xml:space="preserve"> </w:t>
+      </w:r>
+      <w:proofErr w:type="spellStart"/>
+      <w:r>
+        <w:rPr>
+          <w:iCs/>
+          <w:sz w:val="26"/>
+          <w:szCs w:val="26"/>
+        </w:rPr>
+        <w:t>triệu</w:t>
+      </w:r>
+      <w:proofErr w:type="spellEnd"/>
+      <w:r>
+        <w:rPr>
+          <w:iCs/>
+          <w:sz w:val="26"/>
+          <w:szCs w:val="26"/>
+        </w:rPr>
+        <w:t xml:space="preserve"> </w:t>
+      </w:r>
+      <w:proofErr w:type="spellStart"/>
+      <w:r>
+        <w:rPr>
+          <w:iCs/>
+          <w:sz w:val="26"/>
+          <w:szCs w:val="26"/>
+        </w:rPr>
+        <w:t>năm</w:t>
+      </w:r>
+      <w:proofErr w:type="spellEnd"/>
+      <w:r>
+        <w:rPr>
+          <w:iCs/>
+          <w:sz w:val="26"/>
+          <w:szCs w:val="26"/>
+        </w:rPr>
+        <w:t xml:space="preserve"> </w:t>
+      </w:r>
+      <w:proofErr w:type="spellStart"/>
+      <w:r>
+        <w:rPr>
+          <w:iCs/>
+          <w:sz w:val="26"/>
+          <w:szCs w:val="26"/>
+        </w:rPr>
+        <w:t>trăm</w:t>
+      </w:r>
+      <w:proofErr w:type="spellEnd"/>
+      <w:r>
+        <w:rPr>
+          <w:iCs/>
+          <w:sz w:val="26"/>
+          <w:szCs w:val="26"/>
+        </w:rPr>
+        <w:t xml:space="preserve"> </w:t>
+      </w:r>
+      <w:proofErr w:type="spellStart"/>
+      <w:r>
+        <w:rPr>
+          <w:iCs/>
+          <w:sz w:val="26"/>
+          <w:szCs w:val="26"/>
+        </w:rPr>
+        <w:t>nghìn</w:t>
+      </w:r>
+      <w:proofErr w:type="spellEnd"/>
       <w:r>
         <w:rPr>
           <w:i/>
@@ -1205,14 +1383,70 @@
                 <w:szCs w:val="26"/>
               </w:rPr>
             </w:pPr>
+            <w:proofErr w:type="spellStart"/>
             <w:r>
               <w:rPr>
                 <w:b/>
                 <w:sz w:val="26"/>
                 <w:szCs w:val="26"/>
               </w:rPr>
-              <w:t>Tên nhà đầu tư</w:t>
+              <w:t>Tên</w:t>
             </w:r>
+            <w:proofErr w:type="spellEnd"/>
+            <w:r>
+              <w:rPr>
+                <w:b/>
+                <w:sz w:val="26"/>
+                <w:szCs w:val="26"/>
+              </w:rPr>
+              <w:t xml:space="preserve"> </w:t>
+            </w:r>
+            <w:proofErr w:type="spellStart"/>
+            <w:r>
+              <w:rPr>
+                <w:b/>
+                <w:sz w:val="26"/>
+                <w:szCs w:val="26"/>
+              </w:rPr>
+              <w:t>nhà</w:t>
+            </w:r>
+            <w:proofErr w:type="spellEnd"/>
+            <w:r>
+              <w:rPr>
+                <w:b/>
+                <w:sz w:val="26"/>
+                <w:szCs w:val="26"/>
+              </w:rPr>
+              <w:t xml:space="preserve"> </w:t>
+            </w:r>
+            <w:proofErr w:type="spellStart"/>
+            <w:r>
+              <w:rPr>
+                <w:b/>
+                <w:sz w:val="26"/>
+                <w:szCs w:val="26"/>
+              </w:rPr>
+              <w:t>đầu</w:t>
+            </w:r>
+            <w:proofErr w:type="spellEnd"/>
+            <w:r>
+              <w:rPr>
+                <w:b/>
+                <w:sz w:val="26"/>
+                <w:szCs w:val="26"/>
+              </w:rPr>
+              <w:t xml:space="preserve"> </w:t>
+            </w:r>
+            <w:proofErr w:type="spellStart"/>
+            <w:r>
+              <w:rPr>
+                <w:b/>
+                <w:sz w:val="26"/>
+                <w:szCs w:val="26"/>
+              </w:rPr>
+              <w:t>tư</w:t>
+            </w:r>
+            <w:proofErr w:type="spellEnd"/>
           </w:p>
         </w:tc>
         <w:tc>
@@ -1235,14 +1469,34 @@
                 <w:szCs w:val="26"/>
               </w:rPr>
             </w:pPr>
+            <w:proofErr w:type="spellStart"/>
             <w:r>
               <w:rPr>
                 <w:b/>
                 <w:sz w:val="26"/>
                 <w:szCs w:val="26"/>
               </w:rPr>
-              <w:t>Quốc tịch</w:t>
+              <w:t>Quốc</w:t>
             </w:r>
+            <w:proofErr w:type="spellEnd"/>
+            <w:r>
+              <w:rPr>
+                <w:b/>
+                <w:sz w:val="26"/>
+                <w:szCs w:val="26"/>
+              </w:rPr>
+              <w:t xml:space="preserve"> </w:t>
+            </w:r>
+            <w:proofErr w:type="spellStart"/>
+            <w:r>
+              <w:rPr>
+                <w:b/>
+                <w:sz w:val="26"/>
+                <w:szCs w:val="26"/>
+              </w:rPr>
+              <w:t>tịch</w:t>
+            </w:r>
+            <w:proofErr w:type="spellEnd"/>
           </w:p>
         </w:tc>
         <w:tc>
@@ -1266,14 +1520,52 @@
                 <w:szCs w:val="26"/>
               </w:rPr>
             </w:pPr>
+            <w:proofErr w:type="spellStart"/>
             <w:r>
               <w:rPr>
                 <w:b/>
                 <w:sz w:val="26"/>
                 <w:szCs w:val="26"/>
               </w:rPr>
-              <w:t>Số vốn góp</w:t>
+              <w:t>Số</w:t>
             </w:r>
+            <w:proofErr w:type="spellEnd"/>
+            <w:r>
+              <w:rPr>
+                <w:b/>
+                <w:sz w:val="26"/>
+                <w:szCs w:val="26"/>
+              </w:rPr>
+              <w:t xml:space="preserve"> </w:t>
+            </w:r>
+            <w:proofErr w:type="spellStart"/>
+            <w:r>
+              <w:rPr>
+                <w:b/>
+                <w:sz w:val="26"/>
+                <w:szCs w:val="26"/>
+              </w:rPr>
+              <w:t>vốn</w:t>
+            </w:r>
+            <w:proofErr w:type="spellEnd"/>
+            <w:r>
+              <w:rPr>
+                <w:b/>
+                <w:sz w:val="26"/>
+                <w:szCs w:val="26"/>
+              </w:rPr>
+              <w:t xml:space="preserve"> </w:t>
+            </w:r>
+            <w:proofErr w:type="spellStart"/>
+            <w:r>
+              <w:rPr>
+                <w:b/>
+                <w:sz w:val="26"/>
+                <w:szCs w:val="26"/>
+              </w:rPr>
+              <w:t>góp</w:t>
+            </w:r>
+            <w:proofErr w:type="spellEnd"/>
           </w:p>
         </w:tc>
         <w:tc>
@@ -1296,13 +1588,41 @@
                 <w:szCs w:val="26"/>
               </w:rPr>
             </w:pPr>
+            <w:proofErr w:type="spellStart"/>
             <w:r>
               <w:rPr>
                 <w:b/>
                 <w:sz w:val="26"/>
                 <w:szCs w:val="26"/>
               </w:rPr>
-              <w:t>Tỷ lệ (%)</w:t>
+              <w:t>Tỷ</w:t>
+            </w:r>
+            <w:proofErr w:type="spellEnd"/>
+            <w:r>
+              <w:rPr>
+                <w:b/>
+                <w:sz w:val="26"/>
+                <w:szCs w:val="26"/>
+              </w:rPr>
+              <w:t xml:space="preserve"> </w:t>
+            </w:r>
+            <w:proofErr w:type="spellStart"/>
+            <w:r>
+              <w:rPr>
+                <w:b/>
+                <w:sz w:val="26"/>
+                <w:szCs w:val="26"/>
+              </w:rPr>
+              <w:t>lệ</w:t>
+            </w:r>
+            <w:proofErr w:type="spellEnd"/>
+            <w:r>
+              <w:rPr>
+                <w:b/>
+                <w:sz w:val="26"/>
+                <w:szCs w:val="26"/>
+              </w:rPr>
+              <w:t xml:space="preserve"> (%)</w:t>
             </w:r>
           </w:p>
         </w:tc>
@@ -1425,13 +1745,41 @@
                 <w:szCs w:val="26"/>
               </w:rPr>
             </w:pPr>
+            <w:proofErr w:type="spellStart"/>
             <w:r>
               <w:rPr>
                 <w:b/>
                 <w:sz w:val="26"/>
                 <w:szCs w:val="26"/>
               </w:rPr>
-              <w:t>Tương đương USD</w:t>
+              <w:t>Tương</w:t>
+            </w:r>
+            <w:proofErr w:type="spellEnd"/>
+            <w:r>
+              <w:rPr>
+                <w:b/>
+                <w:sz w:val="26"/>
+                <w:szCs w:val="26"/>
+              </w:rPr>
+              <w:t xml:space="preserve"> </w:t>
+            </w:r>
+            <w:proofErr w:type="spellStart"/>
+            <w:r>
+              <w:rPr>
+                <w:b/>
+                <w:sz w:val="26"/>
+                <w:szCs w:val="26"/>
+              </w:rPr>
+              <w:t>đương</w:t>
+            </w:r>
+            <w:proofErr w:type="spellEnd"/>
+            <w:r>
+              <w:rPr>
+                <w:b/>
+                <w:sz w:val="26"/>
+                <w:szCs w:val="26"/>
+              </w:rPr>
+              <w:t xml:space="preserve"> USD</w:t>
             </w:r>
           </w:p>
         </w:tc>
@@ -1534,14 +1882,34 @@
                 <w:szCs w:val="26"/>
               </w:rPr>
             </w:pPr>
+            <w:proofErr w:type="spellStart"/>
             <w:r>
               <w:rPr>
                 <w:bCs/>
                 <w:sz w:val="26"/>
                 <w:szCs w:val="26"/>
               </w:rPr>
-              <w:t>Trung Quốc</w:t>
+              <w:t>Trung</w:t>
             </w:r>
+            <w:proofErr w:type="spellEnd"/>
+            <w:r>
+              <w:rPr>
+                <w:bCs/>
+                <w:sz w:val="26"/>
+                <w:szCs w:val="26"/>
+              </w:rPr>
+              <w:t xml:space="preserve"> </w:t>
+            </w:r>
+            <w:proofErr w:type="spellStart"/>
+            <w:r>
+              <w:rPr>
+                <w:bCs/>
+                <w:sz w:val="26"/>
+                <w:szCs w:val="26"/>
+              </w:rPr>
+              <w:t>Quốc</w:t>
+            </w:r>
+            <w:proofErr w:type="spellEnd"/>
           </w:p>
         </w:tc>
         <w:tc>
@@ -1778,14 +2146,167 @@
           <w:szCs w:val="26"/>
         </w:rPr>
       </w:pPr>
-      <w:r>
-        <w:rPr>
-          <w:b/>
-          <w:i/>
-          <w:sz w:val="26"/>
-          <w:szCs w:val="26"/>
-        </w:rPr>
-        <w:t>Thông tin về người đại diện theo pháp luật:</w:t>
+      <w:proofErr w:type="spellStart"/>
+      <w:r>
+        <w:rPr>
+          <w:b/>
+          <w:i/>
+          <w:sz w:val="26"/>
+          <w:szCs w:val="26"/>
+        </w:rPr>
+        <w:t>Thông</w:t>
+      </w:r>
+      <w:proofErr w:type="spellEnd"/>
+      <w:r>
+        <w:rPr>
+          <w:b/>
+          <w:i/>
+          <w:sz w:val="26"/>
+          <w:szCs w:val="26"/>
+        </w:rPr>
+        <w:t xml:space="preserve"> tin </w:t>
+      </w:r>
+      <w:proofErr w:type="spellStart"/>
+      <w:r>
+        <w:rPr>
+          <w:b/>
+          <w:i/>
+          <w:sz w:val="26"/>
+          <w:szCs w:val="26"/>
+        </w:rPr>
+        <w:t>về</w:t>
+      </w:r>
+      <w:proofErr w:type="spellEnd"/>
+      <w:r>
+        <w:rPr>
+          <w:b/>
+          <w:i/>
+          <w:sz w:val="26"/>
+          <w:szCs w:val="26"/>
+        </w:rPr>
+        <w:t xml:space="preserve"> </w:t>
+      </w:r>
+      <w:proofErr w:type="spellStart"/>
+      <w:r>
+        <w:rPr>
+          <w:b/>
+          <w:i/>
+          <w:sz w:val="26"/>
+          <w:szCs w:val="26"/>
+        </w:rPr>
+        <w:t>người</w:t>
+      </w:r>
+      <w:proofErr w:type="spellEnd"/>
+      <w:r>
+        <w:rPr>
+          <w:b/>
+          <w:i/>
+          <w:sz w:val="26"/>
+          <w:szCs w:val="26"/>
+        </w:rPr>
+        <w:t xml:space="preserve"> </w:t>
+      </w:r>
+      <w:proofErr w:type="spellStart"/>
+      <w:r>
+        <w:rPr>
+          <w:b/>
+          <w:i/>
+          <w:sz w:val="26"/>
+          <w:szCs w:val="26"/>
+        </w:rPr>
+        <w:t>đại</w:t>
+      </w:r>
+      <w:proofErr w:type="spellEnd"/>
+      <w:r>
+        <w:rPr>
+          <w:b/>
+          <w:i/>
+          <w:sz w:val="26"/>
+          <w:szCs w:val="26"/>
+        </w:rPr>
+        <w:t xml:space="preserve"> </w:t>
+      </w:r>
+      <w:proofErr w:type="spellStart"/>
+      <w:r>
+        <w:rPr>
+          <w:b/>
+          <w:i/>
+          <w:sz w:val="26"/>
+          <w:szCs w:val="26"/>
+        </w:rPr>
+        <w:t>diện</w:t>
+      </w:r>
+      <w:proofErr w:type="spellEnd"/>
+      <w:r>
+        <w:rPr>
+          <w:b/>
+          <w:i/>
+          <w:sz w:val="26"/>
+          <w:szCs w:val="26"/>
+        </w:rPr>
+        <w:t xml:space="preserve"> </w:t>
+      </w:r>
+      <w:proofErr w:type="spellStart"/>
+      <w:proofErr w:type="gramStart"/>
+      <w:r>
+        <w:rPr>
+          <w:b/>
+          <w:i/>
+          <w:sz w:val="26"/>
+          <w:szCs w:val="26"/>
+        </w:rPr>
+        <w:t>theo</w:t>
+      </w:r>
+      <w:proofErr w:type="spellEnd"/>
+      <w:proofErr w:type="gramEnd"/>
+      <w:r>
+        <w:rPr>
+          <w:b/>
+          <w:i/>
+          <w:sz w:val="26"/>
+          <w:szCs w:val="26"/>
+        </w:rPr>
+        <w:t xml:space="preserve"> </w:t>
+      </w:r>
+      <w:proofErr w:type="spellStart"/>
+      <w:r>
+        <w:rPr>
+          <w:b/>
+          <w:i/>
+          <w:sz w:val="26"/>
+          <w:szCs w:val="26"/>
+        </w:rPr>
+        <w:t>pháp</w:t>
+      </w:r>
+      <w:proofErr w:type="spellEnd"/>
+      <w:r>
+        <w:rPr>
+          <w:b/>
+          <w:i/>
+          <w:sz w:val="26"/>
+          <w:szCs w:val="26"/>
+        </w:rPr>
+        <w:t xml:space="preserve"> </w:t>
+      </w:r>
+      <w:proofErr w:type="spellStart"/>
+      <w:r>
+        <w:rPr>
+          <w:b/>
+          <w:i/>
+          <w:sz w:val="26"/>
+          <w:szCs w:val="26"/>
+        </w:rPr>
+        <w:t>luật</w:t>
+      </w:r>
+      <w:proofErr w:type="spellEnd"/>
+      <w:r>
+        <w:rPr>
+          <w:b/>
+          <w:i/>
+          <w:sz w:val="26"/>
+          <w:szCs w:val="26"/>
+        </w:rPr>
+        <w:t>:</w:t>
       </w:r>
     </w:p>
     <w:p>
@@ -1917,13 +2438,47 @@
           <w:lang w:val="pt-BR"/>
         </w:rPr>
       </w:pPr>
-      <w:r>
-        <w:rPr>
-          <w:sz w:val="26"/>
-          <w:szCs w:val="26"/>
-        </w:rPr>
-        <w:t>Số hộ chiếu</w:t>
-      </w:r>
+      <w:proofErr w:type="spellStart"/>
+      <w:r>
+        <w:rPr>
+          <w:sz w:val="26"/>
+          <w:szCs w:val="26"/>
+        </w:rPr>
+        <w:t>Số</w:t>
+      </w:r>
+      <w:proofErr w:type="spellEnd"/>
+      <w:r>
+        <w:rPr>
+          <w:sz w:val="26"/>
+          <w:szCs w:val="26"/>
+        </w:rPr>
+        <w:t xml:space="preserve"> </w:t>
+      </w:r>
+      <w:proofErr w:type="spellStart"/>
+      <w:r>
+        <w:rPr>
+          <w:sz w:val="26"/>
+          <w:szCs w:val="26"/>
+        </w:rPr>
+        <w:t>hộ</w:t>
+      </w:r>
+      <w:proofErr w:type="spellEnd"/>
+      <w:r>
+        <w:rPr>
+          <w:sz w:val="26"/>
+          <w:szCs w:val="26"/>
+        </w:rPr>
+        <w:t xml:space="preserve"> </w:t>
+      </w:r>
+      <w:proofErr w:type="spellStart"/>
+      <w:r>
+        <w:rPr>
+          <w:sz w:val="26"/>
+          <w:szCs w:val="26"/>
+        </w:rPr>
+        <w:t>chiếu</w:t>
+      </w:r>
+      <w:proofErr w:type="spellEnd"/>
       <w:r>
         <w:rPr>
           <w:sz w:val="26"/>
@@ -2058,42 +2613,852 @@
           <w:sz w:val="26"/>
           <w:szCs w:val="26"/>
         </w:rPr>
-        <w:t xml:space="preserve">1. Nội dung điều chỉnh các Quyết định chấp thuận (điều chỉnh) chủ trương đầu tư </w:t>
-      </w:r>
-      <w:r>
-        <w:rPr>
-          <w:b/>
-          <w:i/>
-          <w:sz w:val="26"/>
-          <w:szCs w:val="26"/>
-        </w:rPr>
-        <w:t>(nếu có)</w:t>
-      </w:r>
-      <w:r>
-        <w:rPr>
-          <w:b/>
-          <w:sz w:val="26"/>
-          <w:szCs w:val="26"/>
-        </w:rPr>
-        <w:t xml:space="preserve">, Quyết định chấp thuận (điều chỉnh) nhà đầu tư </w:t>
-      </w:r>
-      <w:r>
-        <w:rPr>
-          <w:b/>
-          <w:i/>
-          <w:sz w:val="26"/>
-          <w:szCs w:val="26"/>
-        </w:rPr>
-        <w:t>(nếu có)</w:t>
-      </w:r>
-      <w:r>
-        <w:rPr>
-          <w:b/>
-          <w:sz w:val="26"/>
-          <w:szCs w:val="26"/>
-        </w:rPr>
-        <w:t>, Quyết định chấp thuận (điều chỉnh) chủ trương đầu tư đồng thời với chấp thuận nhà đầu tư</w:t>
-      </w:r>
+        <w:t xml:space="preserve">1. </w:t>
+      </w:r>
+      <w:proofErr w:type="spellStart"/>
+      <w:r>
+        <w:rPr>
+          <w:b/>
+          <w:sz w:val="26"/>
+          <w:szCs w:val="26"/>
+        </w:rPr>
+        <w:t>Nội</w:t>
+      </w:r>
+      <w:proofErr w:type="spellEnd"/>
+      <w:r>
+        <w:rPr>
+          <w:b/>
+          <w:sz w:val="26"/>
+          <w:szCs w:val="26"/>
+        </w:rPr>
+        <w:t xml:space="preserve"> dung </w:t>
+      </w:r>
+      <w:proofErr w:type="spellStart"/>
+      <w:r>
+        <w:rPr>
+          <w:b/>
+          <w:sz w:val="26"/>
+          <w:szCs w:val="26"/>
+        </w:rPr>
+        <w:t>điều</w:t>
+      </w:r>
+      <w:proofErr w:type="spellEnd"/>
+      <w:r>
+        <w:rPr>
+          <w:b/>
+          <w:sz w:val="26"/>
+          <w:szCs w:val="26"/>
+        </w:rPr>
+        <w:t xml:space="preserve"> </w:t>
+      </w:r>
+      <w:proofErr w:type="spellStart"/>
+      <w:r>
+        <w:rPr>
+          <w:b/>
+          <w:sz w:val="26"/>
+          <w:szCs w:val="26"/>
+        </w:rPr>
+        <w:t>chỉnh</w:t>
+      </w:r>
+      <w:proofErr w:type="spellEnd"/>
+      <w:r>
+        <w:rPr>
+          <w:b/>
+          <w:sz w:val="26"/>
+          <w:szCs w:val="26"/>
+        </w:rPr>
+        <w:t xml:space="preserve"> </w:t>
+      </w:r>
+      <w:proofErr w:type="spellStart"/>
+      <w:r>
+        <w:rPr>
+          <w:b/>
+          <w:sz w:val="26"/>
+          <w:szCs w:val="26"/>
+        </w:rPr>
+        <w:t>các</w:t>
+      </w:r>
+      <w:proofErr w:type="spellEnd"/>
+      <w:r>
+        <w:rPr>
+          <w:b/>
+          <w:sz w:val="26"/>
+          <w:szCs w:val="26"/>
+        </w:rPr>
+        <w:t xml:space="preserve"> </w:t>
+      </w:r>
+      <w:proofErr w:type="spellStart"/>
+      <w:r>
+        <w:rPr>
+          <w:b/>
+          <w:sz w:val="26"/>
+          <w:szCs w:val="26"/>
+        </w:rPr>
+        <w:t>Quyết</w:t>
+      </w:r>
+      <w:proofErr w:type="spellEnd"/>
+      <w:r>
+        <w:rPr>
+          <w:b/>
+          <w:sz w:val="26"/>
+          <w:szCs w:val="26"/>
+        </w:rPr>
+        <w:t xml:space="preserve"> </w:t>
+      </w:r>
+      <w:proofErr w:type="spellStart"/>
+      <w:r>
+        <w:rPr>
+          <w:b/>
+          <w:sz w:val="26"/>
+          <w:szCs w:val="26"/>
+        </w:rPr>
+        <w:t>định</w:t>
+      </w:r>
+      <w:proofErr w:type="spellEnd"/>
+      <w:r>
+        <w:rPr>
+          <w:b/>
+          <w:sz w:val="26"/>
+          <w:szCs w:val="26"/>
+        </w:rPr>
+        <w:t xml:space="preserve"> </w:t>
+      </w:r>
+      <w:proofErr w:type="spellStart"/>
+      <w:r>
+        <w:rPr>
+          <w:b/>
+          <w:sz w:val="26"/>
+          <w:szCs w:val="26"/>
+        </w:rPr>
+        <w:t>chấp</w:t>
+      </w:r>
+      <w:proofErr w:type="spellEnd"/>
+      <w:r>
+        <w:rPr>
+          <w:b/>
+          <w:sz w:val="26"/>
+          <w:szCs w:val="26"/>
+        </w:rPr>
+        <w:t xml:space="preserve"> </w:t>
+      </w:r>
+      <w:proofErr w:type="spellStart"/>
+      <w:r>
+        <w:rPr>
+          <w:b/>
+          <w:sz w:val="26"/>
+          <w:szCs w:val="26"/>
+        </w:rPr>
+        <w:t>thuận</w:t>
+      </w:r>
+      <w:proofErr w:type="spellEnd"/>
+      <w:r>
+        <w:rPr>
+          <w:b/>
+          <w:sz w:val="26"/>
+          <w:szCs w:val="26"/>
+        </w:rPr>
+        <w:t xml:space="preserve"> (</w:t>
+      </w:r>
+      <w:proofErr w:type="spellStart"/>
+      <w:r>
+        <w:rPr>
+          <w:b/>
+          <w:sz w:val="26"/>
+          <w:szCs w:val="26"/>
+        </w:rPr>
+        <w:t>điều</w:t>
+      </w:r>
+      <w:proofErr w:type="spellEnd"/>
+      <w:r>
+        <w:rPr>
+          <w:b/>
+          <w:sz w:val="26"/>
+          <w:szCs w:val="26"/>
+        </w:rPr>
+        <w:t xml:space="preserve"> </w:t>
+      </w:r>
+      <w:proofErr w:type="spellStart"/>
+      <w:r>
+        <w:rPr>
+          <w:b/>
+          <w:sz w:val="26"/>
+          <w:szCs w:val="26"/>
+        </w:rPr>
+        <w:t>chỉnh</w:t>
+      </w:r>
+      <w:proofErr w:type="spellEnd"/>
+      <w:r>
+        <w:rPr>
+          <w:b/>
+          <w:sz w:val="26"/>
+          <w:szCs w:val="26"/>
+        </w:rPr>
+        <w:t xml:space="preserve">) </w:t>
+      </w:r>
+      <w:proofErr w:type="spellStart"/>
+      <w:r>
+        <w:rPr>
+          <w:b/>
+          <w:sz w:val="26"/>
+          <w:szCs w:val="26"/>
+        </w:rPr>
+        <w:t>chủ</w:t>
+      </w:r>
+      <w:proofErr w:type="spellEnd"/>
+      <w:r>
+        <w:rPr>
+          <w:b/>
+          <w:sz w:val="26"/>
+          <w:szCs w:val="26"/>
+        </w:rPr>
+        <w:t xml:space="preserve"> </w:t>
+      </w:r>
+      <w:proofErr w:type="spellStart"/>
+      <w:r>
+        <w:rPr>
+          <w:b/>
+          <w:sz w:val="26"/>
+          <w:szCs w:val="26"/>
+        </w:rPr>
+        <w:t>trương</w:t>
+      </w:r>
+      <w:proofErr w:type="spellEnd"/>
+      <w:r>
+        <w:rPr>
+          <w:b/>
+          <w:sz w:val="26"/>
+          <w:szCs w:val="26"/>
+        </w:rPr>
+        <w:t xml:space="preserve"> </w:t>
+      </w:r>
+      <w:proofErr w:type="spellStart"/>
+      <w:r>
+        <w:rPr>
+          <w:b/>
+          <w:sz w:val="26"/>
+          <w:szCs w:val="26"/>
+        </w:rPr>
+        <w:t>đầu</w:t>
+      </w:r>
+      <w:proofErr w:type="spellEnd"/>
+      <w:r>
+        <w:rPr>
+          <w:b/>
+          <w:sz w:val="26"/>
+          <w:szCs w:val="26"/>
+        </w:rPr>
+        <w:t xml:space="preserve"> </w:t>
+      </w:r>
+      <w:proofErr w:type="spellStart"/>
+      <w:r>
+        <w:rPr>
+          <w:b/>
+          <w:sz w:val="26"/>
+          <w:szCs w:val="26"/>
+        </w:rPr>
+        <w:t>tư</w:t>
+      </w:r>
+      <w:proofErr w:type="spellEnd"/>
+      <w:r>
+        <w:rPr>
+          <w:b/>
+          <w:sz w:val="26"/>
+          <w:szCs w:val="26"/>
+        </w:rPr>
+        <w:t xml:space="preserve"> </w:t>
+      </w:r>
+      <w:r>
+        <w:rPr>
+          <w:b/>
+          <w:i/>
+          <w:sz w:val="26"/>
+          <w:szCs w:val="26"/>
+        </w:rPr>
+        <w:t>(</w:t>
+      </w:r>
+      <w:proofErr w:type="spellStart"/>
+      <w:r>
+        <w:rPr>
+          <w:b/>
+          <w:i/>
+          <w:sz w:val="26"/>
+          <w:szCs w:val="26"/>
+        </w:rPr>
+        <w:t>nếu</w:t>
+      </w:r>
+      <w:proofErr w:type="spellEnd"/>
+      <w:r>
+        <w:rPr>
+          <w:b/>
+          <w:i/>
+          <w:sz w:val="26"/>
+          <w:szCs w:val="26"/>
+        </w:rPr>
+        <w:t xml:space="preserve"> </w:t>
+      </w:r>
+      <w:proofErr w:type="spellStart"/>
+      <w:r>
+        <w:rPr>
+          <w:b/>
+          <w:i/>
+          <w:sz w:val="26"/>
+          <w:szCs w:val="26"/>
+        </w:rPr>
+        <w:t>có</w:t>
+      </w:r>
+      <w:proofErr w:type="spellEnd"/>
+      <w:r>
+        <w:rPr>
+          <w:b/>
+          <w:i/>
+          <w:sz w:val="26"/>
+          <w:szCs w:val="26"/>
+        </w:rPr>
+        <w:t>)</w:t>
+      </w:r>
+      <w:r>
+        <w:rPr>
+          <w:b/>
+          <w:sz w:val="26"/>
+          <w:szCs w:val="26"/>
+        </w:rPr>
+        <w:t xml:space="preserve">, </w:t>
+      </w:r>
+      <w:proofErr w:type="spellStart"/>
+      <w:r>
+        <w:rPr>
+          <w:b/>
+          <w:sz w:val="26"/>
+          <w:szCs w:val="26"/>
+        </w:rPr>
+        <w:t>Quyết</w:t>
+      </w:r>
+      <w:proofErr w:type="spellEnd"/>
+      <w:r>
+        <w:rPr>
+          <w:b/>
+          <w:sz w:val="26"/>
+          <w:szCs w:val="26"/>
+        </w:rPr>
+        <w:t xml:space="preserve"> </w:t>
+      </w:r>
+      <w:proofErr w:type="spellStart"/>
+      <w:r>
+        <w:rPr>
+          <w:b/>
+          <w:sz w:val="26"/>
+          <w:szCs w:val="26"/>
+        </w:rPr>
+        <w:t>định</w:t>
+      </w:r>
+      <w:proofErr w:type="spellEnd"/>
+      <w:r>
+        <w:rPr>
+          <w:b/>
+          <w:sz w:val="26"/>
+          <w:szCs w:val="26"/>
+        </w:rPr>
+        <w:t xml:space="preserve"> </w:t>
+      </w:r>
+      <w:proofErr w:type="spellStart"/>
+      <w:r>
+        <w:rPr>
+          <w:b/>
+          <w:sz w:val="26"/>
+          <w:szCs w:val="26"/>
+        </w:rPr>
+        <w:t>chấp</w:t>
+      </w:r>
+      <w:proofErr w:type="spellEnd"/>
+      <w:r>
+        <w:rPr>
+          <w:b/>
+          <w:sz w:val="26"/>
+          <w:szCs w:val="26"/>
+        </w:rPr>
+        <w:t xml:space="preserve"> </w:t>
+      </w:r>
+      <w:proofErr w:type="spellStart"/>
+      <w:r>
+        <w:rPr>
+          <w:b/>
+          <w:sz w:val="26"/>
+          <w:szCs w:val="26"/>
+        </w:rPr>
+        <w:t>thuận</w:t>
+      </w:r>
+      <w:proofErr w:type="spellEnd"/>
+      <w:r>
+        <w:rPr>
+          <w:b/>
+          <w:sz w:val="26"/>
+          <w:szCs w:val="26"/>
+        </w:rPr>
+        <w:t xml:space="preserve"> (</w:t>
+      </w:r>
+      <w:proofErr w:type="spellStart"/>
+      <w:r>
+        <w:rPr>
+          <w:b/>
+          <w:sz w:val="26"/>
+          <w:szCs w:val="26"/>
+        </w:rPr>
+        <w:t>điều</w:t>
+      </w:r>
+      <w:proofErr w:type="spellEnd"/>
+      <w:r>
+        <w:rPr>
+          <w:b/>
+          <w:sz w:val="26"/>
+          <w:szCs w:val="26"/>
+        </w:rPr>
+        <w:t xml:space="preserve"> </w:t>
+      </w:r>
+      <w:proofErr w:type="spellStart"/>
+      <w:r>
+        <w:rPr>
+          <w:b/>
+          <w:sz w:val="26"/>
+          <w:szCs w:val="26"/>
+        </w:rPr>
+        <w:t>chỉnh</w:t>
+      </w:r>
+      <w:proofErr w:type="spellEnd"/>
+      <w:r>
+        <w:rPr>
+          <w:b/>
+          <w:sz w:val="26"/>
+          <w:szCs w:val="26"/>
+        </w:rPr>
+        <w:t xml:space="preserve">) </w:t>
+      </w:r>
+      <w:proofErr w:type="spellStart"/>
+      <w:r>
+        <w:rPr>
+          <w:b/>
+          <w:sz w:val="26"/>
+          <w:szCs w:val="26"/>
+        </w:rPr>
+        <w:t>nhà</w:t>
+      </w:r>
+      <w:proofErr w:type="spellEnd"/>
+      <w:r>
+        <w:rPr>
+          <w:b/>
+          <w:sz w:val="26"/>
+          <w:szCs w:val="26"/>
+        </w:rPr>
+        <w:t xml:space="preserve"> </w:t>
+      </w:r>
+      <w:proofErr w:type="spellStart"/>
+      <w:r>
+        <w:rPr>
+          <w:b/>
+          <w:sz w:val="26"/>
+          <w:szCs w:val="26"/>
+        </w:rPr>
+        <w:t>đầu</w:t>
+      </w:r>
+      <w:proofErr w:type="spellEnd"/>
+      <w:r>
+        <w:rPr>
+          <w:b/>
+          <w:sz w:val="26"/>
+          <w:szCs w:val="26"/>
+        </w:rPr>
+        <w:t xml:space="preserve"> </w:t>
+      </w:r>
+      <w:proofErr w:type="spellStart"/>
+      <w:r>
+        <w:rPr>
+          <w:b/>
+          <w:sz w:val="26"/>
+          <w:szCs w:val="26"/>
+        </w:rPr>
+        <w:t>tư</w:t>
+      </w:r>
+      <w:proofErr w:type="spellEnd"/>
+      <w:r>
+        <w:rPr>
+          <w:b/>
+          <w:sz w:val="26"/>
+          <w:szCs w:val="26"/>
+        </w:rPr>
+        <w:t xml:space="preserve"> </w:t>
+      </w:r>
+      <w:r>
+        <w:rPr>
+          <w:b/>
+          <w:i/>
+          <w:sz w:val="26"/>
+          <w:szCs w:val="26"/>
+        </w:rPr>
+        <w:t>(</w:t>
+      </w:r>
+      <w:proofErr w:type="spellStart"/>
+      <w:r>
+        <w:rPr>
+          <w:b/>
+          <w:i/>
+          <w:sz w:val="26"/>
+          <w:szCs w:val="26"/>
+        </w:rPr>
+        <w:t>nếu</w:t>
+      </w:r>
+      <w:proofErr w:type="spellEnd"/>
+      <w:r>
+        <w:rPr>
+          <w:b/>
+          <w:i/>
+          <w:sz w:val="26"/>
+          <w:szCs w:val="26"/>
+        </w:rPr>
+        <w:t xml:space="preserve"> </w:t>
+      </w:r>
+      <w:proofErr w:type="spellStart"/>
+      <w:r>
+        <w:rPr>
+          <w:b/>
+          <w:i/>
+          <w:sz w:val="26"/>
+          <w:szCs w:val="26"/>
+        </w:rPr>
+        <w:t>có</w:t>
+      </w:r>
+      <w:proofErr w:type="spellEnd"/>
+      <w:r>
+        <w:rPr>
+          <w:b/>
+          <w:i/>
+          <w:sz w:val="26"/>
+          <w:szCs w:val="26"/>
+        </w:rPr>
+        <w:t>)</w:t>
+      </w:r>
+      <w:r>
+        <w:rPr>
+          <w:b/>
+          <w:sz w:val="26"/>
+          <w:szCs w:val="26"/>
+        </w:rPr>
+        <w:t xml:space="preserve">, </w:t>
+      </w:r>
+      <w:proofErr w:type="spellStart"/>
+      <w:r>
+        <w:rPr>
+          <w:b/>
+          <w:sz w:val="26"/>
+          <w:szCs w:val="26"/>
+        </w:rPr>
+        <w:t>Quyết</w:t>
+      </w:r>
+      <w:proofErr w:type="spellEnd"/>
+      <w:r>
+        <w:rPr>
+          <w:b/>
+          <w:sz w:val="26"/>
+          <w:szCs w:val="26"/>
+        </w:rPr>
+        <w:t xml:space="preserve"> </w:t>
+      </w:r>
+      <w:proofErr w:type="spellStart"/>
+      <w:r>
+        <w:rPr>
+          <w:b/>
+          <w:sz w:val="26"/>
+          <w:szCs w:val="26"/>
+        </w:rPr>
+        <w:t>định</w:t>
+      </w:r>
+      <w:proofErr w:type="spellEnd"/>
+      <w:r>
+        <w:rPr>
+          <w:b/>
+          <w:sz w:val="26"/>
+          <w:szCs w:val="26"/>
+        </w:rPr>
+        <w:t xml:space="preserve"> </w:t>
+      </w:r>
+      <w:proofErr w:type="spellStart"/>
+      <w:r>
+        <w:rPr>
+          <w:b/>
+          <w:sz w:val="26"/>
+          <w:szCs w:val="26"/>
+        </w:rPr>
+        <w:t>chấp</w:t>
+      </w:r>
+      <w:proofErr w:type="spellEnd"/>
+      <w:r>
+        <w:rPr>
+          <w:b/>
+          <w:sz w:val="26"/>
+          <w:szCs w:val="26"/>
+        </w:rPr>
+        <w:t xml:space="preserve"> </w:t>
+      </w:r>
+      <w:proofErr w:type="spellStart"/>
+      <w:r>
+        <w:rPr>
+          <w:b/>
+          <w:sz w:val="26"/>
+          <w:szCs w:val="26"/>
+        </w:rPr>
+        <w:t>thuận</w:t>
+      </w:r>
+      <w:proofErr w:type="spellEnd"/>
+      <w:r>
+        <w:rPr>
+          <w:b/>
+          <w:sz w:val="26"/>
+          <w:szCs w:val="26"/>
+        </w:rPr>
+        <w:t xml:space="preserve"> (</w:t>
+      </w:r>
+      <w:proofErr w:type="spellStart"/>
+      <w:r>
+        <w:rPr>
+          <w:b/>
+          <w:sz w:val="26"/>
+          <w:szCs w:val="26"/>
+        </w:rPr>
+        <w:t>điều</w:t>
+      </w:r>
+      <w:proofErr w:type="spellEnd"/>
+      <w:r>
+        <w:rPr>
+          <w:b/>
+          <w:sz w:val="26"/>
+          <w:szCs w:val="26"/>
+        </w:rPr>
+        <w:t xml:space="preserve"> </w:t>
+      </w:r>
+      <w:proofErr w:type="spellStart"/>
+      <w:r>
+        <w:rPr>
+          <w:b/>
+          <w:sz w:val="26"/>
+          <w:szCs w:val="26"/>
+        </w:rPr>
+        <w:t>chỉnh</w:t>
+      </w:r>
+      <w:proofErr w:type="spellEnd"/>
+      <w:r>
+        <w:rPr>
+          <w:b/>
+          <w:sz w:val="26"/>
+          <w:szCs w:val="26"/>
+        </w:rPr>
+        <w:t xml:space="preserve">) </w:t>
+      </w:r>
+      <w:proofErr w:type="spellStart"/>
+      <w:r>
+        <w:rPr>
+          <w:b/>
+          <w:sz w:val="26"/>
+          <w:szCs w:val="26"/>
+        </w:rPr>
+        <w:t>chủ</w:t>
+      </w:r>
+      <w:proofErr w:type="spellEnd"/>
+      <w:r>
+        <w:rPr>
+          <w:b/>
+          <w:sz w:val="26"/>
+          <w:szCs w:val="26"/>
+        </w:rPr>
+        <w:t xml:space="preserve"> </w:t>
+      </w:r>
+      <w:proofErr w:type="spellStart"/>
+      <w:r>
+        <w:rPr>
+          <w:b/>
+          <w:sz w:val="26"/>
+          <w:szCs w:val="26"/>
+        </w:rPr>
+        <w:t>trương</w:t>
+      </w:r>
+      <w:proofErr w:type="spellEnd"/>
+      <w:r>
+        <w:rPr>
+          <w:b/>
+          <w:sz w:val="26"/>
+          <w:szCs w:val="26"/>
+        </w:rPr>
+        <w:t xml:space="preserve"> </w:t>
+      </w:r>
+      <w:proofErr w:type="spellStart"/>
+      <w:r>
+        <w:rPr>
+          <w:b/>
+          <w:sz w:val="26"/>
+          <w:szCs w:val="26"/>
+        </w:rPr>
+        <w:t>đầu</w:t>
+      </w:r>
+      <w:proofErr w:type="spellEnd"/>
+      <w:r>
+        <w:rPr>
+          <w:b/>
+          <w:sz w:val="26"/>
+          <w:szCs w:val="26"/>
+        </w:rPr>
+        <w:t xml:space="preserve"> </w:t>
+      </w:r>
+      <w:proofErr w:type="spellStart"/>
+      <w:r>
+        <w:rPr>
+          <w:b/>
+          <w:sz w:val="26"/>
+          <w:szCs w:val="26"/>
+        </w:rPr>
+        <w:t>tư</w:t>
+      </w:r>
+      <w:proofErr w:type="spellEnd"/>
+      <w:r>
+        <w:rPr>
+          <w:b/>
+          <w:sz w:val="26"/>
+          <w:szCs w:val="26"/>
+        </w:rPr>
+        <w:t xml:space="preserve"> </w:t>
+      </w:r>
+      <w:proofErr w:type="spellStart"/>
+      <w:r>
+        <w:rPr>
+          <w:b/>
+          <w:sz w:val="26"/>
+          <w:szCs w:val="26"/>
+        </w:rPr>
+        <w:t>đồng</w:t>
+      </w:r>
+      <w:proofErr w:type="spellEnd"/>
+      <w:r>
+        <w:rPr>
+          <w:b/>
+          <w:sz w:val="26"/>
+          <w:szCs w:val="26"/>
+        </w:rPr>
+        <w:t xml:space="preserve"> </w:t>
+      </w:r>
+      <w:proofErr w:type="spellStart"/>
+      <w:r>
+        <w:rPr>
+          <w:b/>
+          <w:sz w:val="26"/>
+          <w:szCs w:val="26"/>
+        </w:rPr>
+        <w:t>thời</w:t>
+      </w:r>
+      <w:proofErr w:type="spellEnd"/>
+      <w:r>
+        <w:rPr>
+          <w:b/>
+          <w:sz w:val="26"/>
+          <w:szCs w:val="26"/>
+        </w:rPr>
+        <w:t xml:space="preserve"> </w:t>
+      </w:r>
+      <w:proofErr w:type="spellStart"/>
+      <w:r>
+        <w:rPr>
+          <w:b/>
+          <w:sz w:val="26"/>
+          <w:szCs w:val="26"/>
+        </w:rPr>
+        <w:t>với</w:t>
+      </w:r>
+      <w:proofErr w:type="spellEnd"/>
+      <w:r>
+        <w:rPr>
+          <w:b/>
+          <w:sz w:val="26"/>
+          <w:szCs w:val="26"/>
+        </w:rPr>
+        <w:t xml:space="preserve"> </w:t>
+      </w:r>
+      <w:proofErr w:type="spellStart"/>
+      <w:r>
+        <w:rPr>
+          <w:b/>
+          <w:sz w:val="26"/>
+          <w:szCs w:val="26"/>
+        </w:rPr>
+        <w:t>chấp</w:t>
+      </w:r>
+      <w:proofErr w:type="spellEnd"/>
+      <w:r>
+        <w:rPr>
+          <w:b/>
+          <w:sz w:val="26"/>
+          <w:szCs w:val="26"/>
+        </w:rPr>
+        <w:t xml:space="preserve"> </w:t>
+      </w:r>
+      <w:proofErr w:type="spellStart"/>
+      <w:r>
+        <w:rPr>
+          <w:b/>
+          <w:sz w:val="26"/>
+          <w:szCs w:val="26"/>
+        </w:rPr>
+        <w:t>thuận</w:t>
+      </w:r>
+      <w:proofErr w:type="spellEnd"/>
+      <w:r>
+        <w:rPr>
+          <w:b/>
+          <w:sz w:val="26"/>
+          <w:szCs w:val="26"/>
+        </w:rPr>
+        <w:t xml:space="preserve"> </w:t>
+      </w:r>
+      <w:proofErr w:type="spellStart"/>
+      <w:r>
+        <w:rPr>
+          <w:b/>
+          <w:sz w:val="26"/>
+          <w:szCs w:val="26"/>
+        </w:rPr>
+        <w:t>nhà</w:t>
+      </w:r>
+      <w:proofErr w:type="spellEnd"/>
+      <w:r>
+        <w:rPr>
+          <w:b/>
+          <w:sz w:val="26"/>
+          <w:szCs w:val="26"/>
+        </w:rPr>
+        <w:t xml:space="preserve"> </w:t>
+      </w:r>
+      <w:proofErr w:type="spellStart"/>
+      <w:r>
+        <w:rPr>
+          <w:b/>
+          <w:sz w:val="26"/>
+          <w:szCs w:val="26"/>
+        </w:rPr>
+        <w:t>đầu</w:t>
+      </w:r>
+      <w:proofErr w:type="spellEnd"/>
+      <w:r>
+        <w:rPr>
+          <w:b/>
+          <w:sz w:val="26"/>
+          <w:szCs w:val="26"/>
+        </w:rPr>
+        <w:t xml:space="preserve"> </w:t>
+      </w:r>
+      <w:proofErr w:type="spellStart"/>
+      <w:r>
+        <w:rPr>
+          <w:b/>
+          <w:sz w:val="26"/>
+          <w:szCs w:val="26"/>
+        </w:rPr>
+        <w:t>tư</w:t>
+      </w:r>
+      <w:proofErr w:type="spellEnd"/>
       <w:r>
         <w:rPr>
           <w:b/>
@@ -2103,13 +3468,31 @@
         </w:rPr>
         <w:t xml:space="preserve">: </w:t>
       </w:r>
-      <w:r>
-        <w:rPr>
-          <w:sz w:val="26"/>
-          <w:szCs w:val="26"/>
-        </w:rPr>
-        <w:t>Không có</w:t>
-      </w:r>
+      <w:proofErr w:type="spellStart"/>
+      <w:r>
+        <w:rPr>
+          <w:sz w:val="26"/>
+          <w:szCs w:val="26"/>
+        </w:rPr>
+        <w:t>Không</w:t>
+      </w:r>
+      <w:proofErr w:type="spellEnd"/>
+      <w:r>
+        <w:rPr>
+          <w:sz w:val="26"/>
+          <w:szCs w:val="26"/>
+        </w:rPr>
+        <w:t xml:space="preserve"> </w:t>
+      </w:r>
+      <w:proofErr w:type="spellStart"/>
+      <w:r>
+        <w:rPr>
+          <w:sz w:val="26"/>
+          <w:szCs w:val="26"/>
+        </w:rPr>
+        <w:t>có</w:t>
+      </w:r>
+      <w:proofErr w:type="spellEnd"/>
     </w:p>
     <w:p>
       <w:pPr>
@@ -2130,8 +3513,180 @@
           <w:sz w:val="26"/>
           <w:szCs w:val="26"/>
         </w:rPr>
-        <w:t>2. Nội dung điều chỉnh Giấy chứng nhận đăng ký đầu tư</w:t>
-      </w:r>
+        <w:t xml:space="preserve">2. </w:t>
+      </w:r>
+      <w:proofErr w:type="spellStart"/>
+      <w:r>
+        <w:rPr>
+          <w:b/>
+          <w:sz w:val="26"/>
+          <w:szCs w:val="26"/>
+        </w:rPr>
+        <w:t>Nội</w:t>
+      </w:r>
+      <w:proofErr w:type="spellEnd"/>
+      <w:r>
+        <w:rPr>
+          <w:b/>
+          <w:sz w:val="26"/>
+          <w:szCs w:val="26"/>
+        </w:rPr>
+        <w:t xml:space="preserve"> dung </w:t>
+      </w:r>
+      <w:proofErr w:type="spellStart"/>
+      <w:r>
+        <w:rPr>
+          <w:b/>
+          <w:sz w:val="26"/>
+          <w:szCs w:val="26"/>
+        </w:rPr>
+        <w:t>điều</w:t>
+      </w:r>
+      <w:proofErr w:type="spellEnd"/>
+      <w:r>
+        <w:rPr>
+          <w:b/>
+          <w:sz w:val="26"/>
+          <w:szCs w:val="26"/>
+        </w:rPr>
+        <w:t xml:space="preserve"> </w:t>
+      </w:r>
+      <w:proofErr w:type="spellStart"/>
+      <w:r>
+        <w:rPr>
+          <w:b/>
+          <w:sz w:val="26"/>
+          <w:szCs w:val="26"/>
+        </w:rPr>
+        <w:t>chỉnh</w:t>
+      </w:r>
+      <w:proofErr w:type="spellEnd"/>
+      <w:r>
+        <w:rPr>
+          <w:b/>
+          <w:sz w:val="26"/>
+          <w:szCs w:val="26"/>
+        </w:rPr>
+        <w:t xml:space="preserve"> </w:t>
+      </w:r>
+      <w:proofErr w:type="spellStart"/>
+      <w:r>
+        <w:rPr>
+          <w:b/>
+          <w:sz w:val="26"/>
+          <w:szCs w:val="26"/>
+        </w:rPr>
+        <w:t>Giấy</w:t>
+      </w:r>
+      <w:proofErr w:type="spellEnd"/>
+      <w:r>
+        <w:rPr>
+          <w:b/>
+          <w:sz w:val="26"/>
+          <w:szCs w:val="26"/>
+        </w:rPr>
+        <w:t xml:space="preserve"> </w:t>
+      </w:r>
+      <w:proofErr w:type="spellStart"/>
+      <w:r>
+        <w:rPr>
+          <w:b/>
+          <w:sz w:val="26"/>
+          <w:szCs w:val="26"/>
+        </w:rPr>
+        <w:t>chứng</w:t>
+      </w:r>
+      <w:proofErr w:type="spellEnd"/>
+      <w:r>
+        <w:rPr>
+          <w:b/>
+          <w:sz w:val="26"/>
+          <w:szCs w:val="26"/>
+        </w:rPr>
+        <w:t xml:space="preserve"> </w:t>
+      </w:r>
+      <w:proofErr w:type="spellStart"/>
+      <w:r>
+        <w:rPr>
+          <w:b/>
+          <w:sz w:val="26"/>
+          <w:szCs w:val="26"/>
+        </w:rPr>
+        <w:t>nhận</w:t>
+      </w:r>
+      <w:proofErr w:type="spellEnd"/>
+      <w:r>
+        <w:rPr>
+          <w:b/>
+          <w:sz w:val="26"/>
+          <w:szCs w:val="26"/>
+        </w:rPr>
+        <w:t xml:space="preserve"> </w:t>
+      </w:r>
+      <w:proofErr w:type="spellStart"/>
+      <w:r>
+        <w:rPr>
+          <w:b/>
+          <w:sz w:val="26"/>
+          <w:szCs w:val="26"/>
+        </w:rPr>
+        <w:t>đăng</w:t>
+      </w:r>
+      <w:proofErr w:type="spellEnd"/>
+      <w:r>
+        <w:rPr>
+          <w:b/>
+          <w:sz w:val="26"/>
+          <w:szCs w:val="26"/>
+        </w:rPr>
+        <w:t xml:space="preserve"> </w:t>
+      </w:r>
+      <w:proofErr w:type="spellStart"/>
+      <w:r>
+        <w:rPr>
+          <w:b/>
+          <w:sz w:val="26"/>
+          <w:szCs w:val="26"/>
+        </w:rPr>
+        <w:t>ký</w:t>
+      </w:r>
+      <w:proofErr w:type="spellEnd"/>
+      <w:r>
+        <w:rPr>
+          <w:b/>
+          <w:sz w:val="26"/>
+          <w:szCs w:val="26"/>
+        </w:rPr>
+        <w:t xml:space="preserve"> </w:t>
+      </w:r>
+      <w:proofErr w:type="spellStart"/>
+      <w:r>
+        <w:rPr>
+          <w:b/>
+          <w:sz w:val="26"/>
+          <w:szCs w:val="26"/>
+        </w:rPr>
+        <w:t>đầu</w:t>
+      </w:r>
+      <w:proofErr w:type="spellEnd"/>
+      <w:r>
+        <w:rPr>
+          <w:b/>
+          <w:sz w:val="26"/>
+          <w:szCs w:val="26"/>
+        </w:rPr>
+        <w:t xml:space="preserve"> </w:t>
+      </w:r>
+      <w:proofErr w:type="spellStart"/>
+      <w:r>
+        <w:rPr>
+          <w:b/>
+          <w:sz w:val="26"/>
+          <w:szCs w:val="26"/>
+        </w:rPr>
+        <w:t>tư</w:t>
+      </w:r>
+      <w:proofErr w:type="spellEnd"/>
     </w:p>
     <w:p>
       <w:pPr>
@@ -2156,8 +3711,108 @@
           <w:sz w:val="26"/>
           <w:szCs w:val="26"/>
         </w:rPr>
-        <w:t>a) Nội dung điều chỉnh thứ nhất</w:t>
-      </w:r>
+        <w:t xml:space="preserve">a) </w:t>
+      </w:r>
+      <w:proofErr w:type="spellStart"/>
+      <w:r>
+        <w:rPr>
+          <w:b/>
+          <w:i/>
+          <w:iCs/>
+          <w:sz w:val="26"/>
+          <w:szCs w:val="26"/>
+        </w:rPr>
+        <w:t>Nội</w:t>
+      </w:r>
+      <w:proofErr w:type="spellEnd"/>
+      <w:r>
+        <w:rPr>
+          <w:b/>
+          <w:i/>
+          <w:iCs/>
+          <w:sz w:val="26"/>
+          <w:szCs w:val="26"/>
+        </w:rPr>
+        <w:t xml:space="preserve"> dung </w:t>
+      </w:r>
+      <w:proofErr w:type="spellStart"/>
+      <w:r>
+        <w:rPr>
+          <w:b/>
+          <w:i/>
+          <w:iCs/>
+          <w:sz w:val="26"/>
+          <w:szCs w:val="26"/>
+        </w:rPr>
+        <w:t>điều</w:t>
+      </w:r>
+      <w:proofErr w:type="spellEnd"/>
+      <w:r>
+        <w:rPr>
+          <w:b/>
+          <w:i/>
+          <w:iCs/>
+          <w:sz w:val="26"/>
+          <w:szCs w:val="26"/>
+        </w:rPr>
+        <w:t xml:space="preserve"> </w:t>
+      </w:r>
+      <w:proofErr w:type="spellStart"/>
+      <w:r>
+        <w:rPr>
+          <w:b/>
+          <w:i/>
+          <w:iCs/>
+          <w:sz w:val="26"/>
+          <w:szCs w:val="26"/>
+        </w:rPr>
+        <w:t>chỉnh</w:t>
+      </w:r>
+      <w:proofErr w:type="spellEnd"/>
+      <w:r>
+        <w:rPr>
+          <w:b/>
+          <w:i/>
+          <w:iCs/>
+          <w:sz w:val="26"/>
+          <w:szCs w:val="26"/>
+        </w:rPr>
+        <w:t xml:space="preserve"> </w:t>
+      </w:r>
+      <w:proofErr w:type="spellStart"/>
+      <w:r>
+        <w:rPr>
+          <w:b/>
+          <w:i/>
+          <w:iCs/>
+          <w:sz w:val="26"/>
+          <w:szCs w:val="26"/>
+        </w:rPr>
+        <w:t>thứ</w:t>
+      </w:r>
+      <w:proofErr w:type="spellEnd"/>
+      <w:r>
+        <w:rPr>
+          <w:b/>
+          <w:i/>
+          <w:iCs/>
+          <w:sz w:val="26"/>
+          <w:szCs w:val="26"/>
+        </w:rPr>
+        <w:t xml:space="preserve"> </w:t>
+      </w:r>
+      <w:proofErr w:type="spellStart"/>
+      <w:r>
+        <w:rPr>
+          <w:b/>
+          <w:i/>
+          <w:iCs/>
+          <w:sz w:val="26"/>
+          <w:szCs w:val="26"/>
+        </w:rPr>
+        <w:t>nhất</w:t>
+      </w:r>
+      <w:proofErr w:type="spellEnd"/>
     </w:p>
     <w:p>
       <w:pPr>
@@ -2176,7 +3831,199 @@
           <w:sz w:val="26"/>
           <w:szCs w:val="26"/>
         </w:rPr>
-        <w:t xml:space="preserve">- Nội dung đã quy định tại Giấy chứng nhận đăng ký đầu tư: </w:t>
+        <w:t xml:space="preserve">- </w:t>
+      </w:r>
+      <w:proofErr w:type="spellStart"/>
+      <w:r>
+        <w:rPr>
+          <w:sz w:val="26"/>
+          <w:szCs w:val="26"/>
+        </w:rPr>
+        <w:t>Nội</w:t>
+      </w:r>
+      <w:proofErr w:type="spellEnd"/>
+      <w:r>
+        <w:rPr>
+          <w:sz w:val="26"/>
+          <w:szCs w:val="26"/>
+        </w:rPr>
+        <w:t xml:space="preserve"> dung </w:t>
+      </w:r>
+      <w:proofErr w:type="spellStart"/>
+      <w:r>
+        <w:rPr>
+          <w:sz w:val="26"/>
+          <w:szCs w:val="26"/>
+        </w:rPr>
+        <w:t>đã</w:t>
+      </w:r>
+      <w:proofErr w:type="spellEnd"/>
+      <w:r>
+        <w:rPr>
+          <w:sz w:val="26"/>
+          <w:szCs w:val="26"/>
+        </w:rPr>
+        <w:t xml:space="preserve"> </w:t>
+      </w:r>
+      <w:proofErr w:type="spellStart"/>
+      <w:r>
+        <w:rPr>
+          <w:sz w:val="26"/>
+          <w:szCs w:val="26"/>
+        </w:rPr>
+        <w:t>quy</w:t>
+      </w:r>
+      <w:proofErr w:type="spellEnd"/>
+      <w:r>
+        <w:rPr>
+          <w:sz w:val="26"/>
+          <w:szCs w:val="26"/>
+        </w:rPr>
+        <w:t xml:space="preserve"> </w:t>
+      </w:r>
+      <w:proofErr w:type="spellStart"/>
+      <w:r>
+        <w:rPr>
+          <w:sz w:val="26"/>
+          <w:szCs w:val="26"/>
+        </w:rPr>
+        <w:t>định</w:t>
+      </w:r>
+      <w:proofErr w:type="spellEnd"/>
+      <w:r>
+        <w:rPr>
+          <w:sz w:val="26"/>
+          <w:szCs w:val="26"/>
+        </w:rPr>
+        <w:t xml:space="preserve"> </w:t>
+      </w:r>
+      <w:proofErr w:type="spellStart"/>
+      <w:r>
+        <w:rPr>
+          <w:sz w:val="26"/>
+          <w:szCs w:val="26"/>
+        </w:rPr>
+        <w:t>tại</w:t>
+      </w:r>
+      <w:proofErr w:type="spellEnd"/>
+      <w:r>
+        <w:rPr>
+          <w:sz w:val="26"/>
+          <w:szCs w:val="26"/>
+        </w:rPr>
+        <w:t xml:space="preserve"> </w:t>
+      </w:r>
+      <w:proofErr w:type="spellStart"/>
+      <w:r>
+        <w:rPr>
+          <w:sz w:val="26"/>
+          <w:szCs w:val="26"/>
+        </w:rPr>
+        <w:t>Giấy</w:t>
+      </w:r>
+      <w:proofErr w:type="spellEnd"/>
+      <w:r>
+        <w:rPr>
+          <w:sz w:val="26"/>
+          <w:szCs w:val="26"/>
+        </w:rPr>
+        <w:t xml:space="preserve"> </w:t>
+      </w:r>
+      <w:proofErr w:type="spellStart"/>
+      <w:r>
+        <w:rPr>
+          <w:sz w:val="26"/>
+          <w:szCs w:val="26"/>
+        </w:rPr>
+        <w:t>chứng</w:t>
+      </w:r>
+      <w:proofErr w:type="spellEnd"/>
+      <w:r>
+        <w:rPr>
+          <w:sz w:val="26"/>
+          <w:szCs w:val="26"/>
+        </w:rPr>
+        <w:t xml:space="preserve"> </w:t>
+      </w:r>
+      <w:proofErr w:type="spellStart"/>
+      <w:r>
+        <w:rPr>
+          <w:sz w:val="26"/>
+          <w:szCs w:val="26"/>
+        </w:rPr>
+        <w:t>nhận</w:t>
+      </w:r>
+      <w:proofErr w:type="spellEnd"/>
+      <w:r>
+        <w:rPr>
+          <w:sz w:val="26"/>
+          <w:szCs w:val="26"/>
+        </w:rPr>
+        <w:t xml:space="preserve"> </w:t>
+      </w:r>
+      <w:proofErr w:type="spellStart"/>
+      <w:r>
+        <w:rPr>
+          <w:sz w:val="26"/>
+          <w:szCs w:val="26"/>
+        </w:rPr>
+        <w:t>đăng</w:t>
+      </w:r>
+      <w:proofErr w:type="spellEnd"/>
+      <w:r>
+        <w:rPr>
+          <w:sz w:val="26"/>
+          <w:szCs w:val="26"/>
+        </w:rPr>
+        <w:t xml:space="preserve"> </w:t>
+      </w:r>
+      <w:proofErr w:type="spellStart"/>
+      <w:r>
+        <w:rPr>
+          <w:sz w:val="26"/>
+          <w:szCs w:val="26"/>
+        </w:rPr>
+        <w:t>ký</w:t>
+      </w:r>
+      <w:proofErr w:type="spellEnd"/>
+      <w:r>
+        <w:rPr>
+          <w:sz w:val="26"/>
+          <w:szCs w:val="26"/>
+        </w:rPr>
+        <w:t xml:space="preserve"> </w:t>
+      </w:r>
+      <w:proofErr w:type="spellStart"/>
+      <w:r>
+        <w:rPr>
+          <w:sz w:val="26"/>
+          <w:szCs w:val="26"/>
+        </w:rPr>
+        <w:t>đầu</w:t>
+      </w:r>
+      <w:proofErr w:type="spellEnd"/>
+      <w:r>
+        <w:rPr>
+          <w:sz w:val="26"/>
+          <w:szCs w:val="26"/>
+        </w:rPr>
+        <w:t xml:space="preserve"> </w:t>
+      </w:r>
+      <w:proofErr w:type="spellStart"/>
+      <w:r>
+        <w:rPr>
+          <w:sz w:val="26"/>
+          <w:szCs w:val="26"/>
+        </w:rPr>
+        <w:t>tư</w:t>
+      </w:r>
+      <w:proofErr w:type="spellEnd"/>
+      <w:r>
+        <w:rPr>
+          <w:sz w:val="26"/>
+          <w:szCs w:val="26"/>
+        </w:rPr>
+        <w:t xml:space="preserve">: </w:t>
       </w:r>
       <w:r>
         <w:rPr>
@@ -2190,7 +4037,455 @@
           <w:sz w:val="26"/>
           <w:szCs w:val="26"/>
         </w:rPr>
-        <w:t>7. Thời hạn hoạt động của dự án: 35 năm, kể từ ngày được cấp Giấy chứng nhận đăng ký đầu tư (Thời gian thuê xưởng đến ngày 17 tháng 8 năm 2026)</w:t>
+        <w:t xml:space="preserve">7. </w:t>
+      </w:r>
+      <w:proofErr w:type="spellStart"/>
+      <w:r>
+        <w:rPr>
+          <w:sz w:val="26"/>
+          <w:szCs w:val="26"/>
+        </w:rPr>
+        <w:t>Thời</w:t>
+      </w:r>
+      <w:proofErr w:type="spellEnd"/>
+      <w:r>
+        <w:rPr>
+          <w:sz w:val="26"/>
+          <w:szCs w:val="26"/>
+        </w:rPr>
+        <w:t xml:space="preserve"> </w:t>
+      </w:r>
+      <w:proofErr w:type="spellStart"/>
+      <w:r>
+        <w:rPr>
+          <w:sz w:val="26"/>
+          <w:szCs w:val="26"/>
+        </w:rPr>
+        <w:t>hạn</w:t>
+      </w:r>
+      <w:proofErr w:type="spellEnd"/>
+      <w:r>
+        <w:rPr>
+          <w:sz w:val="26"/>
+          <w:szCs w:val="26"/>
+        </w:rPr>
+        <w:t xml:space="preserve"> </w:t>
+      </w:r>
+      <w:proofErr w:type="spellStart"/>
+      <w:r>
+        <w:rPr>
+          <w:sz w:val="26"/>
+          <w:szCs w:val="26"/>
+        </w:rPr>
+        <w:t>hoạt</w:t>
+      </w:r>
+      <w:proofErr w:type="spellEnd"/>
+      <w:r>
+        <w:rPr>
+          <w:sz w:val="26"/>
+          <w:szCs w:val="26"/>
+        </w:rPr>
+        <w:t xml:space="preserve"> </w:t>
+      </w:r>
+      <w:proofErr w:type="spellStart"/>
+      <w:r>
+        <w:rPr>
+          <w:sz w:val="26"/>
+          <w:szCs w:val="26"/>
+        </w:rPr>
+        <w:t>động</w:t>
+      </w:r>
+      <w:proofErr w:type="spellEnd"/>
+      <w:r>
+        <w:rPr>
+          <w:sz w:val="26"/>
+          <w:szCs w:val="26"/>
+        </w:rPr>
+        <w:t xml:space="preserve"> </w:t>
+      </w:r>
+      <w:proofErr w:type="spellStart"/>
+      <w:r>
+        <w:rPr>
+          <w:sz w:val="26"/>
+          <w:szCs w:val="26"/>
+        </w:rPr>
+        <w:t>của</w:t>
+      </w:r>
+      <w:proofErr w:type="spellEnd"/>
+      <w:r>
+        <w:rPr>
+          <w:sz w:val="26"/>
+          <w:szCs w:val="26"/>
+        </w:rPr>
+        <w:t xml:space="preserve"> </w:t>
+      </w:r>
+      <w:proofErr w:type="spellStart"/>
+      <w:r>
+        <w:rPr>
+          <w:sz w:val="26"/>
+          <w:szCs w:val="26"/>
+        </w:rPr>
+        <w:t>dự</w:t>
+      </w:r>
+      <w:proofErr w:type="spellEnd"/>
+      <w:r>
+        <w:rPr>
+          <w:sz w:val="26"/>
+          <w:szCs w:val="26"/>
+        </w:rPr>
+        <w:t xml:space="preserve"> </w:t>
+      </w:r>
+      <w:proofErr w:type="spellStart"/>
+      <w:r>
+        <w:rPr>
+          <w:sz w:val="26"/>
+          <w:szCs w:val="26"/>
+        </w:rPr>
+        <w:t>án</w:t>
+      </w:r>
+      <w:proofErr w:type="spellEnd"/>
+      <w:r>
+        <w:rPr>
+          <w:sz w:val="26"/>
+          <w:szCs w:val="26"/>
+        </w:rPr>
+        <w:t xml:space="preserve">: 35 </w:t>
+      </w:r>
+      <w:proofErr w:type="spellStart"/>
+      <w:r>
+        <w:rPr>
+          <w:sz w:val="26"/>
+          <w:szCs w:val="26"/>
+        </w:rPr>
+        <w:t>năm</w:t>
+      </w:r>
+      <w:proofErr w:type="spellEnd"/>
+      <w:r>
+        <w:rPr>
+          <w:sz w:val="26"/>
+          <w:szCs w:val="26"/>
+        </w:rPr>
+        <w:t xml:space="preserve">, </w:t>
+      </w:r>
+      <w:proofErr w:type="spellStart"/>
+      <w:r>
+        <w:rPr>
+          <w:sz w:val="26"/>
+          <w:szCs w:val="26"/>
+        </w:rPr>
+        <w:t>kể</w:t>
+      </w:r>
+      <w:proofErr w:type="spellEnd"/>
+      <w:r>
+        <w:rPr>
+          <w:sz w:val="26"/>
+          <w:szCs w:val="26"/>
+        </w:rPr>
+        <w:t xml:space="preserve"> </w:t>
+      </w:r>
+      <w:proofErr w:type="spellStart"/>
+      <w:r>
+        <w:rPr>
+          <w:sz w:val="26"/>
+          <w:szCs w:val="26"/>
+        </w:rPr>
+        <w:t>từ</w:t>
+      </w:r>
+      <w:proofErr w:type="spellEnd"/>
+      <w:r>
+        <w:rPr>
+          <w:sz w:val="26"/>
+          <w:szCs w:val="26"/>
+        </w:rPr>
+        <w:t xml:space="preserve"> </w:t>
+      </w:r>
+      <w:proofErr w:type="spellStart"/>
+      <w:r>
+        <w:rPr>
+          <w:sz w:val="26"/>
+          <w:szCs w:val="26"/>
+        </w:rPr>
+        <w:t>ngày</w:t>
+      </w:r>
+      <w:proofErr w:type="spellEnd"/>
+      <w:r>
+        <w:rPr>
+          <w:sz w:val="26"/>
+          <w:szCs w:val="26"/>
+        </w:rPr>
+        <w:t xml:space="preserve"> </w:t>
+      </w:r>
+      <w:proofErr w:type="spellStart"/>
+      <w:r>
+        <w:rPr>
+          <w:sz w:val="26"/>
+          <w:szCs w:val="26"/>
+        </w:rPr>
+        <w:t>được</w:t>
+      </w:r>
+      <w:proofErr w:type="spellEnd"/>
+      <w:r>
+        <w:rPr>
+          <w:sz w:val="26"/>
+          <w:szCs w:val="26"/>
+        </w:rPr>
+        <w:t xml:space="preserve"> </w:t>
+      </w:r>
+      <w:proofErr w:type="spellStart"/>
+      <w:r>
+        <w:rPr>
+          <w:sz w:val="26"/>
+          <w:szCs w:val="26"/>
+        </w:rPr>
+        <w:t>cấp</w:t>
+      </w:r>
+      <w:proofErr w:type="spellEnd"/>
+      <w:r>
+        <w:rPr>
+          <w:sz w:val="26"/>
+          <w:szCs w:val="26"/>
+        </w:rPr>
+        <w:t xml:space="preserve"> </w:t>
+      </w:r>
+      <w:proofErr w:type="spellStart"/>
+      <w:r>
+        <w:rPr>
+          <w:sz w:val="26"/>
+          <w:szCs w:val="26"/>
+        </w:rPr>
+        <w:t>Giấy</w:t>
+      </w:r>
+      <w:proofErr w:type="spellEnd"/>
+      <w:r>
+        <w:rPr>
+          <w:sz w:val="26"/>
+          <w:szCs w:val="26"/>
+        </w:rPr>
+        <w:t xml:space="preserve"> </w:t>
+      </w:r>
+      <w:proofErr w:type="spellStart"/>
+      <w:r>
+        <w:rPr>
+          <w:sz w:val="26"/>
+          <w:szCs w:val="26"/>
+        </w:rPr>
+        <w:t>chứng</w:t>
+      </w:r>
+      <w:proofErr w:type="spellEnd"/>
+      <w:r>
+        <w:rPr>
+          <w:sz w:val="26"/>
+          <w:szCs w:val="26"/>
+        </w:rPr>
+        <w:t xml:space="preserve"> </w:t>
+      </w:r>
+      <w:proofErr w:type="spellStart"/>
+      <w:r>
+        <w:rPr>
+          <w:sz w:val="26"/>
+          <w:szCs w:val="26"/>
+        </w:rPr>
+        <w:t>nhận</w:t>
+      </w:r>
+      <w:proofErr w:type="spellEnd"/>
+      <w:r>
+        <w:rPr>
+          <w:sz w:val="26"/>
+          <w:szCs w:val="26"/>
+        </w:rPr>
+        <w:t xml:space="preserve"> </w:t>
+      </w:r>
+      <w:proofErr w:type="spellStart"/>
+      <w:r>
+        <w:rPr>
+          <w:sz w:val="26"/>
+          <w:szCs w:val="26"/>
+        </w:rPr>
+        <w:t>đăng</w:t>
+      </w:r>
+      <w:proofErr w:type="spellEnd"/>
+      <w:r>
+        <w:rPr>
+          <w:sz w:val="26"/>
+          <w:szCs w:val="26"/>
+        </w:rPr>
+        <w:t xml:space="preserve"> </w:t>
+      </w:r>
+      <w:proofErr w:type="spellStart"/>
+      <w:r>
+        <w:rPr>
+          <w:sz w:val="26"/>
+          <w:szCs w:val="26"/>
+        </w:rPr>
+        <w:t>ký</w:t>
+      </w:r>
+      <w:proofErr w:type="spellEnd"/>
+      <w:r>
+        <w:rPr>
+          <w:sz w:val="26"/>
+          <w:szCs w:val="26"/>
+        </w:rPr>
+        <w:t xml:space="preserve"> </w:t>
+      </w:r>
+      <w:proofErr w:type="spellStart"/>
+      <w:r>
+        <w:rPr>
+          <w:sz w:val="26"/>
+          <w:szCs w:val="26"/>
+        </w:rPr>
+        <w:t>đầu</w:t>
+      </w:r>
+      <w:proofErr w:type="spellEnd"/>
+      <w:r>
+        <w:rPr>
+          <w:sz w:val="26"/>
+          <w:szCs w:val="26"/>
+        </w:rPr>
+        <w:t xml:space="preserve"> </w:t>
+      </w:r>
+      <w:proofErr w:type="spellStart"/>
+      <w:r>
+        <w:rPr>
+          <w:sz w:val="26"/>
+          <w:szCs w:val="26"/>
+        </w:rPr>
+        <w:t>tư</w:t>
+      </w:r>
+      <w:proofErr w:type="spellEnd"/>
+      <w:r>
+        <w:rPr>
+          <w:sz w:val="26"/>
+          <w:szCs w:val="26"/>
+        </w:rPr>
+        <w:t xml:space="preserve"> (</w:t>
+      </w:r>
+      <w:proofErr w:type="spellStart"/>
+      <w:r>
+        <w:rPr>
+          <w:sz w:val="26"/>
+          <w:szCs w:val="26"/>
+        </w:rPr>
+        <w:t>Thời</w:t>
+      </w:r>
+      <w:proofErr w:type="spellEnd"/>
+      <w:r>
+        <w:rPr>
+          <w:sz w:val="26"/>
+          <w:szCs w:val="26"/>
+        </w:rPr>
+        <w:t xml:space="preserve"> </w:t>
+      </w:r>
+      <w:proofErr w:type="spellStart"/>
+      <w:r>
+        <w:rPr>
+          <w:sz w:val="26"/>
+          <w:szCs w:val="26"/>
+        </w:rPr>
+        <w:t>gian</w:t>
+      </w:r>
+      <w:proofErr w:type="spellEnd"/>
+      <w:r>
+        <w:rPr>
+          <w:sz w:val="26"/>
+          <w:szCs w:val="26"/>
+        </w:rPr>
+        <w:t xml:space="preserve"> </w:t>
+      </w:r>
+      <w:proofErr w:type="spellStart"/>
+      <w:r>
+        <w:rPr>
+          <w:sz w:val="26"/>
+          <w:szCs w:val="26"/>
+        </w:rPr>
+        <w:t>thuê</w:t>
+      </w:r>
+      <w:proofErr w:type="spellEnd"/>
+      <w:r>
+        <w:rPr>
+          <w:sz w:val="26"/>
+          <w:szCs w:val="26"/>
+        </w:rPr>
+        <w:t xml:space="preserve"> </w:t>
+      </w:r>
+      <w:proofErr w:type="spellStart"/>
+      <w:r>
+        <w:rPr>
+          <w:sz w:val="26"/>
+          <w:szCs w:val="26"/>
+        </w:rPr>
+        <w:t>xưởng</w:t>
+      </w:r>
+      <w:proofErr w:type="spellEnd"/>
+      <w:r>
+        <w:rPr>
+          <w:sz w:val="26"/>
+          <w:szCs w:val="26"/>
+        </w:rPr>
+        <w:t xml:space="preserve"> </w:t>
+      </w:r>
+      <w:proofErr w:type="spellStart"/>
+      <w:r>
+        <w:rPr>
+          <w:sz w:val="26"/>
+          <w:szCs w:val="26"/>
+        </w:rPr>
+        <w:t>đến</w:t>
+      </w:r>
+      <w:proofErr w:type="spellEnd"/>
+      <w:r>
+        <w:rPr>
+          <w:sz w:val="26"/>
+          <w:szCs w:val="26"/>
+        </w:rPr>
+        <w:t xml:space="preserve"> </w:t>
+      </w:r>
+      <w:proofErr w:type="spellStart"/>
+      <w:r>
+        <w:rPr>
+          <w:sz w:val="26"/>
+          <w:szCs w:val="26"/>
+        </w:rPr>
+        <w:t>ngày</w:t>
+      </w:r>
+      <w:proofErr w:type="spellEnd"/>
+      <w:r>
+        <w:rPr>
+          <w:sz w:val="26"/>
+          <w:szCs w:val="26"/>
+        </w:rPr>
+        <w:t xml:space="preserve"> 17 </w:t>
+      </w:r>
+      <w:proofErr w:type="spellStart"/>
+      <w:r>
+        <w:rPr>
+          <w:sz w:val="26"/>
+          <w:szCs w:val="26"/>
+        </w:rPr>
+        <w:t>tháng</w:t>
+      </w:r>
+      <w:proofErr w:type="spellEnd"/>
+      <w:r>
+        <w:rPr>
+          <w:sz w:val="26"/>
+          <w:szCs w:val="26"/>
+        </w:rPr>
+        <w:t xml:space="preserve"> 8 </w:t>
+      </w:r>
+      <w:proofErr w:type="spellStart"/>
+      <w:r>
+        <w:rPr>
+          <w:sz w:val="26"/>
+          <w:szCs w:val="26"/>
+        </w:rPr>
+        <w:t>năm</w:t>
+      </w:r>
+      <w:proofErr w:type="spellEnd"/>
+      <w:r>
+        <w:rPr>
+          <w:sz w:val="26"/>
+          <w:szCs w:val="26"/>
+        </w:rPr>
+        <w:t xml:space="preserve"> 2026)</w:t>
       </w:r>
       <w:r>
         <w:rPr>
@@ -2212,12 +4507,78 @@
           <w:szCs w:val="26"/>
         </w:rPr>
       </w:pPr>
-      <w:r>
-        <w:rPr>
-          <w:sz w:val="26"/>
-          <w:szCs w:val="26"/>
-        </w:rPr>
-        <w:t xml:space="preserve">- Nay đăng ký sửa thành: </w:t>
+      <w:proofErr w:type="gramStart"/>
+      <w:r>
+        <w:rPr>
+          <w:sz w:val="26"/>
+          <w:szCs w:val="26"/>
+        </w:rPr>
+        <w:t xml:space="preserve">- Nay </w:t>
+      </w:r>
+      <w:proofErr w:type="spellStart"/>
+      <w:r>
+        <w:rPr>
+          <w:sz w:val="26"/>
+          <w:szCs w:val="26"/>
+        </w:rPr>
+        <w:t>đăng</w:t>
+      </w:r>
+      <w:proofErr w:type="spellEnd"/>
+      <w:proofErr w:type="gramEnd"/>
+      <w:r>
+        <w:rPr>
+          <w:sz w:val="26"/>
+          <w:szCs w:val="26"/>
+        </w:rPr>
+        <w:t xml:space="preserve"> </w:t>
+      </w:r>
+      <w:proofErr w:type="spellStart"/>
+      <w:r>
+        <w:rPr>
+          <w:sz w:val="26"/>
+          <w:szCs w:val="26"/>
+        </w:rPr>
+        <w:t>ký</w:t>
+      </w:r>
+      <w:proofErr w:type="spellEnd"/>
+      <w:r>
+        <w:rPr>
+          <w:sz w:val="26"/>
+          <w:szCs w:val="26"/>
+        </w:rPr>
+        <w:t xml:space="preserve"> </w:t>
+      </w:r>
+      <w:proofErr w:type="spellStart"/>
+      <w:r>
+        <w:rPr>
+          <w:sz w:val="26"/>
+          <w:szCs w:val="26"/>
+        </w:rPr>
+        <w:t>sửa</w:t>
+      </w:r>
+      <w:proofErr w:type="spellEnd"/>
+      <w:r>
+        <w:rPr>
+          <w:sz w:val="26"/>
+          <w:szCs w:val="26"/>
+        </w:rPr>
+        <w:t xml:space="preserve"> </w:t>
+      </w:r>
+      <w:proofErr w:type="spellStart"/>
+      <w:r>
+        <w:rPr>
+          <w:sz w:val="26"/>
+          <w:szCs w:val="26"/>
+        </w:rPr>
+        <w:t>thành</w:t>
+      </w:r>
+      <w:proofErr w:type="spellEnd"/>
+      <w:r>
+        <w:rPr>
+          <w:sz w:val="26"/>
+          <w:szCs w:val="26"/>
+        </w:rPr>
+        <w:t xml:space="preserve">: </w:t>
       </w:r>
       <w:r>
         <w:rPr>
@@ -2231,7 +4592,455 @@
           <w:sz w:val="26"/>
           <w:szCs w:val="26"/>
         </w:rPr>
-        <w:t>7. Thời hạn hoạt động của dự án: 35 năm, kể từ ngày được cấp Giấy chứng nhận đăng ký đầu tư (Thời gian thuê xưởng đến ngày 17 tháng 8 năm 202</w:t>
+        <w:t xml:space="preserve">7. </w:t>
+      </w:r>
+      <w:proofErr w:type="spellStart"/>
+      <w:r>
+        <w:rPr>
+          <w:sz w:val="26"/>
+          <w:szCs w:val="26"/>
+        </w:rPr>
+        <w:t>Thời</w:t>
+      </w:r>
+      <w:proofErr w:type="spellEnd"/>
+      <w:r>
+        <w:rPr>
+          <w:sz w:val="26"/>
+          <w:szCs w:val="26"/>
+        </w:rPr>
+        <w:t xml:space="preserve"> </w:t>
+      </w:r>
+      <w:proofErr w:type="spellStart"/>
+      <w:r>
+        <w:rPr>
+          <w:sz w:val="26"/>
+          <w:szCs w:val="26"/>
+        </w:rPr>
+        <w:t>hạn</w:t>
+      </w:r>
+      <w:proofErr w:type="spellEnd"/>
+      <w:r>
+        <w:rPr>
+          <w:sz w:val="26"/>
+          <w:szCs w:val="26"/>
+        </w:rPr>
+        <w:t xml:space="preserve"> </w:t>
+      </w:r>
+      <w:proofErr w:type="spellStart"/>
+      <w:r>
+        <w:rPr>
+          <w:sz w:val="26"/>
+          <w:szCs w:val="26"/>
+        </w:rPr>
+        <w:t>hoạt</w:t>
+      </w:r>
+      <w:proofErr w:type="spellEnd"/>
+      <w:r>
+        <w:rPr>
+          <w:sz w:val="26"/>
+          <w:szCs w:val="26"/>
+        </w:rPr>
+        <w:t xml:space="preserve"> </w:t>
+      </w:r>
+      <w:proofErr w:type="spellStart"/>
+      <w:r>
+        <w:rPr>
+          <w:sz w:val="26"/>
+          <w:szCs w:val="26"/>
+        </w:rPr>
+        <w:t>động</w:t>
+      </w:r>
+      <w:proofErr w:type="spellEnd"/>
+      <w:r>
+        <w:rPr>
+          <w:sz w:val="26"/>
+          <w:szCs w:val="26"/>
+        </w:rPr>
+        <w:t xml:space="preserve"> </w:t>
+      </w:r>
+      <w:proofErr w:type="spellStart"/>
+      <w:r>
+        <w:rPr>
+          <w:sz w:val="26"/>
+          <w:szCs w:val="26"/>
+        </w:rPr>
+        <w:t>của</w:t>
+      </w:r>
+      <w:proofErr w:type="spellEnd"/>
+      <w:r>
+        <w:rPr>
+          <w:sz w:val="26"/>
+          <w:szCs w:val="26"/>
+        </w:rPr>
+        <w:t xml:space="preserve"> </w:t>
+      </w:r>
+      <w:proofErr w:type="spellStart"/>
+      <w:r>
+        <w:rPr>
+          <w:sz w:val="26"/>
+          <w:szCs w:val="26"/>
+        </w:rPr>
+        <w:t>dự</w:t>
+      </w:r>
+      <w:proofErr w:type="spellEnd"/>
+      <w:r>
+        <w:rPr>
+          <w:sz w:val="26"/>
+          <w:szCs w:val="26"/>
+        </w:rPr>
+        <w:t xml:space="preserve"> </w:t>
+      </w:r>
+      <w:proofErr w:type="spellStart"/>
+      <w:r>
+        <w:rPr>
+          <w:sz w:val="26"/>
+          <w:szCs w:val="26"/>
+        </w:rPr>
+        <w:t>án</w:t>
+      </w:r>
+      <w:proofErr w:type="spellEnd"/>
+      <w:r>
+        <w:rPr>
+          <w:sz w:val="26"/>
+          <w:szCs w:val="26"/>
+        </w:rPr>
+        <w:t xml:space="preserve">: 35 </w:t>
+      </w:r>
+      <w:proofErr w:type="spellStart"/>
+      <w:r>
+        <w:rPr>
+          <w:sz w:val="26"/>
+          <w:szCs w:val="26"/>
+        </w:rPr>
+        <w:t>năm</w:t>
+      </w:r>
+      <w:proofErr w:type="spellEnd"/>
+      <w:r>
+        <w:rPr>
+          <w:sz w:val="26"/>
+          <w:szCs w:val="26"/>
+        </w:rPr>
+        <w:t xml:space="preserve">, </w:t>
+      </w:r>
+      <w:proofErr w:type="spellStart"/>
+      <w:r>
+        <w:rPr>
+          <w:sz w:val="26"/>
+          <w:szCs w:val="26"/>
+        </w:rPr>
+        <w:t>kể</w:t>
+      </w:r>
+      <w:proofErr w:type="spellEnd"/>
+      <w:r>
+        <w:rPr>
+          <w:sz w:val="26"/>
+          <w:szCs w:val="26"/>
+        </w:rPr>
+        <w:t xml:space="preserve"> </w:t>
+      </w:r>
+      <w:proofErr w:type="spellStart"/>
+      <w:r>
+        <w:rPr>
+          <w:sz w:val="26"/>
+          <w:szCs w:val="26"/>
+        </w:rPr>
+        <w:t>từ</w:t>
+      </w:r>
+      <w:proofErr w:type="spellEnd"/>
+      <w:r>
+        <w:rPr>
+          <w:sz w:val="26"/>
+          <w:szCs w:val="26"/>
+        </w:rPr>
+        <w:t xml:space="preserve"> </w:t>
+      </w:r>
+      <w:proofErr w:type="spellStart"/>
+      <w:r>
+        <w:rPr>
+          <w:sz w:val="26"/>
+          <w:szCs w:val="26"/>
+        </w:rPr>
+        <w:t>ngày</w:t>
+      </w:r>
+      <w:proofErr w:type="spellEnd"/>
+      <w:r>
+        <w:rPr>
+          <w:sz w:val="26"/>
+          <w:szCs w:val="26"/>
+        </w:rPr>
+        <w:t xml:space="preserve"> </w:t>
+      </w:r>
+      <w:proofErr w:type="spellStart"/>
+      <w:r>
+        <w:rPr>
+          <w:sz w:val="26"/>
+          <w:szCs w:val="26"/>
+        </w:rPr>
+        <w:t>được</w:t>
+      </w:r>
+      <w:proofErr w:type="spellEnd"/>
+      <w:r>
+        <w:rPr>
+          <w:sz w:val="26"/>
+          <w:szCs w:val="26"/>
+        </w:rPr>
+        <w:t xml:space="preserve"> </w:t>
+      </w:r>
+      <w:proofErr w:type="spellStart"/>
+      <w:r>
+        <w:rPr>
+          <w:sz w:val="26"/>
+          <w:szCs w:val="26"/>
+        </w:rPr>
+        <w:t>cấp</w:t>
+      </w:r>
+      <w:proofErr w:type="spellEnd"/>
+      <w:r>
+        <w:rPr>
+          <w:sz w:val="26"/>
+          <w:szCs w:val="26"/>
+        </w:rPr>
+        <w:t xml:space="preserve"> </w:t>
+      </w:r>
+      <w:proofErr w:type="spellStart"/>
+      <w:r>
+        <w:rPr>
+          <w:sz w:val="26"/>
+          <w:szCs w:val="26"/>
+        </w:rPr>
+        <w:t>Giấy</w:t>
+      </w:r>
+      <w:proofErr w:type="spellEnd"/>
+      <w:r>
+        <w:rPr>
+          <w:sz w:val="26"/>
+          <w:szCs w:val="26"/>
+        </w:rPr>
+        <w:t xml:space="preserve"> </w:t>
+      </w:r>
+      <w:proofErr w:type="spellStart"/>
+      <w:r>
+        <w:rPr>
+          <w:sz w:val="26"/>
+          <w:szCs w:val="26"/>
+        </w:rPr>
+        <w:t>chứng</w:t>
+      </w:r>
+      <w:proofErr w:type="spellEnd"/>
+      <w:r>
+        <w:rPr>
+          <w:sz w:val="26"/>
+          <w:szCs w:val="26"/>
+        </w:rPr>
+        <w:t xml:space="preserve"> </w:t>
+      </w:r>
+      <w:proofErr w:type="spellStart"/>
+      <w:r>
+        <w:rPr>
+          <w:sz w:val="26"/>
+          <w:szCs w:val="26"/>
+        </w:rPr>
+        <w:t>nhận</w:t>
+      </w:r>
+      <w:proofErr w:type="spellEnd"/>
+      <w:r>
+        <w:rPr>
+          <w:sz w:val="26"/>
+          <w:szCs w:val="26"/>
+        </w:rPr>
+        <w:t xml:space="preserve"> </w:t>
+      </w:r>
+      <w:proofErr w:type="spellStart"/>
+      <w:r>
+        <w:rPr>
+          <w:sz w:val="26"/>
+          <w:szCs w:val="26"/>
+        </w:rPr>
+        <w:t>đăng</w:t>
+      </w:r>
+      <w:proofErr w:type="spellEnd"/>
+      <w:r>
+        <w:rPr>
+          <w:sz w:val="26"/>
+          <w:szCs w:val="26"/>
+        </w:rPr>
+        <w:t xml:space="preserve"> </w:t>
+      </w:r>
+      <w:proofErr w:type="spellStart"/>
+      <w:r>
+        <w:rPr>
+          <w:sz w:val="26"/>
+          <w:szCs w:val="26"/>
+        </w:rPr>
+        <w:t>ký</w:t>
+      </w:r>
+      <w:proofErr w:type="spellEnd"/>
+      <w:r>
+        <w:rPr>
+          <w:sz w:val="26"/>
+          <w:szCs w:val="26"/>
+        </w:rPr>
+        <w:t xml:space="preserve"> </w:t>
+      </w:r>
+      <w:proofErr w:type="spellStart"/>
+      <w:r>
+        <w:rPr>
+          <w:sz w:val="26"/>
+          <w:szCs w:val="26"/>
+        </w:rPr>
+        <w:t>đầu</w:t>
+      </w:r>
+      <w:proofErr w:type="spellEnd"/>
+      <w:r>
+        <w:rPr>
+          <w:sz w:val="26"/>
+          <w:szCs w:val="26"/>
+        </w:rPr>
+        <w:t xml:space="preserve"> </w:t>
+      </w:r>
+      <w:proofErr w:type="spellStart"/>
+      <w:r>
+        <w:rPr>
+          <w:sz w:val="26"/>
+          <w:szCs w:val="26"/>
+        </w:rPr>
+        <w:t>tư</w:t>
+      </w:r>
+      <w:proofErr w:type="spellEnd"/>
+      <w:r>
+        <w:rPr>
+          <w:sz w:val="26"/>
+          <w:szCs w:val="26"/>
+        </w:rPr>
+        <w:t xml:space="preserve"> (</w:t>
+      </w:r>
+      <w:proofErr w:type="spellStart"/>
+      <w:r>
+        <w:rPr>
+          <w:sz w:val="26"/>
+          <w:szCs w:val="26"/>
+        </w:rPr>
+        <w:t>Thời</w:t>
+      </w:r>
+      <w:proofErr w:type="spellEnd"/>
+      <w:r>
+        <w:rPr>
+          <w:sz w:val="26"/>
+          <w:szCs w:val="26"/>
+        </w:rPr>
+        <w:t xml:space="preserve"> </w:t>
+      </w:r>
+      <w:proofErr w:type="spellStart"/>
+      <w:r>
+        <w:rPr>
+          <w:sz w:val="26"/>
+          <w:szCs w:val="26"/>
+        </w:rPr>
+        <w:t>gian</w:t>
+      </w:r>
+      <w:proofErr w:type="spellEnd"/>
+      <w:r>
+        <w:rPr>
+          <w:sz w:val="26"/>
+          <w:szCs w:val="26"/>
+        </w:rPr>
+        <w:t xml:space="preserve"> </w:t>
+      </w:r>
+      <w:proofErr w:type="spellStart"/>
+      <w:r>
+        <w:rPr>
+          <w:sz w:val="26"/>
+          <w:szCs w:val="26"/>
+        </w:rPr>
+        <w:t>thuê</w:t>
+      </w:r>
+      <w:proofErr w:type="spellEnd"/>
+      <w:r>
+        <w:rPr>
+          <w:sz w:val="26"/>
+          <w:szCs w:val="26"/>
+        </w:rPr>
+        <w:t xml:space="preserve"> </w:t>
+      </w:r>
+      <w:proofErr w:type="spellStart"/>
+      <w:r>
+        <w:rPr>
+          <w:sz w:val="26"/>
+          <w:szCs w:val="26"/>
+        </w:rPr>
+        <w:t>xưởng</w:t>
+      </w:r>
+      <w:proofErr w:type="spellEnd"/>
+      <w:r>
+        <w:rPr>
+          <w:sz w:val="26"/>
+          <w:szCs w:val="26"/>
+        </w:rPr>
+        <w:t xml:space="preserve"> </w:t>
+      </w:r>
+      <w:proofErr w:type="spellStart"/>
+      <w:r>
+        <w:rPr>
+          <w:sz w:val="26"/>
+          <w:szCs w:val="26"/>
+        </w:rPr>
+        <w:t>đến</w:t>
+      </w:r>
+      <w:proofErr w:type="spellEnd"/>
+      <w:r>
+        <w:rPr>
+          <w:sz w:val="26"/>
+          <w:szCs w:val="26"/>
+        </w:rPr>
+        <w:t xml:space="preserve"> </w:t>
+      </w:r>
+      <w:proofErr w:type="spellStart"/>
+      <w:r>
+        <w:rPr>
+          <w:sz w:val="26"/>
+          <w:szCs w:val="26"/>
+        </w:rPr>
+        <w:t>ngày</w:t>
+      </w:r>
+      <w:proofErr w:type="spellEnd"/>
+      <w:r>
+        <w:rPr>
+          <w:sz w:val="26"/>
+          <w:szCs w:val="26"/>
+        </w:rPr>
+        <w:t xml:space="preserve"> 17 </w:t>
+      </w:r>
+      <w:proofErr w:type="spellStart"/>
+      <w:r>
+        <w:rPr>
+          <w:sz w:val="26"/>
+          <w:szCs w:val="26"/>
+        </w:rPr>
+        <w:t>tháng</w:t>
+      </w:r>
+      <w:proofErr w:type="spellEnd"/>
+      <w:r>
+        <w:rPr>
+          <w:sz w:val="26"/>
+          <w:szCs w:val="26"/>
+        </w:rPr>
+        <w:t xml:space="preserve"> 8 </w:t>
+      </w:r>
+      <w:proofErr w:type="spellStart"/>
+      <w:r>
+        <w:rPr>
+          <w:sz w:val="26"/>
+          <w:szCs w:val="26"/>
+        </w:rPr>
+        <w:t>năm</w:t>
+      </w:r>
+      <w:proofErr w:type="spellEnd"/>
+      <w:r>
+        <w:rPr>
+          <w:sz w:val="26"/>
+          <w:szCs w:val="26"/>
+        </w:rPr>
+        <w:t xml:space="preserve"> 202</w:t>
       </w:r>
       <w:r>
         <w:rPr>
@@ -2272,7 +5081,55 @@
           <w:sz w:val="26"/>
           <w:szCs w:val="26"/>
         </w:rPr>
-        <w:t xml:space="preserve">- Lý do điều chỉnh: </w:t>
+        <w:t xml:space="preserve">- </w:t>
+      </w:r>
+      <w:proofErr w:type="spellStart"/>
+      <w:r>
+        <w:rPr>
+          <w:sz w:val="26"/>
+          <w:szCs w:val="26"/>
+        </w:rPr>
+        <w:t>Lý</w:t>
+      </w:r>
+      <w:proofErr w:type="spellEnd"/>
+      <w:r>
+        <w:rPr>
+          <w:sz w:val="26"/>
+          <w:szCs w:val="26"/>
+        </w:rPr>
+        <w:t xml:space="preserve"> do </w:t>
+      </w:r>
+      <w:proofErr w:type="spellStart"/>
+      <w:r>
+        <w:rPr>
+          <w:sz w:val="26"/>
+          <w:szCs w:val="26"/>
+        </w:rPr>
+        <w:t>điều</w:t>
+      </w:r>
+      <w:proofErr w:type="spellEnd"/>
+      <w:r>
+        <w:rPr>
+          <w:sz w:val="26"/>
+          <w:szCs w:val="26"/>
+        </w:rPr>
+        <w:t xml:space="preserve"> </w:t>
+      </w:r>
+      <w:proofErr w:type="spellStart"/>
+      <w:r>
+        <w:rPr>
+          <w:sz w:val="26"/>
+          <w:szCs w:val="26"/>
+        </w:rPr>
+        <w:t>chỉnh</w:t>
+      </w:r>
+      <w:proofErr w:type="spellEnd"/>
+      <w:r>
+        <w:rPr>
+          <w:sz w:val="26"/>
+          <w:szCs w:val="26"/>
+        </w:rPr>
+        <w:t xml:space="preserve">: </w:t>
       </w:r>
       <w:r>
         <w:rPr>
@@ -2364,7 +5221,23 @@
           <w:sz w:val="26"/>
           <w:szCs w:val="26"/>
         </w:rPr>
-        <w:t xml:space="preserve"> và </w:t>
+        <w:t xml:space="preserve"> </w:t>
+      </w:r>
+      <w:proofErr w:type="spellStart"/>
+      <w:r>
+        <w:rPr>
+          <w:sz w:val="26"/>
+          <w:szCs w:val="26"/>
+        </w:rPr>
+        <w:t>và</w:t>
+      </w:r>
+      <w:proofErr w:type="spellEnd"/>
+      <w:r>
+        <w:rPr>
+          <w:sz w:val="26"/>
+          <w:szCs w:val="26"/>
+        </w:rPr>
+        <w:t xml:space="preserve"> </w:t>
       </w:r>
       <w:r>
         <w:rPr>
@@ -2378,7 +5251,247 @@
           <w:sz w:val="26"/>
           <w:szCs w:val="26"/>
         </w:rPr>
-        <w:t xml:space="preserve"> đã thỏa thuận gia hạn Hợp đồng thuê bất động sản đến ngày 17 tháng 8 năm 2027</w:t>
+        <w:t xml:space="preserve"> </w:t>
+      </w:r>
+      <w:proofErr w:type="spellStart"/>
+      <w:r>
+        <w:rPr>
+          <w:sz w:val="26"/>
+          <w:szCs w:val="26"/>
+        </w:rPr>
+        <w:t>đã</w:t>
+      </w:r>
+      <w:proofErr w:type="spellEnd"/>
+      <w:r>
+        <w:rPr>
+          <w:sz w:val="26"/>
+          <w:szCs w:val="26"/>
+        </w:rPr>
+        <w:t xml:space="preserve"> </w:t>
+      </w:r>
+      <w:proofErr w:type="spellStart"/>
+      <w:r>
+        <w:rPr>
+          <w:sz w:val="26"/>
+          <w:szCs w:val="26"/>
+        </w:rPr>
+        <w:t>thỏa</w:t>
+      </w:r>
+      <w:proofErr w:type="spellEnd"/>
+      <w:r>
+        <w:rPr>
+          <w:sz w:val="26"/>
+          <w:szCs w:val="26"/>
+        </w:rPr>
+        <w:t xml:space="preserve"> </w:t>
+      </w:r>
+      <w:proofErr w:type="spellStart"/>
+      <w:r>
+        <w:rPr>
+          <w:sz w:val="26"/>
+          <w:szCs w:val="26"/>
+        </w:rPr>
+        <w:t>thuận</w:t>
+      </w:r>
+      <w:proofErr w:type="spellEnd"/>
+      <w:r>
+        <w:rPr>
+          <w:sz w:val="26"/>
+          <w:szCs w:val="26"/>
+        </w:rPr>
+        <w:t xml:space="preserve"> </w:t>
+      </w:r>
+      <w:proofErr w:type="spellStart"/>
+      <w:r>
+        <w:rPr>
+          <w:sz w:val="26"/>
+          <w:szCs w:val="26"/>
+        </w:rPr>
+        <w:t>gia</w:t>
+      </w:r>
+      <w:proofErr w:type="spellEnd"/>
+      <w:r>
+        <w:rPr>
+          <w:sz w:val="26"/>
+          <w:szCs w:val="26"/>
+        </w:rPr>
+        <w:t xml:space="preserve"> </w:t>
+      </w:r>
+      <w:proofErr w:type="spellStart"/>
+      <w:r>
+        <w:rPr>
+          <w:sz w:val="26"/>
+          <w:szCs w:val="26"/>
+        </w:rPr>
+        <w:t>hạn</w:t>
+      </w:r>
+      <w:proofErr w:type="spellEnd"/>
+      <w:r>
+        <w:rPr>
+          <w:sz w:val="26"/>
+          <w:szCs w:val="26"/>
+        </w:rPr>
+        <w:t xml:space="preserve"> </w:t>
+      </w:r>
+      <w:proofErr w:type="spellStart"/>
+      <w:r>
+        <w:rPr>
+          <w:sz w:val="26"/>
+          <w:szCs w:val="26"/>
+        </w:rPr>
+        <w:t>Hợp</w:t>
+      </w:r>
+      <w:proofErr w:type="spellEnd"/>
+      <w:r>
+        <w:rPr>
+          <w:sz w:val="26"/>
+          <w:szCs w:val="26"/>
+        </w:rPr>
+        <w:t xml:space="preserve"> </w:t>
+      </w:r>
+      <w:proofErr w:type="spellStart"/>
+      <w:r>
+        <w:rPr>
+          <w:sz w:val="26"/>
+          <w:szCs w:val="26"/>
+        </w:rPr>
+        <w:t>đồng</w:t>
+      </w:r>
+      <w:proofErr w:type="spellEnd"/>
+      <w:r>
+        <w:rPr>
+          <w:sz w:val="26"/>
+          <w:szCs w:val="26"/>
+        </w:rPr>
+        <w:t xml:space="preserve"> </w:t>
+      </w:r>
+      <w:proofErr w:type="spellStart"/>
+      <w:r>
+        <w:rPr>
+          <w:sz w:val="26"/>
+          <w:szCs w:val="26"/>
+        </w:rPr>
+        <w:t>thuê</w:t>
+      </w:r>
+      <w:proofErr w:type="spellEnd"/>
+      <w:r>
+        <w:rPr>
+          <w:sz w:val="26"/>
+          <w:szCs w:val="26"/>
+        </w:rPr>
+        <w:t xml:space="preserve"> </w:t>
+      </w:r>
+      <w:proofErr w:type="spellStart"/>
+      <w:r>
+        <w:rPr>
+          <w:sz w:val="26"/>
+          <w:szCs w:val="26"/>
+        </w:rPr>
+        <w:t>bất</w:t>
+      </w:r>
+      <w:proofErr w:type="spellEnd"/>
+      <w:r>
+        <w:rPr>
+          <w:sz w:val="26"/>
+          <w:szCs w:val="26"/>
+        </w:rPr>
+        <w:t xml:space="preserve"> </w:t>
+      </w:r>
+      <w:proofErr w:type="spellStart"/>
+      <w:r>
+        <w:rPr>
+          <w:sz w:val="26"/>
+          <w:szCs w:val="26"/>
+        </w:rPr>
+        <w:t>động</w:t>
+      </w:r>
+      <w:proofErr w:type="spellEnd"/>
+      <w:r>
+        <w:rPr>
+          <w:sz w:val="26"/>
+          <w:szCs w:val="26"/>
+        </w:rPr>
+        <w:t xml:space="preserve"> </w:t>
+      </w:r>
+      <w:proofErr w:type="spellStart"/>
+      <w:r>
+        <w:rPr>
+          <w:sz w:val="26"/>
+          <w:szCs w:val="26"/>
+        </w:rPr>
+        <w:t>sản</w:t>
+      </w:r>
+      <w:proofErr w:type="spellEnd"/>
+      <w:r>
+        <w:rPr>
+          <w:sz w:val="26"/>
+          <w:szCs w:val="26"/>
+        </w:rPr>
+        <w:t xml:space="preserve"> </w:t>
+      </w:r>
+      <w:proofErr w:type="spellStart"/>
+      <w:r>
+        <w:rPr>
+          <w:sz w:val="26"/>
+          <w:szCs w:val="26"/>
+        </w:rPr>
+        <w:t>đến</w:t>
+      </w:r>
+      <w:proofErr w:type="spellEnd"/>
+      <w:r>
+        <w:rPr>
+          <w:sz w:val="26"/>
+          <w:szCs w:val="26"/>
+        </w:rPr>
+        <w:t xml:space="preserve"> </w:t>
+      </w:r>
+      <w:proofErr w:type="spellStart"/>
+      <w:r>
+        <w:rPr>
+          <w:sz w:val="26"/>
+          <w:szCs w:val="26"/>
+        </w:rPr>
+        <w:t>ngày</w:t>
+      </w:r>
+      <w:proofErr w:type="spellEnd"/>
+      <w:r>
+        <w:rPr>
+          <w:sz w:val="26"/>
+          <w:szCs w:val="26"/>
+        </w:rPr>
+        <w:t xml:space="preserve"> 17 </w:t>
+      </w:r>
+      <w:proofErr w:type="spellStart"/>
+      <w:r>
+        <w:rPr>
+          <w:sz w:val="26"/>
+          <w:szCs w:val="26"/>
+        </w:rPr>
+        <w:t>tháng</w:t>
+      </w:r>
+      <w:proofErr w:type="spellEnd"/>
+      <w:r>
+        <w:rPr>
+          <w:sz w:val="26"/>
+          <w:szCs w:val="26"/>
+        </w:rPr>
+        <w:t xml:space="preserve"> 8 </w:t>
+      </w:r>
+      <w:proofErr w:type="spellStart"/>
+      <w:r>
+        <w:rPr>
+          <w:sz w:val="26"/>
+          <w:szCs w:val="26"/>
+        </w:rPr>
+        <w:t>năm</w:t>
+      </w:r>
+      <w:proofErr w:type="spellEnd"/>
+      <w:r>
+        <w:rPr>
+          <w:sz w:val="26"/>
+          <w:szCs w:val="26"/>
+        </w:rPr>
+        <w:t xml:space="preserve"> 2027</w:t>
       </w:r>
     </w:p>
     <w:p>
@@ -2401,23 +5514,269 @@
           <w:sz w:val="26"/>
           <w:szCs w:val="26"/>
         </w:rPr>
-        <w:t>b) Nội dung điều chỉnh tiếp theo</w:t>
-      </w:r>
-      <w:r>
-        <w:rPr>
-          <w:b/>
-          <w:sz w:val="26"/>
-          <w:szCs w:val="26"/>
-        </w:rPr>
-        <w:t xml:space="preserve"> </w:t>
-      </w:r>
-      <w:r>
-        <w:rPr>
-          <w:i/>
-          <w:sz w:val="26"/>
-          <w:szCs w:val="26"/>
-        </w:rPr>
-        <w:t>(ghi tương tự như nội dung điều chỉnh trước)</w:t>
+        <w:t xml:space="preserve">b) </w:t>
+      </w:r>
+      <w:proofErr w:type="spellStart"/>
+      <w:r>
+        <w:rPr>
+          <w:b/>
+          <w:i/>
+          <w:iCs/>
+          <w:sz w:val="26"/>
+          <w:szCs w:val="26"/>
+        </w:rPr>
+        <w:t>Nội</w:t>
+      </w:r>
+      <w:proofErr w:type="spellEnd"/>
+      <w:r>
+        <w:rPr>
+          <w:b/>
+          <w:i/>
+          <w:iCs/>
+          <w:sz w:val="26"/>
+          <w:szCs w:val="26"/>
+        </w:rPr>
+        <w:t xml:space="preserve"> dung </w:t>
+      </w:r>
+      <w:proofErr w:type="spellStart"/>
+      <w:r>
+        <w:rPr>
+          <w:b/>
+          <w:i/>
+          <w:iCs/>
+          <w:sz w:val="26"/>
+          <w:szCs w:val="26"/>
+        </w:rPr>
+        <w:t>điều</w:t>
+      </w:r>
+      <w:proofErr w:type="spellEnd"/>
+      <w:r>
+        <w:rPr>
+          <w:b/>
+          <w:i/>
+          <w:iCs/>
+          <w:sz w:val="26"/>
+          <w:szCs w:val="26"/>
+        </w:rPr>
+        <w:t xml:space="preserve"> </w:t>
+      </w:r>
+      <w:proofErr w:type="spellStart"/>
+      <w:r>
+        <w:rPr>
+          <w:b/>
+          <w:i/>
+          <w:iCs/>
+          <w:sz w:val="26"/>
+          <w:szCs w:val="26"/>
+        </w:rPr>
+        <w:t>chỉnh</w:t>
+      </w:r>
+      <w:proofErr w:type="spellEnd"/>
+      <w:r>
+        <w:rPr>
+          <w:b/>
+          <w:i/>
+          <w:iCs/>
+          <w:sz w:val="26"/>
+          <w:szCs w:val="26"/>
+        </w:rPr>
+        <w:t xml:space="preserve"> </w:t>
+      </w:r>
+      <w:proofErr w:type="spellStart"/>
+      <w:r>
+        <w:rPr>
+          <w:b/>
+          <w:i/>
+          <w:iCs/>
+          <w:sz w:val="26"/>
+          <w:szCs w:val="26"/>
+        </w:rPr>
+        <w:t>tiếp</w:t>
+      </w:r>
+      <w:proofErr w:type="spellEnd"/>
+      <w:r>
+        <w:rPr>
+          <w:b/>
+          <w:i/>
+          <w:iCs/>
+          <w:sz w:val="26"/>
+          <w:szCs w:val="26"/>
+        </w:rPr>
+        <w:t xml:space="preserve"> </w:t>
+      </w:r>
+      <w:proofErr w:type="spellStart"/>
+      <w:proofErr w:type="gramStart"/>
+      <w:r>
+        <w:rPr>
+          <w:b/>
+          <w:i/>
+          <w:iCs/>
+          <w:sz w:val="26"/>
+          <w:szCs w:val="26"/>
+        </w:rPr>
+        <w:t>theo</w:t>
+      </w:r>
+      <w:proofErr w:type="spellEnd"/>
+      <w:proofErr w:type="gramEnd"/>
+      <w:r>
+        <w:rPr>
+          <w:b/>
+          <w:sz w:val="26"/>
+          <w:szCs w:val="26"/>
+        </w:rPr>
+        <w:t xml:space="preserve"> </w:t>
+      </w:r>
+      <w:r>
+        <w:rPr>
+          <w:i/>
+          <w:sz w:val="26"/>
+          <w:szCs w:val="26"/>
+        </w:rPr>
+        <w:t>(</w:t>
+      </w:r>
+      <w:proofErr w:type="spellStart"/>
+      <w:r>
+        <w:rPr>
+          <w:i/>
+          <w:sz w:val="26"/>
+          <w:szCs w:val="26"/>
+        </w:rPr>
+        <w:t>ghi</w:t>
+      </w:r>
+      <w:proofErr w:type="spellEnd"/>
+      <w:r>
+        <w:rPr>
+          <w:i/>
+          <w:sz w:val="26"/>
+          <w:szCs w:val="26"/>
+        </w:rPr>
+        <w:t xml:space="preserve"> </w:t>
+      </w:r>
+      <w:proofErr w:type="spellStart"/>
+      <w:r>
+        <w:rPr>
+          <w:i/>
+          <w:sz w:val="26"/>
+          <w:szCs w:val="26"/>
+        </w:rPr>
+        <w:t>tương</w:t>
+      </w:r>
+      <w:proofErr w:type="spellEnd"/>
+      <w:r>
+        <w:rPr>
+          <w:i/>
+          <w:sz w:val="26"/>
+          <w:szCs w:val="26"/>
+        </w:rPr>
+        <w:t xml:space="preserve"> </w:t>
+      </w:r>
+      <w:proofErr w:type="spellStart"/>
+      <w:r>
+        <w:rPr>
+          <w:i/>
+          <w:sz w:val="26"/>
+          <w:szCs w:val="26"/>
+        </w:rPr>
+        <w:t>tự</w:t>
+      </w:r>
+      <w:proofErr w:type="spellEnd"/>
+      <w:r>
+        <w:rPr>
+          <w:i/>
+          <w:sz w:val="26"/>
+          <w:szCs w:val="26"/>
+        </w:rPr>
+        <w:t xml:space="preserve"> </w:t>
+      </w:r>
+      <w:proofErr w:type="spellStart"/>
+      <w:r>
+        <w:rPr>
+          <w:i/>
+          <w:sz w:val="26"/>
+          <w:szCs w:val="26"/>
+        </w:rPr>
+        <w:t>như</w:t>
+      </w:r>
+      <w:proofErr w:type="spellEnd"/>
+      <w:r>
+        <w:rPr>
+          <w:i/>
+          <w:sz w:val="26"/>
+          <w:szCs w:val="26"/>
+        </w:rPr>
+        <w:t xml:space="preserve"> </w:t>
+      </w:r>
+      <w:proofErr w:type="spellStart"/>
+      <w:r>
+        <w:rPr>
+          <w:i/>
+          <w:sz w:val="26"/>
+          <w:szCs w:val="26"/>
+        </w:rPr>
+        <w:t>nội</w:t>
+      </w:r>
+      <w:proofErr w:type="spellEnd"/>
+      <w:r>
+        <w:rPr>
+          <w:i/>
+          <w:sz w:val="26"/>
+          <w:szCs w:val="26"/>
+        </w:rPr>
+        <w:t xml:space="preserve"> dung </w:t>
+      </w:r>
+      <w:proofErr w:type="spellStart"/>
+      <w:r>
+        <w:rPr>
+          <w:i/>
+          <w:sz w:val="26"/>
+          <w:szCs w:val="26"/>
+        </w:rPr>
+        <w:t>điều</w:t>
+      </w:r>
+      <w:proofErr w:type="spellEnd"/>
+      <w:r>
+        <w:rPr>
+          <w:i/>
+          <w:sz w:val="26"/>
+          <w:szCs w:val="26"/>
+        </w:rPr>
+        <w:t xml:space="preserve"> </w:t>
+      </w:r>
+      <w:proofErr w:type="spellStart"/>
+      <w:r>
+        <w:rPr>
+          <w:i/>
+          <w:sz w:val="26"/>
+          <w:szCs w:val="26"/>
+        </w:rPr>
+        <w:t>chỉnh</w:t>
+      </w:r>
+      <w:proofErr w:type="spellEnd"/>
+      <w:r>
+        <w:rPr>
+          <w:i/>
+          <w:sz w:val="26"/>
+          <w:szCs w:val="26"/>
+        </w:rPr>
+        <w:t xml:space="preserve"> </w:t>
+      </w:r>
+      <w:proofErr w:type="spellStart"/>
+      <w:r>
+        <w:rPr>
+          <w:i/>
+          <w:sz w:val="26"/>
+          <w:szCs w:val="26"/>
+        </w:rPr>
+        <w:t>trước</w:t>
+      </w:r>
+      <w:proofErr w:type="spellEnd"/>
+      <w:r>
+        <w:rPr>
+          <w:i/>
+          <w:sz w:val="26"/>
+          <w:szCs w:val="26"/>
+        </w:rPr>
+        <w:t>)</w:t>
       </w:r>
       <w:r>
         <w:rPr>
@@ -2472,15 +5831,213 @@
           <w:szCs w:val="26"/>
         </w:rPr>
         <w:lastRenderedPageBreak/>
-        <w:t xml:space="preserve">3. Các văn bản liên quan đến nội dung điều chỉnh </w:t>
-      </w:r>
-      <w:r>
-        <w:rPr>
-          <w:i/>
-          <w:sz w:val="26"/>
-          <w:szCs w:val="26"/>
-        </w:rPr>
-        <w:t>(nếu có)</w:t>
+        <w:t xml:space="preserve">3. </w:t>
+      </w:r>
+      <w:proofErr w:type="spellStart"/>
+      <w:r>
+        <w:rPr>
+          <w:b/>
+          <w:sz w:val="26"/>
+          <w:szCs w:val="26"/>
+        </w:rPr>
+        <w:t>Các</w:t>
+      </w:r>
+      <w:proofErr w:type="spellEnd"/>
+      <w:r>
+        <w:rPr>
+          <w:b/>
+          <w:sz w:val="26"/>
+          <w:szCs w:val="26"/>
+        </w:rPr>
+        <w:t xml:space="preserve"> </w:t>
+      </w:r>
+      <w:proofErr w:type="spellStart"/>
+      <w:r>
+        <w:rPr>
+          <w:b/>
+          <w:sz w:val="26"/>
+          <w:szCs w:val="26"/>
+        </w:rPr>
+        <w:t>văn</w:t>
+      </w:r>
+      <w:proofErr w:type="spellEnd"/>
+      <w:r>
+        <w:rPr>
+          <w:b/>
+          <w:sz w:val="26"/>
+          <w:szCs w:val="26"/>
+        </w:rPr>
+        <w:t xml:space="preserve"> </w:t>
+      </w:r>
+      <w:proofErr w:type="spellStart"/>
+      <w:r>
+        <w:rPr>
+          <w:b/>
+          <w:sz w:val="26"/>
+          <w:szCs w:val="26"/>
+        </w:rPr>
+        <w:t>bản</w:t>
+      </w:r>
+      <w:proofErr w:type="spellEnd"/>
+      <w:r>
+        <w:rPr>
+          <w:b/>
+          <w:sz w:val="26"/>
+          <w:szCs w:val="26"/>
+        </w:rPr>
+        <w:t xml:space="preserve"> </w:t>
+      </w:r>
+      <w:proofErr w:type="spellStart"/>
+      <w:r>
+        <w:rPr>
+          <w:b/>
+          <w:sz w:val="26"/>
+          <w:szCs w:val="26"/>
+        </w:rPr>
+        <w:t>liên</w:t>
+      </w:r>
+      <w:proofErr w:type="spellEnd"/>
+      <w:r>
+        <w:rPr>
+          <w:b/>
+          <w:sz w:val="26"/>
+          <w:szCs w:val="26"/>
+        </w:rPr>
+        <w:t xml:space="preserve"> </w:t>
+      </w:r>
+      <w:proofErr w:type="spellStart"/>
+      <w:r>
+        <w:rPr>
+          <w:b/>
+          <w:sz w:val="26"/>
+          <w:szCs w:val="26"/>
+        </w:rPr>
+        <w:t>quan</w:t>
+      </w:r>
+      <w:proofErr w:type="spellEnd"/>
+      <w:r>
+        <w:rPr>
+          <w:b/>
+          <w:sz w:val="26"/>
+          <w:szCs w:val="26"/>
+        </w:rPr>
+        <w:t xml:space="preserve"> </w:t>
+      </w:r>
+      <w:proofErr w:type="spellStart"/>
+      <w:r>
+        <w:rPr>
+          <w:b/>
+          <w:sz w:val="26"/>
+          <w:szCs w:val="26"/>
+        </w:rPr>
+        <w:t>đến</w:t>
+      </w:r>
+      <w:proofErr w:type="spellEnd"/>
+      <w:r>
+        <w:rPr>
+          <w:b/>
+          <w:sz w:val="26"/>
+          <w:szCs w:val="26"/>
+        </w:rPr>
+        <w:t xml:space="preserve"> </w:t>
+      </w:r>
+      <w:proofErr w:type="spellStart"/>
+      <w:r>
+        <w:rPr>
+          <w:b/>
+          <w:sz w:val="26"/>
+          <w:szCs w:val="26"/>
+        </w:rPr>
+        <w:t>nội</w:t>
+      </w:r>
+      <w:proofErr w:type="spellEnd"/>
+      <w:r>
+        <w:rPr>
+          <w:b/>
+          <w:sz w:val="26"/>
+          <w:szCs w:val="26"/>
+        </w:rPr>
+        <w:t xml:space="preserve"> dung </w:t>
+      </w:r>
+      <w:proofErr w:type="spellStart"/>
+      <w:r>
+        <w:rPr>
+          <w:b/>
+          <w:sz w:val="26"/>
+          <w:szCs w:val="26"/>
+        </w:rPr>
+        <w:t>điều</w:t>
+      </w:r>
+      <w:proofErr w:type="spellEnd"/>
+      <w:r>
+        <w:rPr>
+          <w:b/>
+          <w:sz w:val="26"/>
+          <w:szCs w:val="26"/>
+        </w:rPr>
+        <w:t xml:space="preserve"> </w:t>
+      </w:r>
+      <w:proofErr w:type="spellStart"/>
+      <w:r>
+        <w:rPr>
+          <w:b/>
+          <w:sz w:val="26"/>
+          <w:szCs w:val="26"/>
+        </w:rPr>
+        <w:t>chỉnh</w:t>
+      </w:r>
+      <w:proofErr w:type="spellEnd"/>
+      <w:r>
+        <w:rPr>
+          <w:b/>
+          <w:sz w:val="26"/>
+          <w:szCs w:val="26"/>
+        </w:rPr>
+        <w:t xml:space="preserve"> </w:t>
+      </w:r>
+      <w:r>
+        <w:rPr>
+          <w:i/>
+          <w:sz w:val="26"/>
+          <w:szCs w:val="26"/>
+        </w:rPr>
+        <w:t>(</w:t>
+      </w:r>
+      <w:proofErr w:type="spellStart"/>
+      <w:r>
+        <w:rPr>
+          <w:i/>
+          <w:sz w:val="26"/>
+          <w:szCs w:val="26"/>
+        </w:rPr>
+        <w:t>nếu</w:t>
+      </w:r>
+      <w:proofErr w:type="spellEnd"/>
+      <w:r>
+        <w:rPr>
+          <w:i/>
+          <w:sz w:val="26"/>
+          <w:szCs w:val="26"/>
+        </w:rPr>
+        <w:t xml:space="preserve"> </w:t>
+      </w:r>
+      <w:proofErr w:type="spellStart"/>
+      <w:r>
+        <w:rPr>
+          <w:i/>
+          <w:sz w:val="26"/>
+          <w:szCs w:val="26"/>
+        </w:rPr>
+        <w:t>có</w:t>
+      </w:r>
+      <w:proofErr w:type="spellEnd"/>
+      <w:r>
+        <w:rPr>
+          <w:i/>
+          <w:sz w:val="26"/>
+          <w:szCs w:val="26"/>
+        </w:rPr>
+        <w:t>)</w:t>
       </w:r>
       <w:r>
         <w:rPr>
@@ -2490,20 +6047,102 @@
         </w:rPr>
         <w:t xml:space="preserve">: </w:t>
       </w:r>
+      <w:proofErr w:type="spellStart"/>
       <w:r>
         <w:rPr>
           <w:iCs/>
           <w:sz w:val="26"/>
           <w:szCs w:val="26"/>
         </w:rPr>
-        <w:t xml:space="preserve">Thỏa thuận sửa đổi số </w:t>
-      </w:r>
+        <w:t>Thỏa</w:t>
+      </w:r>
+      <w:proofErr w:type="spellEnd"/>
       <w:r>
         <w:rPr>
           <w:iCs/>
           <w:sz w:val="26"/>
           <w:szCs w:val="26"/>
         </w:rPr>
+        <w:t xml:space="preserve"> </w:t>
+      </w:r>
+      <w:proofErr w:type="spellStart"/>
+      <w:r>
+        <w:rPr>
+          <w:iCs/>
+          <w:sz w:val="26"/>
+          <w:szCs w:val="26"/>
+        </w:rPr>
+        <w:t>thuận</w:t>
+      </w:r>
+      <w:proofErr w:type="spellEnd"/>
+      <w:r>
+        <w:rPr>
+          <w:iCs/>
+          <w:sz w:val="26"/>
+          <w:szCs w:val="26"/>
+        </w:rPr>
+        <w:t xml:space="preserve"> </w:t>
+      </w:r>
+      <w:proofErr w:type="spellStart"/>
+      <w:r>
+        <w:rPr>
+          <w:iCs/>
+          <w:sz w:val="26"/>
+          <w:szCs w:val="26"/>
+        </w:rPr>
+        <w:t>sửa</w:t>
+      </w:r>
+      <w:proofErr w:type="spellEnd"/>
+      <w:r>
+        <w:rPr>
+          <w:iCs/>
+          <w:sz w:val="26"/>
+          <w:szCs w:val="26"/>
+        </w:rPr>
+        <w:t xml:space="preserve"> </w:t>
+      </w:r>
+      <w:proofErr w:type="spellStart"/>
+      <w:r>
+        <w:rPr>
+          <w:iCs/>
+          <w:sz w:val="26"/>
+          <w:szCs w:val="26"/>
+        </w:rPr>
+        <w:t>đổi</w:t>
+      </w:r>
+      <w:proofErr w:type="spellEnd"/>
+      <w:r>
+        <w:rPr>
+          <w:iCs/>
+          <w:sz w:val="26"/>
+          <w:szCs w:val="26"/>
+        </w:rPr>
+        <w:t xml:space="preserve"> </w:t>
+      </w:r>
+      <w:proofErr w:type="spellStart"/>
+      <w:r>
+        <w:rPr>
+          <w:iCs/>
+          <w:sz w:val="26"/>
+          <w:szCs w:val="26"/>
+        </w:rPr>
+        <w:t>số</w:t>
+      </w:r>
+      <w:proofErr w:type="spellEnd"/>
+      <w:r>
+        <w:rPr>
+          <w:iCs/>
+          <w:sz w:val="26"/>
+          <w:szCs w:val="26"/>
+        </w:rPr>
+        <w:t xml:space="preserve"> </w:t>
+      </w:r>
+      <w:r>
+        <w:rPr>
+          <w:iCs/>
+          <w:sz w:val="26"/>
+          <w:szCs w:val="26"/>
+        </w:rPr>
         <w:t>2</w:t>
       </w:r>
       <w:r>
@@ -2512,7 +6151,349 @@
           <w:sz w:val="26"/>
           <w:szCs w:val="26"/>
         </w:rPr>
-        <w:t xml:space="preserve"> của Hợp đồng thuê bất động sản số BWBB/PLC/22001/PL2 giữa Công Ty TNHH Sunagro Food (Viet Nam) và Công ty Cổ phần Phát triển Công nghiệp BW.</w:t>
+        <w:t xml:space="preserve"> </w:t>
+      </w:r>
+      <w:proofErr w:type="spellStart"/>
+      <w:r>
+        <w:rPr>
+          <w:iCs/>
+          <w:sz w:val="26"/>
+          <w:szCs w:val="26"/>
+        </w:rPr>
+        <w:t>của</w:t>
+      </w:r>
+      <w:proofErr w:type="spellEnd"/>
+      <w:r>
+        <w:rPr>
+          <w:iCs/>
+          <w:sz w:val="26"/>
+          <w:szCs w:val="26"/>
+        </w:rPr>
+        <w:t xml:space="preserve"> </w:t>
+      </w:r>
+      <w:proofErr w:type="spellStart"/>
+      <w:r>
+        <w:rPr>
+          <w:iCs/>
+          <w:sz w:val="26"/>
+          <w:szCs w:val="26"/>
+        </w:rPr>
+        <w:t>Hợp</w:t>
+      </w:r>
+      <w:proofErr w:type="spellEnd"/>
+      <w:r>
+        <w:rPr>
+          <w:iCs/>
+          <w:sz w:val="26"/>
+          <w:szCs w:val="26"/>
+        </w:rPr>
+        <w:t xml:space="preserve"> </w:t>
+      </w:r>
+      <w:proofErr w:type="spellStart"/>
+      <w:r>
+        <w:rPr>
+          <w:iCs/>
+          <w:sz w:val="26"/>
+          <w:szCs w:val="26"/>
+        </w:rPr>
+        <w:t>đồng</w:t>
+      </w:r>
+      <w:proofErr w:type="spellEnd"/>
+      <w:r>
+        <w:rPr>
+          <w:iCs/>
+          <w:sz w:val="26"/>
+          <w:szCs w:val="26"/>
+        </w:rPr>
+        <w:t xml:space="preserve"> </w:t>
+      </w:r>
+      <w:proofErr w:type="spellStart"/>
+      <w:r>
+        <w:rPr>
+          <w:iCs/>
+          <w:sz w:val="26"/>
+          <w:szCs w:val="26"/>
+        </w:rPr>
+        <w:t>thuê</w:t>
+      </w:r>
+      <w:proofErr w:type="spellEnd"/>
+      <w:r>
+        <w:rPr>
+          <w:iCs/>
+          <w:sz w:val="26"/>
+          <w:szCs w:val="26"/>
+        </w:rPr>
+        <w:t xml:space="preserve"> </w:t>
+      </w:r>
+      <w:proofErr w:type="spellStart"/>
+      <w:r>
+        <w:rPr>
+          <w:iCs/>
+          <w:sz w:val="26"/>
+          <w:szCs w:val="26"/>
+        </w:rPr>
+        <w:t>bất</w:t>
+      </w:r>
+      <w:proofErr w:type="spellEnd"/>
+      <w:r>
+        <w:rPr>
+          <w:iCs/>
+          <w:sz w:val="26"/>
+          <w:szCs w:val="26"/>
+        </w:rPr>
+        <w:t xml:space="preserve"> </w:t>
+      </w:r>
+      <w:proofErr w:type="spellStart"/>
+      <w:r>
+        <w:rPr>
+          <w:iCs/>
+          <w:sz w:val="26"/>
+          <w:szCs w:val="26"/>
+        </w:rPr>
+        <w:t>động</w:t>
+      </w:r>
+      <w:proofErr w:type="spellEnd"/>
+      <w:r>
+        <w:rPr>
+          <w:iCs/>
+          <w:sz w:val="26"/>
+          <w:szCs w:val="26"/>
+        </w:rPr>
+        <w:t xml:space="preserve"> </w:t>
+      </w:r>
+      <w:proofErr w:type="spellStart"/>
+      <w:r>
+        <w:rPr>
+          <w:iCs/>
+          <w:sz w:val="26"/>
+          <w:szCs w:val="26"/>
+        </w:rPr>
+        <w:t>sản</w:t>
+      </w:r>
+      <w:proofErr w:type="spellEnd"/>
+      <w:r>
+        <w:rPr>
+          <w:iCs/>
+          <w:sz w:val="26"/>
+          <w:szCs w:val="26"/>
+        </w:rPr>
+        <w:t xml:space="preserve"> </w:t>
+      </w:r>
+      <w:proofErr w:type="spellStart"/>
+      <w:r>
+        <w:rPr>
+          <w:iCs/>
+          <w:sz w:val="26"/>
+          <w:szCs w:val="26"/>
+        </w:rPr>
+        <w:t>số</w:t>
+      </w:r>
+      <w:proofErr w:type="spellEnd"/>
+      <w:r>
+        <w:rPr>
+          <w:iCs/>
+          <w:sz w:val="26"/>
+          <w:szCs w:val="26"/>
+        </w:rPr>
+        <w:t xml:space="preserve"> BWBB/PLC/22001/PL2 </w:t>
+      </w:r>
+      <w:proofErr w:type="spellStart"/>
+      <w:r>
+        <w:rPr>
+          <w:iCs/>
+          <w:sz w:val="26"/>
+          <w:szCs w:val="26"/>
+        </w:rPr>
+        <w:t>giữa</w:t>
+      </w:r>
+      <w:proofErr w:type="spellEnd"/>
+      <w:r>
+        <w:rPr>
+          <w:iCs/>
+          <w:sz w:val="26"/>
+          <w:szCs w:val="26"/>
+        </w:rPr>
+        <w:t xml:space="preserve"> </w:t>
+      </w:r>
+      <w:proofErr w:type="spellStart"/>
+      <w:r>
+        <w:rPr>
+          <w:iCs/>
+          <w:sz w:val="26"/>
+          <w:szCs w:val="26"/>
+        </w:rPr>
+        <w:t>Công</w:t>
+      </w:r>
+      <w:proofErr w:type="spellEnd"/>
+      <w:r>
+        <w:rPr>
+          <w:iCs/>
+          <w:sz w:val="26"/>
+          <w:szCs w:val="26"/>
+        </w:rPr>
+        <w:t xml:space="preserve"> Ty TNHH </w:t>
+      </w:r>
+      <w:proofErr w:type="spellStart"/>
+      <w:r>
+        <w:rPr>
+          <w:iCs/>
+          <w:sz w:val="26"/>
+          <w:szCs w:val="26"/>
+        </w:rPr>
+        <w:t>Sunagro</w:t>
+      </w:r>
+      <w:proofErr w:type="spellEnd"/>
+      <w:r>
+        <w:rPr>
+          <w:iCs/>
+          <w:sz w:val="26"/>
+          <w:szCs w:val="26"/>
+        </w:rPr>
+        <w:t xml:space="preserve"> Food (Viet Nam) </w:t>
+      </w:r>
+      <w:proofErr w:type="spellStart"/>
+      <w:r>
+        <w:rPr>
+          <w:iCs/>
+          <w:sz w:val="26"/>
+          <w:szCs w:val="26"/>
+        </w:rPr>
+        <w:t>và</w:t>
+      </w:r>
+      <w:proofErr w:type="spellEnd"/>
+      <w:r>
+        <w:rPr>
+          <w:iCs/>
+          <w:sz w:val="26"/>
+          <w:szCs w:val="26"/>
+        </w:rPr>
+        <w:t xml:space="preserve"> </w:t>
+      </w:r>
+      <w:proofErr w:type="spellStart"/>
+      <w:r>
+        <w:rPr>
+          <w:iCs/>
+          <w:sz w:val="26"/>
+          <w:szCs w:val="26"/>
+        </w:rPr>
+        <w:t>Công</w:t>
+      </w:r>
+      <w:proofErr w:type="spellEnd"/>
+      <w:r>
+        <w:rPr>
+          <w:iCs/>
+          <w:sz w:val="26"/>
+          <w:szCs w:val="26"/>
+        </w:rPr>
+        <w:t xml:space="preserve"> ty </w:t>
+      </w:r>
+      <w:proofErr w:type="spellStart"/>
+      <w:r>
+        <w:rPr>
+          <w:iCs/>
+          <w:sz w:val="26"/>
+          <w:szCs w:val="26"/>
+        </w:rPr>
+        <w:t>Cổ</w:t>
+      </w:r>
+      <w:proofErr w:type="spellEnd"/>
+      <w:r>
+        <w:rPr>
+          <w:iCs/>
+          <w:sz w:val="26"/>
+          <w:szCs w:val="26"/>
+        </w:rPr>
+        <w:t xml:space="preserve"> </w:t>
+      </w:r>
+      <w:proofErr w:type="spellStart"/>
+      <w:r>
+        <w:rPr>
+          <w:iCs/>
+          <w:sz w:val="26"/>
+          <w:szCs w:val="26"/>
+        </w:rPr>
+        <w:t>phần</w:t>
+      </w:r>
+      <w:proofErr w:type="spellEnd"/>
+      <w:r>
+        <w:rPr>
+          <w:iCs/>
+          <w:sz w:val="26"/>
+          <w:szCs w:val="26"/>
+        </w:rPr>
+        <w:t xml:space="preserve"> </w:t>
+      </w:r>
+      <w:proofErr w:type="spellStart"/>
+      <w:r>
+        <w:rPr>
+          <w:iCs/>
+          <w:sz w:val="26"/>
+          <w:szCs w:val="26"/>
+        </w:rPr>
+        <w:t>Phát</w:t>
+      </w:r>
+      <w:proofErr w:type="spellEnd"/>
+      <w:r>
+        <w:rPr>
+          <w:iCs/>
+          <w:sz w:val="26"/>
+          <w:szCs w:val="26"/>
+        </w:rPr>
+        <w:t xml:space="preserve"> </w:t>
+      </w:r>
+      <w:proofErr w:type="spellStart"/>
+      <w:r>
+        <w:rPr>
+          <w:iCs/>
+          <w:sz w:val="26"/>
+          <w:szCs w:val="26"/>
+        </w:rPr>
+        <w:t>triển</w:t>
+      </w:r>
+      <w:proofErr w:type="spellEnd"/>
+      <w:r>
+        <w:rPr>
+          <w:iCs/>
+          <w:sz w:val="26"/>
+          <w:szCs w:val="26"/>
+        </w:rPr>
+        <w:t xml:space="preserve"> </w:t>
+      </w:r>
+      <w:proofErr w:type="spellStart"/>
+      <w:r>
+        <w:rPr>
+          <w:iCs/>
+          <w:sz w:val="26"/>
+          <w:szCs w:val="26"/>
+        </w:rPr>
+        <w:t>Công</w:t>
+      </w:r>
+      <w:proofErr w:type="spellEnd"/>
+      <w:r>
+        <w:rPr>
+          <w:iCs/>
+          <w:sz w:val="26"/>
+          <w:szCs w:val="26"/>
+        </w:rPr>
+        <w:t xml:space="preserve"> </w:t>
+      </w:r>
+      <w:proofErr w:type="spellStart"/>
+      <w:r>
+        <w:rPr>
+          <w:iCs/>
+          <w:sz w:val="26"/>
+          <w:szCs w:val="26"/>
+        </w:rPr>
+        <w:t>nghiệp</w:t>
+      </w:r>
+      <w:proofErr w:type="spellEnd"/>
+      <w:r>
+        <w:rPr>
+          <w:iCs/>
+          <w:sz w:val="26"/>
+          <w:szCs w:val="26"/>
+        </w:rPr>
+        <w:t xml:space="preserve"> BW.</w:t>
       </w:r>
     </w:p>
     <w:p>
@@ -2577,7 +6558,421 @@
           <w:sz w:val="26"/>
           <w:szCs w:val="26"/>
         </w:rPr>
-        <w:t>(Áp dụng đối với dự án thực hiện theo thủ tục đầu tư đặc biệt theo quy định tại Điều 47 Nghị định số 96/2026/NĐ-CP)</w:t>
+        <w:t>(</w:t>
+      </w:r>
+      <w:proofErr w:type="spellStart"/>
+      <w:r>
+        <w:rPr>
+          <w:i/>
+          <w:sz w:val="26"/>
+          <w:szCs w:val="26"/>
+        </w:rPr>
+        <w:t>Áp</w:t>
+      </w:r>
+      <w:proofErr w:type="spellEnd"/>
+      <w:r>
+        <w:rPr>
+          <w:i/>
+          <w:sz w:val="26"/>
+          <w:szCs w:val="26"/>
+        </w:rPr>
+        <w:t xml:space="preserve"> </w:t>
+      </w:r>
+      <w:proofErr w:type="spellStart"/>
+      <w:r>
+        <w:rPr>
+          <w:i/>
+          <w:sz w:val="26"/>
+          <w:szCs w:val="26"/>
+        </w:rPr>
+        <w:t>dụng</w:t>
+      </w:r>
+      <w:proofErr w:type="spellEnd"/>
+      <w:r>
+        <w:rPr>
+          <w:i/>
+          <w:sz w:val="26"/>
+          <w:szCs w:val="26"/>
+        </w:rPr>
+        <w:t xml:space="preserve"> </w:t>
+      </w:r>
+      <w:proofErr w:type="spellStart"/>
+      <w:r>
+        <w:rPr>
+          <w:i/>
+          <w:sz w:val="26"/>
+          <w:szCs w:val="26"/>
+        </w:rPr>
+        <w:t>đối</w:t>
+      </w:r>
+      <w:proofErr w:type="spellEnd"/>
+      <w:r>
+        <w:rPr>
+          <w:i/>
+          <w:sz w:val="26"/>
+          <w:szCs w:val="26"/>
+        </w:rPr>
+        <w:t xml:space="preserve"> </w:t>
+      </w:r>
+      <w:proofErr w:type="spellStart"/>
+      <w:r>
+        <w:rPr>
+          <w:i/>
+          <w:sz w:val="26"/>
+          <w:szCs w:val="26"/>
+        </w:rPr>
+        <w:t>với</w:t>
+      </w:r>
+      <w:proofErr w:type="spellEnd"/>
+      <w:r>
+        <w:rPr>
+          <w:i/>
+          <w:sz w:val="26"/>
+          <w:szCs w:val="26"/>
+        </w:rPr>
+        <w:t xml:space="preserve"> </w:t>
+      </w:r>
+      <w:proofErr w:type="spellStart"/>
+      <w:r>
+        <w:rPr>
+          <w:i/>
+          <w:sz w:val="26"/>
+          <w:szCs w:val="26"/>
+        </w:rPr>
+        <w:t>dự</w:t>
+      </w:r>
+      <w:proofErr w:type="spellEnd"/>
+      <w:r>
+        <w:rPr>
+          <w:i/>
+          <w:sz w:val="26"/>
+          <w:szCs w:val="26"/>
+        </w:rPr>
+        <w:t xml:space="preserve"> </w:t>
+      </w:r>
+      <w:proofErr w:type="spellStart"/>
+      <w:r>
+        <w:rPr>
+          <w:i/>
+          <w:sz w:val="26"/>
+          <w:szCs w:val="26"/>
+        </w:rPr>
+        <w:t>án</w:t>
+      </w:r>
+      <w:proofErr w:type="spellEnd"/>
+      <w:r>
+        <w:rPr>
+          <w:i/>
+          <w:sz w:val="26"/>
+          <w:szCs w:val="26"/>
+        </w:rPr>
+        <w:t xml:space="preserve"> </w:t>
+      </w:r>
+      <w:proofErr w:type="spellStart"/>
+      <w:r>
+        <w:rPr>
+          <w:i/>
+          <w:sz w:val="26"/>
+          <w:szCs w:val="26"/>
+        </w:rPr>
+        <w:t>thực</w:t>
+      </w:r>
+      <w:proofErr w:type="spellEnd"/>
+      <w:r>
+        <w:rPr>
+          <w:i/>
+          <w:sz w:val="26"/>
+          <w:szCs w:val="26"/>
+        </w:rPr>
+        <w:t xml:space="preserve"> </w:t>
+      </w:r>
+      <w:proofErr w:type="spellStart"/>
+      <w:r>
+        <w:rPr>
+          <w:i/>
+          <w:sz w:val="26"/>
+          <w:szCs w:val="26"/>
+        </w:rPr>
+        <w:t>hiện</w:t>
+      </w:r>
+      <w:proofErr w:type="spellEnd"/>
+      <w:r>
+        <w:rPr>
+          <w:i/>
+          <w:sz w:val="26"/>
+          <w:szCs w:val="26"/>
+        </w:rPr>
+        <w:t xml:space="preserve"> </w:t>
+      </w:r>
+      <w:proofErr w:type="spellStart"/>
+      <w:r>
+        <w:rPr>
+          <w:i/>
+          <w:sz w:val="26"/>
+          <w:szCs w:val="26"/>
+        </w:rPr>
+        <w:t>theo</w:t>
+      </w:r>
+      <w:proofErr w:type="spellEnd"/>
+      <w:r>
+        <w:rPr>
+          <w:i/>
+          <w:sz w:val="26"/>
+          <w:szCs w:val="26"/>
+        </w:rPr>
+        <w:t xml:space="preserve"> </w:t>
+      </w:r>
+      <w:proofErr w:type="spellStart"/>
+      <w:r>
+        <w:rPr>
+          <w:i/>
+          <w:sz w:val="26"/>
+          <w:szCs w:val="26"/>
+        </w:rPr>
+        <w:t>thủ</w:t>
+      </w:r>
+      <w:proofErr w:type="spellEnd"/>
+      <w:r>
+        <w:rPr>
+          <w:i/>
+          <w:sz w:val="26"/>
+          <w:szCs w:val="26"/>
+        </w:rPr>
+        <w:t xml:space="preserve"> </w:t>
+      </w:r>
+      <w:proofErr w:type="spellStart"/>
+      <w:r>
+        <w:rPr>
+          <w:i/>
+          <w:sz w:val="26"/>
+          <w:szCs w:val="26"/>
+        </w:rPr>
+        <w:t>tục</w:t>
+      </w:r>
+      <w:proofErr w:type="spellEnd"/>
+      <w:r>
+        <w:rPr>
+          <w:i/>
+          <w:sz w:val="26"/>
+          <w:szCs w:val="26"/>
+        </w:rPr>
+        <w:t xml:space="preserve"> </w:t>
+      </w:r>
+      <w:proofErr w:type="spellStart"/>
+      <w:r>
+        <w:rPr>
+          <w:i/>
+          <w:sz w:val="26"/>
+          <w:szCs w:val="26"/>
+        </w:rPr>
+        <w:t>đầu</w:t>
+      </w:r>
+      <w:proofErr w:type="spellEnd"/>
+      <w:r>
+        <w:rPr>
+          <w:i/>
+          <w:sz w:val="26"/>
+          <w:szCs w:val="26"/>
+        </w:rPr>
+        <w:t xml:space="preserve"> </w:t>
+      </w:r>
+      <w:proofErr w:type="spellStart"/>
+      <w:r>
+        <w:rPr>
+          <w:i/>
+          <w:sz w:val="26"/>
+          <w:szCs w:val="26"/>
+        </w:rPr>
+        <w:t>tư</w:t>
+      </w:r>
+      <w:proofErr w:type="spellEnd"/>
+      <w:r>
+        <w:rPr>
+          <w:i/>
+          <w:sz w:val="26"/>
+          <w:szCs w:val="26"/>
+        </w:rPr>
+        <w:t xml:space="preserve"> </w:t>
+      </w:r>
+      <w:proofErr w:type="spellStart"/>
+      <w:r>
+        <w:rPr>
+          <w:i/>
+          <w:sz w:val="26"/>
+          <w:szCs w:val="26"/>
+        </w:rPr>
+        <w:t>đặc</w:t>
+      </w:r>
+      <w:proofErr w:type="spellEnd"/>
+      <w:r>
+        <w:rPr>
+          <w:i/>
+          <w:sz w:val="26"/>
+          <w:szCs w:val="26"/>
+        </w:rPr>
+        <w:t xml:space="preserve"> </w:t>
+      </w:r>
+      <w:proofErr w:type="spellStart"/>
+      <w:r>
+        <w:rPr>
+          <w:i/>
+          <w:sz w:val="26"/>
+          <w:szCs w:val="26"/>
+        </w:rPr>
+        <w:t>biệt</w:t>
+      </w:r>
+      <w:proofErr w:type="spellEnd"/>
+      <w:r>
+        <w:rPr>
+          <w:i/>
+          <w:sz w:val="26"/>
+          <w:szCs w:val="26"/>
+        </w:rPr>
+        <w:t xml:space="preserve"> </w:t>
+      </w:r>
+      <w:proofErr w:type="spellStart"/>
+      <w:r>
+        <w:rPr>
+          <w:i/>
+          <w:sz w:val="26"/>
+          <w:szCs w:val="26"/>
+        </w:rPr>
+        <w:t>theo</w:t>
+      </w:r>
+      <w:proofErr w:type="spellEnd"/>
+      <w:r>
+        <w:rPr>
+          <w:i/>
+          <w:sz w:val="26"/>
+          <w:szCs w:val="26"/>
+        </w:rPr>
+        <w:t xml:space="preserve"> </w:t>
+      </w:r>
+      <w:proofErr w:type="spellStart"/>
+      <w:r>
+        <w:rPr>
+          <w:i/>
+          <w:sz w:val="26"/>
+          <w:szCs w:val="26"/>
+        </w:rPr>
+        <w:t>quy</w:t>
+      </w:r>
+      <w:proofErr w:type="spellEnd"/>
+      <w:r>
+        <w:rPr>
+          <w:i/>
+          <w:sz w:val="26"/>
+          <w:szCs w:val="26"/>
+        </w:rPr>
+        <w:t xml:space="preserve"> </w:t>
+      </w:r>
+      <w:proofErr w:type="spellStart"/>
+      <w:r>
+        <w:rPr>
+          <w:i/>
+          <w:sz w:val="26"/>
+          <w:szCs w:val="26"/>
+        </w:rPr>
+        <w:t>định</w:t>
+      </w:r>
+      <w:proofErr w:type="spellEnd"/>
+      <w:r>
+        <w:rPr>
+          <w:i/>
+          <w:sz w:val="26"/>
+          <w:szCs w:val="26"/>
+        </w:rPr>
+        <w:t xml:space="preserve"> </w:t>
+      </w:r>
+      <w:proofErr w:type="spellStart"/>
+      <w:r>
+        <w:rPr>
+          <w:i/>
+          <w:sz w:val="26"/>
+          <w:szCs w:val="26"/>
+        </w:rPr>
+        <w:t>tại</w:t>
+      </w:r>
+      <w:proofErr w:type="spellEnd"/>
+      <w:r>
+        <w:rPr>
+          <w:i/>
+          <w:sz w:val="26"/>
+          <w:szCs w:val="26"/>
+        </w:rPr>
+        <w:t xml:space="preserve"> </w:t>
+      </w:r>
+      <w:proofErr w:type="spellStart"/>
+      <w:r>
+        <w:rPr>
+          <w:i/>
+          <w:sz w:val="26"/>
+          <w:szCs w:val="26"/>
+        </w:rPr>
+        <w:t>Điều</w:t>
+      </w:r>
+      <w:proofErr w:type="spellEnd"/>
+      <w:r>
+        <w:rPr>
+          <w:i/>
+          <w:sz w:val="26"/>
+          <w:szCs w:val="26"/>
+        </w:rPr>
+        <w:t xml:space="preserve"> 47 </w:t>
+      </w:r>
+      <w:proofErr w:type="spellStart"/>
+      <w:r>
+        <w:rPr>
+          <w:i/>
+          <w:sz w:val="26"/>
+          <w:szCs w:val="26"/>
+        </w:rPr>
+        <w:t>Nghị</w:t>
+      </w:r>
+      <w:proofErr w:type="spellEnd"/>
+      <w:r>
+        <w:rPr>
+          <w:i/>
+          <w:sz w:val="26"/>
+          <w:szCs w:val="26"/>
+        </w:rPr>
+        <w:t xml:space="preserve"> </w:t>
+      </w:r>
+      <w:proofErr w:type="spellStart"/>
+      <w:r>
+        <w:rPr>
+          <w:i/>
+          <w:sz w:val="26"/>
+          <w:szCs w:val="26"/>
+        </w:rPr>
+        <w:t>định</w:t>
+      </w:r>
+      <w:proofErr w:type="spellEnd"/>
+      <w:r>
+        <w:rPr>
+          <w:i/>
+          <w:sz w:val="26"/>
+          <w:szCs w:val="26"/>
+        </w:rPr>
+        <w:t xml:space="preserve"> </w:t>
+      </w:r>
+      <w:proofErr w:type="spellStart"/>
+      <w:r>
+        <w:rPr>
+          <w:i/>
+          <w:sz w:val="26"/>
+          <w:szCs w:val="26"/>
+        </w:rPr>
+        <w:t>số</w:t>
+      </w:r>
+      <w:proofErr w:type="spellEnd"/>
+      <w:r>
+        <w:rPr>
+          <w:i/>
+          <w:sz w:val="26"/>
+          <w:szCs w:val="26"/>
+        </w:rPr>
+        <w:t xml:space="preserve"> 96/2026/NĐ-CP)</w:t>
       </w:r>
     </w:p>
     <w:p>
@@ -2592,6 +6987,7 @@
           <w:szCs w:val="26"/>
         </w:rPr>
       </w:pPr>
+      <w:proofErr w:type="gramStart"/>
       <w:r>
         <w:rPr>
           <w:sz w:val="26"/>
@@ -2612,7 +7008,71 @@
           <w:sz w:val="26"/>
           <w:szCs w:val="26"/>
         </w:rPr>
-        <w:t xml:space="preserve"> chuyển giao công nghệ,</w:t>
+        <w:t xml:space="preserve"> </w:t>
+      </w:r>
+      <w:proofErr w:type="spellStart"/>
+      <w:r>
+        <w:rPr>
+          <w:sz w:val="26"/>
+          <w:szCs w:val="26"/>
+        </w:rPr>
+        <w:t>chuyển</w:t>
+      </w:r>
+      <w:proofErr w:type="spellEnd"/>
+      <w:r>
+        <w:rPr>
+          <w:sz w:val="26"/>
+          <w:szCs w:val="26"/>
+        </w:rPr>
+        <w:t xml:space="preserve"> </w:t>
+      </w:r>
+      <w:proofErr w:type="spellStart"/>
+      <w:r>
+        <w:rPr>
+          <w:sz w:val="26"/>
+          <w:szCs w:val="26"/>
+        </w:rPr>
+        <w:t>giao</w:t>
+      </w:r>
+      <w:proofErr w:type="spellEnd"/>
+      <w:r>
+        <w:rPr>
+          <w:sz w:val="26"/>
+          <w:szCs w:val="26"/>
+        </w:rPr>
+        <w:t xml:space="preserve"> </w:t>
+      </w:r>
+      <w:proofErr w:type="spellStart"/>
+      <w:r>
+        <w:rPr>
+          <w:sz w:val="26"/>
+          <w:szCs w:val="26"/>
+        </w:rPr>
+        <w:t>công</w:t>
+      </w:r>
+      <w:proofErr w:type="spellEnd"/>
+      <w:r>
+        <w:rPr>
+          <w:sz w:val="26"/>
+          <w:szCs w:val="26"/>
+        </w:rPr>
+        <w:t xml:space="preserve"> </w:t>
+      </w:r>
+      <w:proofErr w:type="spellStart"/>
+      <w:r>
+        <w:rPr>
+          <w:sz w:val="26"/>
+          <w:szCs w:val="26"/>
+        </w:rPr>
+        <w:t>nghệ</w:t>
+      </w:r>
+      <w:proofErr w:type="spellEnd"/>
+      <w:r>
+        <w:rPr>
+          <w:sz w:val="26"/>
+          <w:szCs w:val="26"/>
+        </w:rPr>
+        <w:t>,</w:t>
       </w:r>
       <w:r>
         <w:rPr>
@@ -2622,12 +7082,37 @@
         </w:rPr>
         <w:t xml:space="preserve"> phòng cháy, chữa cháy quy định tại Phụ lục 1, 2, 3 </w:t>
       </w:r>
-      <w:r>
-        <w:rPr>
-          <w:sz w:val="26"/>
-          <w:szCs w:val="26"/>
-        </w:rPr>
-        <w:t xml:space="preserve">và 4 Mẫu </w:t>
+      <w:proofErr w:type="spellStart"/>
+      <w:r>
+        <w:rPr>
+          <w:sz w:val="26"/>
+          <w:szCs w:val="26"/>
+        </w:rPr>
+        <w:t>và</w:t>
+      </w:r>
+      <w:proofErr w:type="spellEnd"/>
+      <w:r>
+        <w:rPr>
+          <w:sz w:val="26"/>
+          <w:szCs w:val="26"/>
+        </w:rPr>
+        <w:t xml:space="preserve"> 4 </w:t>
+      </w:r>
+      <w:proofErr w:type="spellStart"/>
+      <w:r>
+        <w:rPr>
+          <w:sz w:val="26"/>
+          <w:szCs w:val="26"/>
+        </w:rPr>
+        <w:t>Mẫu</w:t>
+      </w:r>
+      <w:proofErr w:type="spellEnd"/>
+      <w:r>
+        <w:rPr>
+          <w:sz w:val="26"/>
+          <w:szCs w:val="26"/>
+        </w:rPr>
+        <w:t xml:space="preserve"> </w:t>
       </w:r>
       <w:r>
         <w:rPr>
@@ -2673,6 +7158,7 @@
         </w:rPr>
         <w:t>Thông tư này và các điều kiện, tiêu chuẩn, quy chuẩn khác có liên quan áp dụng đối với dự án.</w:t>
       </w:r>
+      <w:proofErr w:type="gramEnd"/>
     </w:p>
     <w:p>
       <w:pPr>
@@ -2814,7 +7300,907 @@
           <w:sz w:val="26"/>
           <w:szCs w:val="26"/>
         </w:rPr>
-        <w:t>2. Chấp hành các quy định của pháp luật Việt Nam và nội dung tại Quyết định chấp thuận chủ trương đầu tư/Quyết định chấp thuận nhà đầu tư/Quyết định chấp thuận chủ trương đầu tư đồng thời với chấp thuận nhà đầu tư/Giấy chứng nhận đăng ký đầu tư.</w:t>
+        <w:t xml:space="preserve">2. </w:t>
+      </w:r>
+      <w:proofErr w:type="spellStart"/>
+      <w:r>
+        <w:rPr>
+          <w:spacing w:val="-2"/>
+          <w:sz w:val="26"/>
+          <w:szCs w:val="26"/>
+        </w:rPr>
+        <w:t>Chấp</w:t>
+      </w:r>
+      <w:proofErr w:type="spellEnd"/>
+      <w:r>
+        <w:rPr>
+          <w:spacing w:val="-2"/>
+          <w:sz w:val="26"/>
+          <w:szCs w:val="26"/>
+        </w:rPr>
+        <w:t xml:space="preserve"> </w:t>
+      </w:r>
+      <w:proofErr w:type="spellStart"/>
+      <w:r>
+        <w:rPr>
+          <w:spacing w:val="-2"/>
+          <w:sz w:val="26"/>
+          <w:szCs w:val="26"/>
+        </w:rPr>
+        <w:t>hành</w:t>
+      </w:r>
+      <w:proofErr w:type="spellEnd"/>
+      <w:r>
+        <w:rPr>
+          <w:spacing w:val="-2"/>
+          <w:sz w:val="26"/>
+          <w:szCs w:val="26"/>
+        </w:rPr>
+        <w:t xml:space="preserve"> </w:t>
+      </w:r>
+      <w:proofErr w:type="spellStart"/>
+      <w:r>
+        <w:rPr>
+          <w:spacing w:val="-2"/>
+          <w:sz w:val="26"/>
+          <w:szCs w:val="26"/>
+        </w:rPr>
+        <w:t>các</w:t>
+      </w:r>
+      <w:proofErr w:type="spellEnd"/>
+      <w:r>
+        <w:rPr>
+          <w:spacing w:val="-2"/>
+          <w:sz w:val="26"/>
+          <w:szCs w:val="26"/>
+        </w:rPr>
+        <w:t xml:space="preserve"> </w:t>
+      </w:r>
+      <w:proofErr w:type="spellStart"/>
+      <w:r>
+        <w:rPr>
+          <w:spacing w:val="-2"/>
+          <w:sz w:val="26"/>
+          <w:szCs w:val="26"/>
+        </w:rPr>
+        <w:t>quy</w:t>
+      </w:r>
+      <w:proofErr w:type="spellEnd"/>
+      <w:r>
+        <w:rPr>
+          <w:spacing w:val="-2"/>
+          <w:sz w:val="26"/>
+          <w:szCs w:val="26"/>
+        </w:rPr>
+        <w:t xml:space="preserve"> </w:t>
+      </w:r>
+      <w:proofErr w:type="spellStart"/>
+      <w:r>
+        <w:rPr>
+          <w:spacing w:val="-2"/>
+          <w:sz w:val="26"/>
+          <w:szCs w:val="26"/>
+        </w:rPr>
+        <w:t>định</w:t>
+      </w:r>
+      <w:proofErr w:type="spellEnd"/>
+      <w:r>
+        <w:rPr>
+          <w:spacing w:val="-2"/>
+          <w:sz w:val="26"/>
+          <w:szCs w:val="26"/>
+        </w:rPr>
+        <w:t xml:space="preserve"> </w:t>
+      </w:r>
+      <w:proofErr w:type="spellStart"/>
+      <w:r>
+        <w:rPr>
+          <w:spacing w:val="-2"/>
+          <w:sz w:val="26"/>
+          <w:szCs w:val="26"/>
+        </w:rPr>
+        <w:t>của</w:t>
+      </w:r>
+      <w:proofErr w:type="spellEnd"/>
+      <w:r>
+        <w:rPr>
+          <w:spacing w:val="-2"/>
+          <w:sz w:val="26"/>
+          <w:szCs w:val="26"/>
+        </w:rPr>
+        <w:t xml:space="preserve"> </w:t>
+      </w:r>
+      <w:proofErr w:type="spellStart"/>
+      <w:r>
+        <w:rPr>
+          <w:spacing w:val="-2"/>
+          <w:sz w:val="26"/>
+          <w:szCs w:val="26"/>
+        </w:rPr>
+        <w:t>pháp</w:t>
+      </w:r>
+      <w:proofErr w:type="spellEnd"/>
+      <w:r>
+        <w:rPr>
+          <w:spacing w:val="-2"/>
+          <w:sz w:val="26"/>
+          <w:szCs w:val="26"/>
+        </w:rPr>
+        <w:t xml:space="preserve"> </w:t>
+      </w:r>
+      <w:proofErr w:type="spellStart"/>
+      <w:r>
+        <w:rPr>
+          <w:spacing w:val="-2"/>
+          <w:sz w:val="26"/>
+          <w:szCs w:val="26"/>
+        </w:rPr>
+        <w:t>luật</w:t>
+      </w:r>
+      <w:proofErr w:type="spellEnd"/>
+      <w:r>
+        <w:rPr>
+          <w:spacing w:val="-2"/>
+          <w:sz w:val="26"/>
+          <w:szCs w:val="26"/>
+        </w:rPr>
+        <w:t xml:space="preserve"> </w:t>
+      </w:r>
+      <w:proofErr w:type="spellStart"/>
+      <w:r>
+        <w:rPr>
+          <w:spacing w:val="-2"/>
+          <w:sz w:val="26"/>
+          <w:szCs w:val="26"/>
+        </w:rPr>
+        <w:t>Việt</w:t>
+      </w:r>
+      <w:proofErr w:type="spellEnd"/>
+      <w:r>
+        <w:rPr>
+          <w:spacing w:val="-2"/>
+          <w:sz w:val="26"/>
+          <w:szCs w:val="26"/>
+        </w:rPr>
+        <w:t xml:space="preserve"> Nam </w:t>
+      </w:r>
+      <w:proofErr w:type="spellStart"/>
+      <w:r>
+        <w:rPr>
+          <w:spacing w:val="-2"/>
+          <w:sz w:val="26"/>
+          <w:szCs w:val="26"/>
+        </w:rPr>
+        <w:t>và</w:t>
+      </w:r>
+      <w:proofErr w:type="spellEnd"/>
+      <w:r>
+        <w:rPr>
+          <w:spacing w:val="-2"/>
+          <w:sz w:val="26"/>
+          <w:szCs w:val="26"/>
+        </w:rPr>
+        <w:t xml:space="preserve"> </w:t>
+      </w:r>
+      <w:proofErr w:type="spellStart"/>
+      <w:r>
+        <w:rPr>
+          <w:spacing w:val="-2"/>
+          <w:sz w:val="26"/>
+          <w:szCs w:val="26"/>
+        </w:rPr>
+        <w:t>nội</w:t>
+      </w:r>
+      <w:proofErr w:type="spellEnd"/>
+      <w:r>
+        <w:rPr>
+          <w:spacing w:val="-2"/>
+          <w:sz w:val="26"/>
+          <w:szCs w:val="26"/>
+        </w:rPr>
+        <w:t xml:space="preserve"> dung </w:t>
+      </w:r>
+      <w:proofErr w:type="spellStart"/>
+      <w:r>
+        <w:rPr>
+          <w:spacing w:val="-2"/>
+          <w:sz w:val="26"/>
+          <w:szCs w:val="26"/>
+        </w:rPr>
+        <w:t>tại</w:t>
+      </w:r>
+      <w:proofErr w:type="spellEnd"/>
+      <w:r>
+        <w:rPr>
+          <w:spacing w:val="-2"/>
+          <w:sz w:val="26"/>
+          <w:szCs w:val="26"/>
+        </w:rPr>
+        <w:t xml:space="preserve"> </w:t>
+      </w:r>
+      <w:proofErr w:type="spellStart"/>
+      <w:r>
+        <w:rPr>
+          <w:spacing w:val="-2"/>
+          <w:sz w:val="26"/>
+          <w:szCs w:val="26"/>
+        </w:rPr>
+        <w:t>Quyết</w:t>
+      </w:r>
+      <w:proofErr w:type="spellEnd"/>
+      <w:r>
+        <w:rPr>
+          <w:spacing w:val="-2"/>
+          <w:sz w:val="26"/>
+          <w:szCs w:val="26"/>
+        </w:rPr>
+        <w:t xml:space="preserve"> </w:t>
+      </w:r>
+      <w:proofErr w:type="spellStart"/>
+      <w:r>
+        <w:rPr>
+          <w:spacing w:val="-2"/>
+          <w:sz w:val="26"/>
+          <w:szCs w:val="26"/>
+        </w:rPr>
+        <w:t>định</w:t>
+      </w:r>
+      <w:proofErr w:type="spellEnd"/>
+      <w:r>
+        <w:rPr>
+          <w:spacing w:val="-2"/>
+          <w:sz w:val="26"/>
+          <w:szCs w:val="26"/>
+        </w:rPr>
+        <w:t xml:space="preserve"> </w:t>
+      </w:r>
+      <w:proofErr w:type="spellStart"/>
+      <w:r>
+        <w:rPr>
+          <w:spacing w:val="-2"/>
+          <w:sz w:val="26"/>
+          <w:szCs w:val="26"/>
+        </w:rPr>
+        <w:t>chấp</w:t>
+      </w:r>
+      <w:proofErr w:type="spellEnd"/>
+      <w:r>
+        <w:rPr>
+          <w:spacing w:val="-2"/>
+          <w:sz w:val="26"/>
+          <w:szCs w:val="26"/>
+        </w:rPr>
+        <w:t xml:space="preserve"> </w:t>
+      </w:r>
+      <w:proofErr w:type="spellStart"/>
+      <w:r>
+        <w:rPr>
+          <w:spacing w:val="-2"/>
+          <w:sz w:val="26"/>
+          <w:szCs w:val="26"/>
+        </w:rPr>
+        <w:t>thuận</w:t>
+      </w:r>
+      <w:proofErr w:type="spellEnd"/>
+      <w:r>
+        <w:rPr>
+          <w:spacing w:val="-2"/>
+          <w:sz w:val="26"/>
+          <w:szCs w:val="26"/>
+        </w:rPr>
+        <w:t xml:space="preserve"> </w:t>
+      </w:r>
+      <w:proofErr w:type="spellStart"/>
+      <w:r>
+        <w:rPr>
+          <w:spacing w:val="-2"/>
+          <w:sz w:val="26"/>
+          <w:szCs w:val="26"/>
+        </w:rPr>
+        <w:t>chủ</w:t>
+      </w:r>
+      <w:proofErr w:type="spellEnd"/>
+      <w:r>
+        <w:rPr>
+          <w:spacing w:val="-2"/>
+          <w:sz w:val="26"/>
+          <w:szCs w:val="26"/>
+        </w:rPr>
+        <w:t xml:space="preserve"> </w:t>
+      </w:r>
+      <w:proofErr w:type="spellStart"/>
+      <w:r>
+        <w:rPr>
+          <w:spacing w:val="-2"/>
+          <w:sz w:val="26"/>
+          <w:szCs w:val="26"/>
+        </w:rPr>
+        <w:t>trương</w:t>
+      </w:r>
+      <w:proofErr w:type="spellEnd"/>
+      <w:r>
+        <w:rPr>
+          <w:spacing w:val="-2"/>
+          <w:sz w:val="26"/>
+          <w:szCs w:val="26"/>
+        </w:rPr>
+        <w:t xml:space="preserve"> </w:t>
+      </w:r>
+      <w:proofErr w:type="spellStart"/>
+      <w:r>
+        <w:rPr>
+          <w:spacing w:val="-2"/>
+          <w:sz w:val="26"/>
+          <w:szCs w:val="26"/>
+        </w:rPr>
+        <w:t>đầu</w:t>
+      </w:r>
+      <w:proofErr w:type="spellEnd"/>
+      <w:r>
+        <w:rPr>
+          <w:spacing w:val="-2"/>
+          <w:sz w:val="26"/>
+          <w:szCs w:val="26"/>
+        </w:rPr>
+        <w:t xml:space="preserve"> </w:t>
+      </w:r>
+      <w:proofErr w:type="spellStart"/>
+      <w:r>
+        <w:rPr>
+          <w:spacing w:val="-2"/>
+          <w:sz w:val="26"/>
+          <w:szCs w:val="26"/>
+        </w:rPr>
+        <w:t>tư</w:t>
+      </w:r>
+      <w:proofErr w:type="spellEnd"/>
+      <w:r>
+        <w:rPr>
+          <w:spacing w:val="-2"/>
+          <w:sz w:val="26"/>
+          <w:szCs w:val="26"/>
+        </w:rPr>
+        <w:t>/</w:t>
+      </w:r>
+      <w:proofErr w:type="spellStart"/>
+      <w:r>
+        <w:rPr>
+          <w:spacing w:val="-2"/>
+          <w:sz w:val="26"/>
+          <w:szCs w:val="26"/>
+        </w:rPr>
+        <w:t>Quyết</w:t>
+      </w:r>
+      <w:proofErr w:type="spellEnd"/>
+      <w:r>
+        <w:rPr>
+          <w:spacing w:val="-2"/>
+          <w:sz w:val="26"/>
+          <w:szCs w:val="26"/>
+        </w:rPr>
+        <w:t xml:space="preserve"> </w:t>
+      </w:r>
+      <w:proofErr w:type="spellStart"/>
+      <w:r>
+        <w:rPr>
+          <w:spacing w:val="-2"/>
+          <w:sz w:val="26"/>
+          <w:szCs w:val="26"/>
+        </w:rPr>
+        <w:t>định</w:t>
+      </w:r>
+      <w:proofErr w:type="spellEnd"/>
+      <w:r>
+        <w:rPr>
+          <w:spacing w:val="-2"/>
+          <w:sz w:val="26"/>
+          <w:szCs w:val="26"/>
+        </w:rPr>
+        <w:t xml:space="preserve"> </w:t>
+      </w:r>
+      <w:proofErr w:type="spellStart"/>
+      <w:r>
+        <w:rPr>
+          <w:spacing w:val="-2"/>
+          <w:sz w:val="26"/>
+          <w:szCs w:val="26"/>
+        </w:rPr>
+        <w:t>chấp</w:t>
+      </w:r>
+      <w:proofErr w:type="spellEnd"/>
+      <w:r>
+        <w:rPr>
+          <w:spacing w:val="-2"/>
+          <w:sz w:val="26"/>
+          <w:szCs w:val="26"/>
+        </w:rPr>
+        <w:t xml:space="preserve"> </w:t>
+      </w:r>
+      <w:proofErr w:type="spellStart"/>
+      <w:r>
+        <w:rPr>
+          <w:spacing w:val="-2"/>
+          <w:sz w:val="26"/>
+          <w:szCs w:val="26"/>
+        </w:rPr>
+        <w:t>thuận</w:t>
+      </w:r>
+      <w:proofErr w:type="spellEnd"/>
+      <w:r>
+        <w:rPr>
+          <w:spacing w:val="-2"/>
+          <w:sz w:val="26"/>
+          <w:szCs w:val="26"/>
+        </w:rPr>
+        <w:t xml:space="preserve"> </w:t>
+      </w:r>
+      <w:proofErr w:type="spellStart"/>
+      <w:r>
+        <w:rPr>
+          <w:spacing w:val="-2"/>
+          <w:sz w:val="26"/>
+          <w:szCs w:val="26"/>
+        </w:rPr>
+        <w:t>nhà</w:t>
+      </w:r>
+      <w:proofErr w:type="spellEnd"/>
+      <w:r>
+        <w:rPr>
+          <w:spacing w:val="-2"/>
+          <w:sz w:val="26"/>
+          <w:szCs w:val="26"/>
+        </w:rPr>
+        <w:t xml:space="preserve"> </w:t>
+      </w:r>
+      <w:proofErr w:type="spellStart"/>
+      <w:r>
+        <w:rPr>
+          <w:spacing w:val="-2"/>
+          <w:sz w:val="26"/>
+          <w:szCs w:val="26"/>
+        </w:rPr>
+        <w:t>đầu</w:t>
+      </w:r>
+      <w:proofErr w:type="spellEnd"/>
+      <w:r>
+        <w:rPr>
+          <w:spacing w:val="-2"/>
+          <w:sz w:val="26"/>
+          <w:szCs w:val="26"/>
+        </w:rPr>
+        <w:t xml:space="preserve"> </w:t>
+      </w:r>
+      <w:proofErr w:type="spellStart"/>
+      <w:r>
+        <w:rPr>
+          <w:spacing w:val="-2"/>
+          <w:sz w:val="26"/>
+          <w:szCs w:val="26"/>
+        </w:rPr>
+        <w:t>tư</w:t>
+      </w:r>
+      <w:proofErr w:type="spellEnd"/>
+      <w:r>
+        <w:rPr>
+          <w:spacing w:val="-2"/>
+          <w:sz w:val="26"/>
+          <w:szCs w:val="26"/>
+        </w:rPr>
+        <w:t>/</w:t>
+      </w:r>
+      <w:proofErr w:type="spellStart"/>
+      <w:r>
+        <w:rPr>
+          <w:spacing w:val="-2"/>
+          <w:sz w:val="26"/>
+          <w:szCs w:val="26"/>
+        </w:rPr>
+        <w:t>Quyết</w:t>
+      </w:r>
+      <w:proofErr w:type="spellEnd"/>
+      <w:r>
+        <w:rPr>
+          <w:spacing w:val="-2"/>
+          <w:sz w:val="26"/>
+          <w:szCs w:val="26"/>
+        </w:rPr>
+        <w:t xml:space="preserve"> </w:t>
+      </w:r>
+      <w:proofErr w:type="spellStart"/>
+      <w:r>
+        <w:rPr>
+          <w:spacing w:val="-2"/>
+          <w:sz w:val="26"/>
+          <w:szCs w:val="26"/>
+        </w:rPr>
+        <w:t>định</w:t>
+      </w:r>
+      <w:proofErr w:type="spellEnd"/>
+      <w:r>
+        <w:rPr>
+          <w:spacing w:val="-2"/>
+          <w:sz w:val="26"/>
+          <w:szCs w:val="26"/>
+        </w:rPr>
+        <w:t xml:space="preserve"> </w:t>
+      </w:r>
+      <w:proofErr w:type="spellStart"/>
+      <w:r>
+        <w:rPr>
+          <w:spacing w:val="-2"/>
+          <w:sz w:val="26"/>
+          <w:szCs w:val="26"/>
+        </w:rPr>
+        <w:t>chấp</w:t>
+      </w:r>
+      <w:proofErr w:type="spellEnd"/>
+      <w:r>
+        <w:rPr>
+          <w:spacing w:val="-2"/>
+          <w:sz w:val="26"/>
+          <w:szCs w:val="26"/>
+        </w:rPr>
+        <w:t xml:space="preserve"> </w:t>
+      </w:r>
+      <w:proofErr w:type="spellStart"/>
+      <w:r>
+        <w:rPr>
+          <w:spacing w:val="-2"/>
+          <w:sz w:val="26"/>
+          <w:szCs w:val="26"/>
+        </w:rPr>
+        <w:t>thuận</w:t>
+      </w:r>
+      <w:proofErr w:type="spellEnd"/>
+      <w:r>
+        <w:rPr>
+          <w:spacing w:val="-2"/>
+          <w:sz w:val="26"/>
+          <w:szCs w:val="26"/>
+        </w:rPr>
+        <w:t xml:space="preserve"> </w:t>
+      </w:r>
+      <w:proofErr w:type="spellStart"/>
+      <w:r>
+        <w:rPr>
+          <w:spacing w:val="-2"/>
+          <w:sz w:val="26"/>
+          <w:szCs w:val="26"/>
+        </w:rPr>
+        <w:t>chủ</w:t>
+      </w:r>
+      <w:proofErr w:type="spellEnd"/>
+      <w:r>
+        <w:rPr>
+          <w:spacing w:val="-2"/>
+          <w:sz w:val="26"/>
+          <w:szCs w:val="26"/>
+        </w:rPr>
+        <w:t xml:space="preserve"> </w:t>
+      </w:r>
+      <w:proofErr w:type="spellStart"/>
+      <w:r>
+        <w:rPr>
+          <w:spacing w:val="-2"/>
+          <w:sz w:val="26"/>
+          <w:szCs w:val="26"/>
+        </w:rPr>
+        <w:t>trương</w:t>
+      </w:r>
+      <w:proofErr w:type="spellEnd"/>
+      <w:r>
+        <w:rPr>
+          <w:spacing w:val="-2"/>
+          <w:sz w:val="26"/>
+          <w:szCs w:val="26"/>
+        </w:rPr>
+        <w:t xml:space="preserve"> </w:t>
+      </w:r>
+      <w:proofErr w:type="spellStart"/>
+      <w:r>
+        <w:rPr>
+          <w:spacing w:val="-2"/>
+          <w:sz w:val="26"/>
+          <w:szCs w:val="26"/>
+        </w:rPr>
+        <w:t>đầu</w:t>
+      </w:r>
+      <w:proofErr w:type="spellEnd"/>
+      <w:r>
+        <w:rPr>
+          <w:spacing w:val="-2"/>
+          <w:sz w:val="26"/>
+          <w:szCs w:val="26"/>
+        </w:rPr>
+        <w:t xml:space="preserve"> </w:t>
+      </w:r>
+      <w:proofErr w:type="spellStart"/>
+      <w:r>
+        <w:rPr>
+          <w:spacing w:val="-2"/>
+          <w:sz w:val="26"/>
+          <w:szCs w:val="26"/>
+        </w:rPr>
+        <w:t>tư</w:t>
+      </w:r>
+      <w:proofErr w:type="spellEnd"/>
+      <w:r>
+        <w:rPr>
+          <w:spacing w:val="-2"/>
+          <w:sz w:val="26"/>
+          <w:szCs w:val="26"/>
+        </w:rPr>
+        <w:t xml:space="preserve"> </w:t>
+      </w:r>
+      <w:proofErr w:type="spellStart"/>
+      <w:r>
+        <w:rPr>
+          <w:spacing w:val="-2"/>
+          <w:sz w:val="26"/>
+          <w:szCs w:val="26"/>
+        </w:rPr>
+        <w:t>đồng</w:t>
+      </w:r>
+      <w:proofErr w:type="spellEnd"/>
+      <w:r>
+        <w:rPr>
+          <w:spacing w:val="-2"/>
+          <w:sz w:val="26"/>
+          <w:szCs w:val="26"/>
+        </w:rPr>
+        <w:t xml:space="preserve"> </w:t>
+      </w:r>
+      <w:proofErr w:type="spellStart"/>
+      <w:r>
+        <w:rPr>
+          <w:spacing w:val="-2"/>
+          <w:sz w:val="26"/>
+          <w:szCs w:val="26"/>
+        </w:rPr>
+        <w:t>thời</w:t>
+      </w:r>
+      <w:proofErr w:type="spellEnd"/>
+      <w:r>
+        <w:rPr>
+          <w:spacing w:val="-2"/>
+          <w:sz w:val="26"/>
+          <w:szCs w:val="26"/>
+        </w:rPr>
+        <w:t xml:space="preserve"> </w:t>
+      </w:r>
+      <w:proofErr w:type="spellStart"/>
+      <w:r>
+        <w:rPr>
+          <w:spacing w:val="-2"/>
+          <w:sz w:val="26"/>
+          <w:szCs w:val="26"/>
+        </w:rPr>
+        <w:t>với</w:t>
+      </w:r>
+      <w:proofErr w:type="spellEnd"/>
+      <w:r>
+        <w:rPr>
+          <w:spacing w:val="-2"/>
+          <w:sz w:val="26"/>
+          <w:szCs w:val="26"/>
+        </w:rPr>
+        <w:t xml:space="preserve"> </w:t>
+      </w:r>
+      <w:proofErr w:type="spellStart"/>
+      <w:r>
+        <w:rPr>
+          <w:spacing w:val="-2"/>
+          <w:sz w:val="26"/>
+          <w:szCs w:val="26"/>
+        </w:rPr>
+        <w:t>chấp</w:t>
+      </w:r>
+      <w:proofErr w:type="spellEnd"/>
+      <w:r>
+        <w:rPr>
+          <w:spacing w:val="-2"/>
+          <w:sz w:val="26"/>
+          <w:szCs w:val="26"/>
+        </w:rPr>
+        <w:t xml:space="preserve"> </w:t>
+      </w:r>
+      <w:proofErr w:type="spellStart"/>
+      <w:r>
+        <w:rPr>
+          <w:spacing w:val="-2"/>
+          <w:sz w:val="26"/>
+          <w:szCs w:val="26"/>
+        </w:rPr>
+        <w:t>thuận</w:t>
+      </w:r>
+      <w:proofErr w:type="spellEnd"/>
+      <w:r>
+        <w:rPr>
+          <w:spacing w:val="-2"/>
+          <w:sz w:val="26"/>
+          <w:szCs w:val="26"/>
+        </w:rPr>
+        <w:t xml:space="preserve"> </w:t>
+      </w:r>
+      <w:proofErr w:type="spellStart"/>
+      <w:r>
+        <w:rPr>
+          <w:spacing w:val="-2"/>
+          <w:sz w:val="26"/>
+          <w:szCs w:val="26"/>
+        </w:rPr>
+        <w:t>nhà</w:t>
+      </w:r>
+      <w:proofErr w:type="spellEnd"/>
+      <w:r>
+        <w:rPr>
+          <w:spacing w:val="-2"/>
+          <w:sz w:val="26"/>
+          <w:szCs w:val="26"/>
+        </w:rPr>
+        <w:t xml:space="preserve"> </w:t>
+      </w:r>
+      <w:proofErr w:type="spellStart"/>
+      <w:r>
+        <w:rPr>
+          <w:spacing w:val="-2"/>
+          <w:sz w:val="26"/>
+          <w:szCs w:val="26"/>
+        </w:rPr>
+        <w:t>đầu</w:t>
+      </w:r>
+      <w:proofErr w:type="spellEnd"/>
+      <w:r>
+        <w:rPr>
+          <w:spacing w:val="-2"/>
+          <w:sz w:val="26"/>
+          <w:szCs w:val="26"/>
+        </w:rPr>
+        <w:t xml:space="preserve"> </w:t>
+      </w:r>
+      <w:proofErr w:type="spellStart"/>
+      <w:r>
+        <w:rPr>
+          <w:spacing w:val="-2"/>
+          <w:sz w:val="26"/>
+          <w:szCs w:val="26"/>
+        </w:rPr>
+        <w:t>tư</w:t>
+      </w:r>
+      <w:proofErr w:type="spellEnd"/>
+      <w:r>
+        <w:rPr>
+          <w:spacing w:val="-2"/>
+          <w:sz w:val="26"/>
+          <w:szCs w:val="26"/>
+        </w:rPr>
+        <w:t>/</w:t>
+      </w:r>
+      <w:proofErr w:type="spellStart"/>
+      <w:r>
+        <w:rPr>
+          <w:spacing w:val="-2"/>
+          <w:sz w:val="26"/>
+          <w:szCs w:val="26"/>
+        </w:rPr>
+        <w:t>Giấy</w:t>
+      </w:r>
+      <w:proofErr w:type="spellEnd"/>
+      <w:r>
+        <w:rPr>
+          <w:spacing w:val="-2"/>
+          <w:sz w:val="26"/>
+          <w:szCs w:val="26"/>
+        </w:rPr>
+        <w:t xml:space="preserve"> </w:t>
+      </w:r>
+      <w:proofErr w:type="spellStart"/>
+      <w:r>
+        <w:rPr>
+          <w:spacing w:val="-2"/>
+          <w:sz w:val="26"/>
+          <w:szCs w:val="26"/>
+        </w:rPr>
+        <w:t>chứng</w:t>
+      </w:r>
+      <w:proofErr w:type="spellEnd"/>
+      <w:r>
+        <w:rPr>
+          <w:spacing w:val="-2"/>
+          <w:sz w:val="26"/>
+          <w:szCs w:val="26"/>
+        </w:rPr>
+        <w:t xml:space="preserve"> </w:t>
+      </w:r>
+      <w:proofErr w:type="spellStart"/>
+      <w:r>
+        <w:rPr>
+          <w:spacing w:val="-2"/>
+          <w:sz w:val="26"/>
+          <w:szCs w:val="26"/>
+        </w:rPr>
+        <w:t>nhận</w:t>
+      </w:r>
+      <w:proofErr w:type="spellEnd"/>
+      <w:r>
+        <w:rPr>
+          <w:spacing w:val="-2"/>
+          <w:sz w:val="26"/>
+          <w:szCs w:val="26"/>
+        </w:rPr>
+        <w:t xml:space="preserve"> </w:t>
+      </w:r>
+      <w:proofErr w:type="spellStart"/>
+      <w:r>
+        <w:rPr>
+          <w:spacing w:val="-2"/>
+          <w:sz w:val="26"/>
+          <w:szCs w:val="26"/>
+        </w:rPr>
+        <w:t>đăng</w:t>
+      </w:r>
+      <w:proofErr w:type="spellEnd"/>
+      <w:r>
+        <w:rPr>
+          <w:spacing w:val="-2"/>
+          <w:sz w:val="26"/>
+          <w:szCs w:val="26"/>
+        </w:rPr>
+        <w:t xml:space="preserve"> </w:t>
+      </w:r>
+      <w:proofErr w:type="spellStart"/>
+      <w:r>
+        <w:rPr>
+          <w:spacing w:val="-2"/>
+          <w:sz w:val="26"/>
+          <w:szCs w:val="26"/>
+        </w:rPr>
+        <w:t>ký</w:t>
+      </w:r>
+      <w:proofErr w:type="spellEnd"/>
+      <w:r>
+        <w:rPr>
+          <w:spacing w:val="-2"/>
+          <w:sz w:val="26"/>
+          <w:szCs w:val="26"/>
+        </w:rPr>
+        <w:t xml:space="preserve"> </w:t>
+      </w:r>
+      <w:proofErr w:type="spellStart"/>
+      <w:r>
+        <w:rPr>
+          <w:spacing w:val="-2"/>
+          <w:sz w:val="26"/>
+          <w:szCs w:val="26"/>
+        </w:rPr>
+        <w:t>đầu</w:t>
+      </w:r>
+      <w:proofErr w:type="spellEnd"/>
+      <w:r>
+        <w:rPr>
+          <w:spacing w:val="-2"/>
+          <w:sz w:val="26"/>
+          <w:szCs w:val="26"/>
+        </w:rPr>
+        <w:t xml:space="preserve"> </w:t>
+      </w:r>
+      <w:proofErr w:type="spellStart"/>
+      <w:r>
+        <w:rPr>
+          <w:spacing w:val="-2"/>
+          <w:sz w:val="26"/>
+          <w:szCs w:val="26"/>
+        </w:rPr>
+        <w:t>tư</w:t>
+      </w:r>
+      <w:proofErr w:type="spellEnd"/>
+      <w:r>
+        <w:rPr>
+          <w:spacing w:val="-2"/>
+          <w:sz w:val="26"/>
+          <w:szCs w:val="26"/>
+        </w:rPr>
+        <w:t>.</w:t>
       </w:r>
     </w:p>
     <w:p>
@@ -2830,6 +8216,7 @@
           <w:szCs w:val="26"/>
         </w:rPr>
       </w:pPr>
+      <w:proofErr w:type="gramStart"/>
       <w:r>
         <w:rPr>
           <w:sz w:val="26"/>
@@ -2850,15 +8237,1059 @@
           <w:sz w:val="26"/>
           <w:szCs w:val="26"/>
         </w:rPr>
-        <w:t xml:space="preserve"> áp dụng điều kiện tiếp cận thị trường và thủ tục đầu tư như quy định đối với nhà đầu tư trong nước, thì từ bỏ tất cả các quyền và lợi ích của nhà đầu tư nước ngoài theo pháp luật trong nước hoặc theo bất kỳ điều ước quốc tế nào có thể áp dụng đối với nhà đầu tư đó. (</w:t>
-      </w:r>
-      <w:r>
-        <w:rPr>
-          <w:i/>
-          <w:sz w:val="26"/>
-          <w:szCs w:val="26"/>
-        </w:rPr>
-        <w:t>Áp dụng đ</w:t>
+        <w:t xml:space="preserve"> </w:t>
+      </w:r>
+      <w:proofErr w:type="spellStart"/>
+      <w:r>
+        <w:rPr>
+          <w:sz w:val="26"/>
+          <w:szCs w:val="26"/>
+        </w:rPr>
+        <w:t>áp</w:t>
+      </w:r>
+      <w:proofErr w:type="spellEnd"/>
+      <w:r>
+        <w:rPr>
+          <w:sz w:val="26"/>
+          <w:szCs w:val="26"/>
+        </w:rPr>
+        <w:t xml:space="preserve"> </w:t>
+      </w:r>
+      <w:proofErr w:type="spellStart"/>
+      <w:r>
+        <w:rPr>
+          <w:sz w:val="26"/>
+          <w:szCs w:val="26"/>
+        </w:rPr>
+        <w:t>dụng</w:t>
+      </w:r>
+      <w:proofErr w:type="spellEnd"/>
+      <w:r>
+        <w:rPr>
+          <w:sz w:val="26"/>
+          <w:szCs w:val="26"/>
+        </w:rPr>
+        <w:t xml:space="preserve"> </w:t>
+      </w:r>
+      <w:proofErr w:type="spellStart"/>
+      <w:r>
+        <w:rPr>
+          <w:sz w:val="26"/>
+          <w:szCs w:val="26"/>
+        </w:rPr>
+        <w:t>điều</w:t>
+      </w:r>
+      <w:proofErr w:type="spellEnd"/>
+      <w:r>
+        <w:rPr>
+          <w:sz w:val="26"/>
+          <w:szCs w:val="26"/>
+        </w:rPr>
+        <w:t xml:space="preserve"> </w:t>
+      </w:r>
+      <w:proofErr w:type="spellStart"/>
+      <w:r>
+        <w:rPr>
+          <w:sz w:val="26"/>
+          <w:szCs w:val="26"/>
+        </w:rPr>
+        <w:t>kiện</w:t>
+      </w:r>
+      <w:proofErr w:type="spellEnd"/>
+      <w:r>
+        <w:rPr>
+          <w:sz w:val="26"/>
+          <w:szCs w:val="26"/>
+        </w:rPr>
+        <w:t xml:space="preserve"> </w:t>
+      </w:r>
+      <w:proofErr w:type="spellStart"/>
+      <w:r>
+        <w:rPr>
+          <w:sz w:val="26"/>
+          <w:szCs w:val="26"/>
+        </w:rPr>
+        <w:t>tiếp</w:t>
+      </w:r>
+      <w:proofErr w:type="spellEnd"/>
+      <w:r>
+        <w:rPr>
+          <w:sz w:val="26"/>
+          <w:szCs w:val="26"/>
+        </w:rPr>
+        <w:t xml:space="preserve"> </w:t>
+      </w:r>
+      <w:proofErr w:type="spellStart"/>
+      <w:r>
+        <w:rPr>
+          <w:sz w:val="26"/>
+          <w:szCs w:val="26"/>
+        </w:rPr>
+        <w:t>cận</w:t>
+      </w:r>
+      <w:proofErr w:type="spellEnd"/>
+      <w:r>
+        <w:rPr>
+          <w:sz w:val="26"/>
+          <w:szCs w:val="26"/>
+        </w:rPr>
+        <w:t xml:space="preserve"> </w:t>
+      </w:r>
+      <w:proofErr w:type="spellStart"/>
+      <w:r>
+        <w:rPr>
+          <w:sz w:val="26"/>
+          <w:szCs w:val="26"/>
+        </w:rPr>
+        <w:t>thị</w:t>
+      </w:r>
+      <w:proofErr w:type="spellEnd"/>
+      <w:r>
+        <w:rPr>
+          <w:sz w:val="26"/>
+          <w:szCs w:val="26"/>
+        </w:rPr>
+        <w:t xml:space="preserve"> </w:t>
+      </w:r>
+      <w:proofErr w:type="spellStart"/>
+      <w:r>
+        <w:rPr>
+          <w:sz w:val="26"/>
+          <w:szCs w:val="26"/>
+        </w:rPr>
+        <w:t>trường</w:t>
+      </w:r>
+      <w:proofErr w:type="spellEnd"/>
+      <w:r>
+        <w:rPr>
+          <w:sz w:val="26"/>
+          <w:szCs w:val="26"/>
+        </w:rPr>
+        <w:t xml:space="preserve"> </w:t>
+      </w:r>
+      <w:proofErr w:type="spellStart"/>
+      <w:r>
+        <w:rPr>
+          <w:sz w:val="26"/>
+          <w:szCs w:val="26"/>
+        </w:rPr>
+        <w:t>và</w:t>
+      </w:r>
+      <w:proofErr w:type="spellEnd"/>
+      <w:r>
+        <w:rPr>
+          <w:sz w:val="26"/>
+          <w:szCs w:val="26"/>
+        </w:rPr>
+        <w:t xml:space="preserve"> </w:t>
+      </w:r>
+      <w:proofErr w:type="spellStart"/>
+      <w:r>
+        <w:rPr>
+          <w:sz w:val="26"/>
+          <w:szCs w:val="26"/>
+        </w:rPr>
+        <w:t>thủ</w:t>
+      </w:r>
+      <w:proofErr w:type="spellEnd"/>
+      <w:r>
+        <w:rPr>
+          <w:sz w:val="26"/>
+          <w:szCs w:val="26"/>
+        </w:rPr>
+        <w:t xml:space="preserve"> </w:t>
+      </w:r>
+      <w:proofErr w:type="spellStart"/>
+      <w:r>
+        <w:rPr>
+          <w:sz w:val="26"/>
+          <w:szCs w:val="26"/>
+        </w:rPr>
+        <w:t>tục</w:t>
+      </w:r>
+      <w:proofErr w:type="spellEnd"/>
+      <w:r>
+        <w:rPr>
+          <w:sz w:val="26"/>
+          <w:szCs w:val="26"/>
+        </w:rPr>
+        <w:t xml:space="preserve"> </w:t>
+      </w:r>
+      <w:proofErr w:type="spellStart"/>
+      <w:r>
+        <w:rPr>
+          <w:sz w:val="26"/>
+          <w:szCs w:val="26"/>
+        </w:rPr>
+        <w:t>đầu</w:t>
+      </w:r>
+      <w:proofErr w:type="spellEnd"/>
+      <w:r>
+        <w:rPr>
+          <w:sz w:val="26"/>
+          <w:szCs w:val="26"/>
+        </w:rPr>
+        <w:t xml:space="preserve"> </w:t>
+      </w:r>
+      <w:proofErr w:type="spellStart"/>
+      <w:r>
+        <w:rPr>
+          <w:sz w:val="26"/>
+          <w:szCs w:val="26"/>
+        </w:rPr>
+        <w:t>tư</w:t>
+      </w:r>
+      <w:proofErr w:type="spellEnd"/>
+      <w:r>
+        <w:rPr>
+          <w:sz w:val="26"/>
+          <w:szCs w:val="26"/>
+        </w:rPr>
+        <w:t xml:space="preserve"> </w:t>
+      </w:r>
+      <w:proofErr w:type="spellStart"/>
+      <w:r>
+        <w:rPr>
+          <w:sz w:val="26"/>
+          <w:szCs w:val="26"/>
+        </w:rPr>
+        <w:t>như</w:t>
+      </w:r>
+      <w:proofErr w:type="spellEnd"/>
+      <w:r>
+        <w:rPr>
+          <w:sz w:val="26"/>
+          <w:szCs w:val="26"/>
+        </w:rPr>
+        <w:t xml:space="preserve"> </w:t>
+      </w:r>
+      <w:proofErr w:type="spellStart"/>
+      <w:r>
+        <w:rPr>
+          <w:sz w:val="26"/>
+          <w:szCs w:val="26"/>
+        </w:rPr>
+        <w:t>quy</w:t>
+      </w:r>
+      <w:proofErr w:type="spellEnd"/>
+      <w:r>
+        <w:rPr>
+          <w:sz w:val="26"/>
+          <w:szCs w:val="26"/>
+        </w:rPr>
+        <w:t xml:space="preserve"> </w:t>
+      </w:r>
+      <w:proofErr w:type="spellStart"/>
+      <w:r>
+        <w:rPr>
+          <w:sz w:val="26"/>
+          <w:szCs w:val="26"/>
+        </w:rPr>
+        <w:t>định</w:t>
+      </w:r>
+      <w:proofErr w:type="spellEnd"/>
+      <w:r>
+        <w:rPr>
+          <w:sz w:val="26"/>
+          <w:szCs w:val="26"/>
+        </w:rPr>
+        <w:t xml:space="preserve"> </w:t>
+      </w:r>
+      <w:proofErr w:type="spellStart"/>
+      <w:r>
+        <w:rPr>
+          <w:sz w:val="26"/>
+          <w:szCs w:val="26"/>
+        </w:rPr>
+        <w:t>đối</w:t>
+      </w:r>
+      <w:proofErr w:type="spellEnd"/>
+      <w:r>
+        <w:rPr>
+          <w:sz w:val="26"/>
+          <w:szCs w:val="26"/>
+        </w:rPr>
+        <w:t xml:space="preserve"> </w:t>
+      </w:r>
+      <w:proofErr w:type="spellStart"/>
+      <w:r>
+        <w:rPr>
+          <w:sz w:val="26"/>
+          <w:szCs w:val="26"/>
+        </w:rPr>
+        <w:t>với</w:t>
+      </w:r>
+      <w:proofErr w:type="spellEnd"/>
+      <w:r>
+        <w:rPr>
+          <w:sz w:val="26"/>
+          <w:szCs w:val="26"/>
+        </w:rPr>
+        <w:t xml:space="preserve"> </w:t>
+      </w:r>
+      <w:proofErr w:type="spellStart"/>
+      <w:r>
+        <w:rPr>
+          <w:sz w:val="26"/>
+          <w:szCs w:val="26"/>
+        </w:rPr>
+        <w:t>nhà</w:t>
+      </w:r>
+      <w:proofErr w:type="spellEnd"/>
+      <w:r>
+        <w:rPr>
+          <w:sz w:val="26"/>
+          <w:szCs w:val="26"/>
+        </w:rPr>
+        <w:t xml:space="preserve"> </w:t>
+      </w:r>
+      <w:proofErr w:type="spellStart"/>
+      <w:r>
+        <w:rPr>
+          <w:sz w:val="26"/>
+          <w:szCs w:val="26"/>
+        </w:rPr>
+        <w:t>đầu</w:t>
+      </w:r>
+      <w:proofErr w:type="spellEnd"/>
+      <w:r>
+        <w:rPr>
+          <w:sz w:val="26"/>
+          <w:szCs w:val="26"/>
+        </w:rPr>
+        <w:t xml:space="preserve"> </w:t>
+      </w:r>
+      <w:proofErr w:type="spellStart"/>
+      <w:r>
+        <w:rPr>
+          <w:sz w:val="26"/>
+          <w:szCs w:val="26"/>
+        </w:rPr>
+        <w:t>tư</w:t>
+      </w:r>
+      <w:proofErr w:type="spellEnd"/>
+      <w:r>
+        <w:rPr>
+          <w:sz w:val="26"/>
+          <w:szCs w:val="26"/>
+        </w:rPr>
+        <w:t xml:space="preserve"> </w:t>
+      </w:r>
+      <w:proofErr w:type="spellStart"/>
+      <w:r>
+        <w:rPr>
+          <w:sz w:val="26"/>
+          <w:szCs w:val="26"/>
+        </w:rPr>
+        <w:t>trong</w:t>
+      </w:r>
+      <w:proofErr w:type="spellEnd"/>
+      <w:r>
+        <w:rPr>
+          <w:sz w:val="26"/>
+          <w:szCs w:val="26"/>
+        </w:rPr>
+        <w:t xml:space="preserve"> </w:t>
+      </w:r>
+      <w:proofErr w:type="spellStart"/>
+      <w:r>
+        <w:rPr>
+          <w:sz w:val="26"/>
+          <w:szCs w:val="26"/>
+        </w:rPr>
+        <w:t>nước</w:t>
+      </w:r>
+      <w:proofErr w:type="spellEnd"/>
+      <w:r>
+        <w:rPr>
+          <w:sz w:val="26"/>
+          <w:szCs w:val="26"/>
+        </w:rPr>
+        <w:t xml:space="preserve">, </w:t>
+      </w:r>
+      <w:proofErr w:type="spellStart"/>
+      <w:r>
+        <w:rPr>
+          <w:sz w:val="26"/>
+          <w:szCs w:val="26"/>
+        </w:rPr>
+        <w:t>thì</w:t>
+      </w:r>
+      <w:proofErr w:type="spellEnd"/>
+      <w:r>
+        <w:rPr>
+          <w:sz w:val="26"/>
+          <w:szCs w:val="26"/>
+        </w:rPr>
+        <w:t xml:space="preserve"> </w:t>
+      </w:r>
+      <w:proofErr w:type="spellStart"/>
+      <w:r>
+        <w:rPr>
+          <w:sz w:val="26"/>
+          <w:szCs w:val="26"/>
+        </w:rPr>
+        <w:t>từ</w:t>
+      </w:r>
+      <w:proofErr w:type="spellEnd"/>
+      <w:r>
+        <w:rPr>
+          <w:sz w:val="26"/>
+          <w:szCs w:val="26"/>
+        </w:rPr>
+        <w:t xml:space="preserve"> </w:t>
+      </w:r>
+      <w:proofErr w:type="spellStart"/>
+      <w:r>
+        <w:rPr>
+          <w:sz w:val="26"/>
+          <w:szCs w:val="26"/>
+        </w:rPr>
+        <w:t>bỏ</w:t>
+      </w:r>
+      <w:proofErr w:type="spellEnd"/>
+      <w:r>
+        <w:rPr>
+          <w:sz w:val="26"/>
+          <w:szCs w:val="26"/>
+        </w:rPr>
+        <w:t xml:space="preserve"> </w:t>
+      </w:r>
+      <w:proofErr w:type="spellStart"/>
+      <w:r>
+        <w:rPr>
+          <w:sz w:val="26"/>
+          <w:szCs w:val="26"/>
+        </w:rPr>
+        <w:t>tất</w:t>
+      </w:r>
+      <w:proofErr w:type="spellEnd"/>
+      <w:r>
+        <w:rPr>
+          <w:sz w:val="26"/>
+          <w:szCs w:val="26"/>
+        </w:rPr>
+        <w:t xml:space="preserve"> </w:t>
+      </w:r>
+      <w:proofErr w:type="spellStart"/>
+      <w:r>
+        <w:rPr>
+          <w:sz w:val="26"/>
+          <w:szCs w:val="26"/>
+        </w:rPr>
+        <w:t>cả</w:t>
+      </w:r>
+      <w:proofErr w:type="spellEnd"/>
+      <w:r>
+        <w:rPr>
+          <w:sz w:val="26"/>
+          <w:szCs w:val="26"/>
+        </w:rPr>
+        <w:t xml:space="preserve"> </w:t>
+      </w:r>
+      <w:proofErr w:type="spellStart"/>
+      <w:r>
+        <w:rPr>
+          <w:sz w:val="26"/>
+          <w:szCs w:val="26"/>
+        </w:rPr>
+        <w:t>các</w:t>
+      </w:r>
+      <w:proofErr w:type="spellEnd"/>
+      <w:r>
+        <w:rPr>
+          <w:sz w:val="26"/>
+          <w:szCs w:val="26"/>
+        </w:rPr>
+        <w:t xml:space="preserve"> </w:t>
+      </w:r>
+      <w:proofErr w:type="spellStart"/>
+      <w:r>
+        <w:rPr>
+          <w:sz w:val="26"/>
+          <w:szCs w:val="26"/>
+        </w:rPr>
+        <w:t>quyền</w:t>
+      </w:r>
+      <w:proofErr w:type="spellEnd"/>
+      <w:r>
+        <w:rPr>
+          <w:sz w:val="26"/>
+          <w:szCs w:val="26"/>
+        </w:rPr>
+        <w:t xml:space="preserve"> </w:t>
+      </w:r>
+      <w:proofErr w:type="spellStart"/>
+      <w:r>
+        <w:rPr>
+          <w:sz w:val="26"/>
+          <w:szCs w:val="26"/>
+        </w:rPr>
+        <w:t>và</w:t>
+      </w:r>
+      <w:proofErr w:type="spellEnd"/>
+      <w:r>
+        <w:rPr>
+          <w:sz w:val="26"/>
+          <w:szCs w:val="26"/>
+        </w:rPr>
+        <w:t xml:space="preserve"> </w:t>
+      </w:r>
+      <w:proofErr w:type="spellStart"/>
+      <w:r>
+        <w:rPr>
+          <w:sz w:val="26"/>
+          <w:szCs w:val="26"/>
+        </w:rPr>
+        <w:t>lợi</w:t>
+      </w:r>
+      <w:proofErr w:type="spellEnd"/>
+      <w:r>
+        <w:rPr>
+          <w:sz w:val="26"/>
+          <w:szCs w:val="26"/>
+        </w:rPr>
+        <w:t xml:space="preserve"> </w:t>
+      </w:r>
+      <w:proofErr w:type="spellStart"/>
+      <w:r>
+        <w:rPr>
+          <w:sz w:val="26"/>
+          <w:szCs w:val="26"/>
+        </w:rPr>
+        <w:t>ích</w:t>
+      </w:r>
+      <w:proofErr w:type="spellEnd"/>
+      <w:r>
+        <w:rPr>
+          <w:sz w:val="26"/>
+          <w:szCs w:val="26"/>
+        </w:rPr>
+        <w:t xml:space="preserve"> </w:t>
+      </w:r>
+      <w:proofErr w:type="spellStart"/>
+      <w:r>
+        <w:rPr>
+          <w:sz w:val="26"/>
+          <w:szCs w:val="26"/>
+        </w:rPr>
+        <w:t>của</w:t>
+      </w:r>
+      <w:proofErr w:type="spellEnd"/>
+      <w:r>
+        <w:rPr>
+          <w:sz w:val="26"/>
+          <w:szCs w:val="26"/>
+        </w:rPr>
+        <w:t xml:space="preserve"> </w:t>
+      </w:r>
+      <w:proofErr w:type="spellStart"/>
+      <w:r>
+        <w:rPr>
+          <w:sz w:val="26"/>
+          <w:szCs w:val="26"/>
+        </w:rPr>
+        <w:t>nhà</w:t>
+      </w:r>
+      <w:proofErr w:type="spellEnd"/>
+      <w:r>
+        <w:rPr>
+          <w:sz w:val="26"/>
+          <w:szCs w:val="26"/>
+        </w:rPr>
+        <w:t xml:space="preserve"> </w:t>
+      </w:r>
+      <w:proofErr w:type="spellStart"/>
+      <w:r>
+        <w:rPr>
+          <w:sz w:val="26"/>
+          <w:szCs w:val="26"/>
+        </w:rPr>
+        <w:t>đầu</w:t>
+      </w:r>
+      <w:proofErr w:type="spellEnd"/>
+      <w:r>
+        <w:rPr>
+          <w:sz w:val="26"/>
+          <w:szCs w:val="26"/>
+        </w:rPr>
+        <w:t xml:space="preserve"> </w:t>
+      </w:r>
+      <w:proofErr w:type="spellStart"/>
+      <w:r>
+        <w:rPr>
+          <w:sz w:val="26"/>
+          <w:szCs w:val="26"/>
+        </w:rPr>
+        <w:t>tư</w:t>
+      </w:r>
+      <w:proofErr w:type="spellEnd"/>
+      <w:r>
+        <w:rPr>
+          <w:sz w:val="26"/>
+          <w:szCs w:val="26"/>
+        </w:rPr>
+        <w:t xml:space="preserve"> </w:t>
+      </w:r>
+      <w:proofErr w:type="spellStart"/>
+      <w:r>
+        <w:rPr>
+          <w:sz w:val="26"/>
+          <w:szCs w:val="26"/>
+        </w:rPr>
+        <w:t>nước</w:t>
+      </w:r>
+      <w:proofErr w:type="spellEnd"/>
+      <w:r>
+        <w:rPr>
+          <w:sz w:val="26"/>
+          <w:szCs w:val="26"/>
+        </w:rPr>
+        <w:t xml:space="preserve"> </w:t>
+      </w:r>
+      <w:proofErr w:type="spellStart"/>
+      <w:r>
+        <w:rPr>
+          <w:sz w:val="26"/>
+          <w:szCs w:val="26"/>
+        </w:rPr>
+        <w:t>ngoài</w:t>
+      </w:r>
+      <w:proofErr w:type="spellEnd"/>
+      <w:r>
+        <w:rPr>
+          <w:sz w:val="26"/>
+          <w:szCs w:val="26"/>
+        </w:rPr>
+        <w:t xml:space="preserve"> </w:t>
+      </w:r>
+      <w:proofErr w:type="spellStart"/>
+      <w:r>
+        <w:rPr>
+          <w:sz w:val="26"/>
+          <w:szCs w:val="26"/>
+        </w:rPr>
+        <w:t>theo</w:t>
+      </w:r>
+      <w:proofErr w:type="spellEnd"/>
+      <w:r>
+        <w:rPr>
+          <w:sz w:val="26"/>
+          <w:szCs w:val="26"/>
+        </w:rPr>
+        <w:t xml:space="preserve"> </w:t>
+      </w:r>
+      <w:proofErr w:type="spellStart"/>
+      <w:r>
+        <w:rPr>
+          <w:sz w:val="26"/>
+          <w:szCs w:val="26"/>
+        </w:rPr>
+        <w:t>pháp</w:t>
+      </w:r>
+      <w:proofErr w:type="spellEnd"/>
+      <w:r>
+        <w:rPr>
+          <w:sz w:val="26"/>
+          <w:szCs w:val="26"/>
+        </w:rPr>
+        <w:t xml:space="preserve"> </w:t>
+      </w:r>
+      <w:proofErr w:type="spellStart"/>
+      <w:r>
+        <w:rPr>
+          <w:sz w:val="26"/>
+          <w:szCs w:val="26"/>
+        </w:rPr>
+        <w:t>luật</w:t>
+      </w:r>
+      <w:proofErr w:type="spellEnd"/>
+      <w:r>
+        <w:rPr>
+          <w:sz w:val="26"/>
+          <w:szCs w:val="26"/>
+        </w:rPr>
+        <w:t xml:space="preserve"> </w:t>
+      </w:r>
+      <w:proofErr w:type="spellStart"/>
+      <w:r>
+        <w:rPr>
+          <w:sz w:val="26"/>
+          <w:szCs w:val="26"/>
+        </w:rPr>
+        <w:t>trong</w:t>
+      </w:r>
+      <w:proofErr w:type="spellEnd"/>
+      <w:r>
+        <w:rPr>
+          <w:sz w:val="26"/>
+          <w:szCs w:val="26"/>
+        </w:rPr>
+        <w:t xml:space="preserve"> </w:t>
+      </w:r>
+      <w:proofErr w:type="spellStart"/>
+      <w:r>
+        <w:rPr>
+          <w:sz w:val="26"/>
+          <w:szCs w:val="26"/>
+        </w:rPr>
+        <w:t>nước</w:t>
+      </w:r>
+      <w:proofErr w:type="spellEnd"/>
+      <w:r>
+        <w:rPr>
+          <w:sz w:val="26"/>
+          <w:szCs w:val="26"/>
+        </w:rPr>
+        <w:t xml:space="preserve"> </w:t>
+      </w:r>
+      <w:proofErr w:type="spellStart"/>
+      <w:r>
+        <w:rPr>
+          <w:sz w:val="26"/>
+          <w:szCs w:val="26"/>
+        </w:rPr>
+        <w:t>hoặc</w:t>
+      </w:r>
+      <w:proofErr w:type="spellEnd"/>
+      <w:r>
+        <w:rPr>
+          <w:sz w:val="26"/>
+          <w:szCs w:val="26"/>
+        </w:rPr>
+        <w:t xml:space="preserve"> </w:t>
+      </w:r>
+      <w:proofErr w:type="spellStart"/>
+      <w:r>
+        <w:rPr>
+          <w:sz w:val="26"/>
+          <w:szCs w:val="26"/>
+        </w:rPr>
+        <w:t>theo</w:t>
+      </w:r>
+      <w:proofErr w:type="spellEnd"/>
+      <w:r>
+        <w:rPr>
+          <w:sz w:val="26"/>
+          <w:szCs w:val="26"/>
+        </w:rPr>
+        <w:t xml:space="preserve"> </w:t>
+      </w:r>
+      <w:proofErr w:type="spellStart"/>
+      <w:r>
+        <w:rPr>
+          <w:sz w:val="26"/>
+          <w:szCs w:val="26"/>
+        </w:rPr>
+        <w:t>bất</w:t>
+      </w:r>
+      <w:proofErr w:type="spellEnd"/>
+      <w:r>
+        <w:rPr>
+          <w:sz w:val="26"/>
+          <w:szCs w:val="26"/>
+        </w:rPr>
+        <w:t xml:space="preserve"> </w:t>
+      </w:r>
+      <w:proofErr w:type="spellStart"/>
+      <w:r>
+        <w:rPr>
+          <w:sz w:val="26"/>
+          <w:szCs w:val="26"/>
+        </w:rPr>
+        <w:t>kỳ</w:t>
+      </w:r>
+      <w:proofErr w:type="spellEnd"/>
+      <w:r>
+        <w:rPr>
+          <w:sz w:val="26"/>
+          <w:szCs w:val="26"/>
+        </w:rPr>
+        <w:t xml:space="preserve"> </w:t>
+      </w:r>
+      <w:proofErr w:type="spellStart"/>
+      <w:r>
+        <w:rPr>
+          <w:sz w:val="26"/>
+          <w:szCs w:val="26"/>
+        </w:rPr>
+        <w:t>điều</w:t>
+      </w:r>
+      <w:proofErr w:type="spellEnd"/>
+      <w:r>
+        <w:rPr>
+          <w:sz w:val="26"/>
+          <w:szCs w:val="26"/>
+        </w:rPr>
+        <w:t xml:space="preserve"> </w:t>
+      </w:r>
+      <w:proofErr w:type="spellStart"/>
+      <w:r>
+        <w:rPr>
+          <w:sz w:val="26"/>
+          <w:szCs w:val="26"/>
+        </w:rPr>
+        <w:t>ước</w:t>
+      </w:r>
+      <w:proofErr w:type="spellEnd"/>
+      <w:r>
+        <w:rPr>
+          <w:sz w:val="26"/>
+          <w:szCs w:val="26"/>
+        </w:rPr>
+        <w:t xml:space="preserve"> </w:t>
+      </w:r>
+      <w:proofErr w:type="spellStart"/>
+      <w:r>
+        <w:rPr>
+          <w:sz w:val="26"/>
+          <w:szCs w:val="26"/>
+        </w:rPr>
+        <w:t>quốc</w:t>
+      </w:r>
+      <w:proofErr w:type="spellEnd"/>
+      <w:r>
+        <w:rPr>
+          <w:sz w:val="26"/>
+          <w:szCs w:val="26"/>
+        </w:rPr>
+        <w:t xml:space="preserve"> </w:t>
+      </w:r>
+      <w:proofErr w:type="spellStart"/>
+      <w:r>
+        <w:rPr>
+          <w:sz w:val="26"/>
+          <w:szCs w:val="26"/>
+        </w:rPr>
+        <w:t>tế</w:t>
+      </w:r>
+      <w:proofErr w:type="spellEnd"/>
+      <w:r>
+        <w:rPr>
+          <w:sz w:val="26"/>
+          <w:szCs w:val="26"/>
+        </w:rPr>
+        <w:t xml:space="preserve"> </w:t>
+      </w:r>
+      <w:proofErr w:type="spellStart"/>
+      <w:r>
+        <w:rPr>
+          <w:sz w:val="26"/>
+          <w:szCs w:val="26"/>
+        </w:rPr>
+        <w:t>nào</w:t>
+      </w:r>
+      <w:proofErr w:type="spellEnd"/>
+      <w:r>
+        <w:rPr>
+          <w:sz w:val="26"/>
+          <w:szCs w:val="26"/>
+        </w:rPr>
+        <w:t xml:space="preserve"> </w:t>
+      </w:r>
+      <w:proofErr w:type="spellStart"/>
+      <w:r>
+        <w:rPr>
+          <w:sz w:val="26"/>
+          <w:szCs w:val="26"/>
+        </w:rPr>
+        <w:t>có</w:t>
+      </w:r>
+      <w:proofErr w:type="spellEnd"/>
+      <w:r>
+        <w:rPr>
+          <w:sz w:val="26"/>
+          <w:szCs w:val="26"/>
+        </w:rPr>
+        <w:t xml:space="preserve"> </w:t>
+      </w:r>
+      <w:proofErr w:type="spellStart"/>
+      <w:r>
+        <w:rPr>
+          <w:sz w:val="26"/>
+          <w:szCs w:val="26"/>
+        </w:rPr>
+        <w:t>thể</w:t>
+      </w:r>
+      <w:proofErr w:type="spellEnd"/>
+      <w:r>
+        <w:rPr>
+          <w:sz w:val="26"/>
+          <w:szCs w:val="26"/>
+        </w:rPr>
+        <w:t xml:space="preserve"> </w:t>
+      </w:r>
+      <w:proofErr w:type="spellStart"/>
+      <w:r>
+        <w:rPr>
+          <w:sz w:val="26"/>
+          <w:szCs w:val="26"/>
+        </w:rPr>
+        <w:t>áp</w:t>
+      </w:r>
+      <w:proofErr w:type="spellEnd"/>
+      <w:r>
+        <w:rPr>
+          <w:sz w:val="26"/>
+          <w:szCs w:val="26"/>
+        </w:rPr>
+        <w:t xml:space="preserve"> </w:t>
+      </w:r>
+      <w:proofErr w:type="spellStart"/>
+      <w:r>
+        <w:rPr>
+          <w:sz w:val="26"/>
+          <w:szCs w:val="26"/>
+        </w:rPr>
+        <w:t>dụng</w:t>
+      </w:r>
+      <w:proofErr w:type="spellEnd"/>
+      <w:r>
+        <w:rPr>
+          <w:sz w:val="26"/>
+          <w:szCs w:val="26"/>
+        </w:rPr>
+        <w:t xml:space="preserve"> </w:t>
+      </w:r>
+      <w:proofErr w:type="spellStart"/>
+      <w:r>
+        <w:rPr>
+          <w:sz w:val="26"/>
+          <w:szCs w:val="26"/>
+        </w:rPr>
+        <w:t>đối</w:t>
+      </w:r>
+      <w:proofErr w:type="spellEnd"/>
+      <w:r>
+        <w:rPr>
+          <w:sz w:val="26"/>
+          <w:szCs w:val="26"/>
+        </w:rPr>
+        <w:t xml:space="preserve"> </w:t>
+      </w:r>
+      <w:proofErr w:type="spellStart"/>
+      <w:r>
+        <w:rPr>
+          <w:sz w:val="26"/>
+          <w:szCs w:val="26"/>
+        </w:rPr>
+        <w:t>với</w:t>
+      </w:r>
+      <w:proofErr w:type="spellEnd"/>
+      <w:r>
+        <w:rPr>
+          <w:sz w:val="26"/>
+          <w:szCs w:val="26"/>
+        </w:rPr>
+        <w:t xml:space="preserve"> </w:t>
+      </w:r>
+      <w:proofErr w:type="spellStart"/>
+      <w:r>
+        <w:rPr>
+          <w:sz w:val="26"/>
+          <w:szCs w:val="26"/>
+        </w:rPr>
+        <w:t>nhà</w:t>
+      </w:r>
+      <w:proofErr w:type="spellEnd"/>
+      <w:r>
+        <w:rPr>
+          <w:sz w:val="26"/>
+          <w:szCs w:val="26"/>
+        </w:rPr>
+        <w:t xml:space="preserve"> </w:t>
+      </w:r>
+      <w:proofErr w:type="spellStart"/>
+      <w:r>
+        <w:rPr>
+          <w:sz w:val="26"/>
+          <w:szCs w:val="26"/>
+        </w:rPr>
+        <w:t>đầu</w:t>
+      </w:r>
+      <w:proofErr w:type="spellEnd"/>
+      <w:r>
+        <w:rPr>
+          <w:sz w:val="26"/>
+          <w:szCs w:val="26"/>
+        </w:rPr>
+        <w:t xml:space="preserve"> </w:t>
+      </w:r>
+      <w:proofErr w:type="spellStart"/>
+      <w:r>
+        <w:rPr>
+          <w:sz w:val="26"/>
+          <w:szCs w:val="26"/>
+        </w:rPr>
+        <w:t>tư</w:t>
+      </w:r>
+      <w:proofErr w:type="spellEnd"/>
+      <w:r>
+        <w:rPr>
+          <w:sz w:val="26"/>
+          <w:szCs w:val="26"/>
+        </w:rPr>
+        <w:t xml:space="preserve"> </w:t>
+      </w:r>
+      <w:proofErr w:type="spellStart"/>
+      <w:r>
+        <w:rPr>
+          <w:sz w:val="26"/>
+          <w:szCs w:val="26"/>
+        </w:rPr>
+        <w:t>đó</w:t>
+      </w:r>
+      <w:proofErr w:type="spellEnd"/>
+      <w:r>
+        <w:rPr>
+          <w:sz w:val="26"/>
+          <w:szCs w:val="26"/>
+        </w:rPr>
+        <w:t>.</w:t>
+      </w:r>
+      <w:proofErr w:type="gramEnd"/>
+      <w:r>
+        <w:rPr>
+          <w:sz w:val="26"/>
+          <w:szCs w:val="26"/>
+        </w:rPr>
+        <w:t xml:space="preserve"> (</w:t>
+      </w:r>
+      <w:proofErr w:type="spellStart"/>
+      <w:r>
+        <w:rPr>
+          <w:i/>
+          <w:sz w:val="26"/>
+          <w:szCs w:val="26"/>
+        </w:rPr>
+        <w:t>Áp</w:t>
+      </w:r>
+      <w:proofErr w:type="spellEnd"/>
+      <w:r>
+        <w:rPr>
+          <w:i/>
+          <w:sz w:val="26"/>
+          <w:szCs w:val="26"/>
+        </w:rPr>
+        <w:t xml:space="preserve"> </w:t>
+      </w:r>
+      <w:proofErr w:type="spellStart"/>
+      <w:r>
+        <w:rPr>
+          <w:i/>
+          <w:sz w:val="26"/>
+          <w:szCs w:val="26"/>
+        </w:rPr>
+        <w:t>dụng</w:t>
+      </w:r>
+      <w:proofErr w:type="spellEnd"/>
+      <w:r>
+        <w:rPr>
+          <w:i/>
+          <w:sz w:val="26"/>
+          <w:szCs w:val="26"/>
+        </w:rPr>
+        <w:t xml:space="preserve"> đ</w:t>
       </w:r>
       <w:r>
         <w:rPr>
@@ -2889,13 +9320,23 @@
           <w:szCs w:val="26"/>
         </w:rPr>
       </w:pPr>
-      <w:r>
-        <w:rPr>
-          <w:sz w:val="26"/>
-          <w:szCs w:val="26"/>
-        </w:rPr>
-        <w:t>4. Đáp</w:t>
-      </w:r>
+      <w:proofErr w:type="gramStart"/>
+      <w:r>
+        <w:rPr>
+          <w:sz w:val="26"/>
+          <w:szCs w:val="26"/>
+        </w:rPr>
+        <w:t xml:space="preserve">4. </w:t>
+      </w:r>
+      <w:proofErr w:type="spellStart"/>
+      <w:r>
+        <w:rPr>
+          <w:sz w:val="26"/>
+          <w:szCs w:val="26"/>
+        </w:rPr>
+        <w:t>Đáp</w:t>
+      </w:r>
+      <w:proofErr w:type="spellEnd"/>
       <w:r>
         <w:rPr>
           <w:sz w:val="26"/>
@@ -2909,8 +9350,113 @@
           <w:sz w:val="26"/>
           <w:szCs w:val="26"/>
         </w:rPr>
-        <w:t xml:space="preserve"> các điều kiện, tiêu chuẩn, quy chuẩn</w:t>
-      </w:r>
+        <w:t xml:space="preserve"> </w:t>
+      </w:r>
+      <w:proofErr w:type="spellStart"/>
+      <w:r>
+        <w:rPr>
+          <w:sz w:val="26"/>
+          <w:szCs w:val="26"/>
+        </w:rPr>
+        <w:t>các</w:t>
+      </w:r>
+      <w:proofErr w:type="spellEnd"/>
+      <w:r>
+        <w:rPr>
+          <w:sz w:val="26"/>
+          <w:szCs w:val="26"/>
+        </w:rPr>
+        <w:t xml:space="preserve"> </w:t>
+      </w:r>
+      <w:proofErr w:type="spellStart"/>
+      <w:r>
+        <w:rPr>
+          <w:sz w:val="26"/>
+          <w:szCs w:val="26"/>
+        </w:rPr>
+        <w:t>điều</w:t>
+      </w:r>
+      <w:proofErr w:type="spellEnd"/>
+      <w:r>
+        <w:rPr>
+          <w:sz w:val="26"/>
+          <w:szCs w:val="26"/>
+        </w:rPr>
+        <w:t xml:space="preserve"> </w:t>
+      </w:r>
+      <w:proofErr w:type="spellStart"/>
+      <w:r>
+        <w:rPr>
+          <w:sz w:val="26"/>
+          <w:szCs w:val="26"/>
+        </w:rPr>
+        <w:t>kiện</w:t>
+      </w:r>
+      <w:proofErr w:type="spellEnd"/>
+      <w:r>
+        <w:rPr>
+          <w:sz w:val="26"/>
+          <w:szCs w:val="26"/>
+        </w:rPr>
+        <w:t xml:space="preserve">, </w:t>
+      </w:r>
+      <w:proofErr w:type="spellStart"/>
+      <w:r>
+        <w:rPr>
+          <w:sz w:val="26"/>
+          <w:szCs w:val="26"/>
+        </w:rPr>
+        <w:t>tiêu</w:t>
+      </w:r>
+      <w:proofErr w:type="spellEnd"/>
+      <w:r>
+        <w:rPr>
+          <w:sz w:val="26"/>
+          <w:szCs w:val="26"/>
+        </w:rPr>
+        <w:t xml:space="preserve"> </w:t>
+      </w:r>
+      <w:proofErr w:type="spellStart"/>
+      <w:r>
+        <w:rPr>
+          <w:sz w:val="26"/>
+          <w:szCs w:val="26"/>
+        </w:rPr>
+        <w:t>chuẩn</w:t>
+      </w:r>
+      <w:proofErr w:type="spellEnd"/>
+      <w:r>
+        <w:rPr>
+          <w:sz w:val="26"/>
+          <w:szCs w:val="26"/>
+        </w:rPr>
+        <w:t xml:space="preserve">, </w:t>
+      </w:r>
+      <w:proofErr w:type="spellStart"/>
+      <w:r>
+        <w:rPr>
+          <w:sz w:val="26"/>
+          <w:szCs w:val="26"/>
+        </w:rPr>
+        <w:t>quy</w:t>
+      </w:r>
+      <w:proofErr w:type="spellEnd"/>
+      <w:r>
+        <w:rPr>
+          <w:sz w:val="26"/>
+          <w:szCs w:val="26"/>
+        </w:rPr>
+        <w:t xml:space="preserve"> </w:t>
+      </w:r>
+      <w:proofErr w:type="spellStart"/>
+      <w:r>
+        <w:rPr>
+          <w:sz w:val="26"/>
+          <w:szCs w:val="26"/>
+        </w:rPr>
+        <w:t>chuẩn</w:t>
+      </w:r>
+      <w:proofErr w:type="spellEnd"/>
       <w:r>
         <w:rPr>
           <w:sz w:val="26"/>
@@ -2924,7 +9470,135 @@
           <w:sz w:val="26"/>
           <w:szCs w:val="26"/>
         </w:rPr>
-        <w:t xml:space="preserve"> quy định tại các Phụ lục 1, 2, 3 và 4 Mẫu </w:t>
+        <w:t xml:space="preserve"> </w:t>
+      </w:r>
+      <w:proofErr w:type="spellStart"/>
+      <w:r>
+        <w:rPr>
+          <w:sz w:val="26"/>
+          <w:szCs w:val="26"/>
+        </w:rPr>
+        <w:t>quy</w:t>
+      </w:r>
+      <w:proofErr w:type="spellEnd"/>
+      <w:r>
+        <w:rPr>
+          <w:sz w:val="26"/>
+          <w:szCs w:val="26"/>
+        </w:rPr>
+        <w:t xml:space="preserve"> </w:t>
+      </w:r>
+      <w:proofErr w:type="spellStart"/>
+      <w:r>
+        <w:rPr>
+          <w:sz w:val="26"/>
+          <w:szCs w:val="26"/>
+        </w:rPr>
+        <w:t>định</w:t>
+      </w:r>
+      <w:proofErr w:type="spellEnd"/>
+      <w:r>
+        <w:rPr>
+          <w:sz w:val="26"/>
+          <w:szCs w:val="26"/>
+        </w:rPr>
+        <w:t xml:space="preserve"> </w:t>
+      </w:r>
+      <w:proofErr w:type="spellStart"/>
+      <w:r>
+        <w:rPr>
+          <w:sz w:val="26"/>
+          <w:szCs w:val="26"/>
+        </w:rPr>
+        <w:t>tại</w:t>
+      </w:r>
+      <w:proofErr w:type="spellEnd"/>
+      <w:r>
+        <w:rPr>
+          <w:sz w:val="26"/>
+          <w:szCs w:val="26"/>
+        </w:rPr>
+        <w:t xml:space="preserve"> </w:t>
+      </w:r>
+      <w:proofErr w:type="spellStart"/>
+      <w:r>
+        <w:rPr>
+          <w:sz w:val="26"/>
+          <w:szCs w:val="26"/>
+        </w:rPr>
+        <w:t>các</w:t>
+      </w:r>
+      <w:proofErr w:type="spellEnd"/>
+      <w:r>
+        <w:rPr>
+          <w:sz w:val="26"/>
+          <w:szCs w:val="26"/>
+        </w:rPr>
+        <w:t xml:space="preserve"> </w:t>
+      </w:r>
+      <w:proofErr w:type="spellStart"/>
+      <w:r>
+        <w:rPr>
+          <w:sz w:val="26"/>
+          <w:szCs w:val="26"/>
+        </w:rPr>
+        <w:t>Phụ</w:t>
+      </w:r>
+      <w:proofErr w:type="spellEnd"/>
+      <w:r>
+        <w:rPr>
+          <w:sz w:val="26"/>
+          <w:szCs w:val="26"/>
+        </w:rPr>
+        <w:t xml:space="preserve"> </w:t>
+      </w:r>
+      <w:proofErr w:type="spellStart"/>
+      <w:r>
+        <w:rPr>
+          <w:sz w:val="26"/>
+          <w:szCs w:val="26"/>
+        </w:rPr>
+        <w:t>lục</w:t>
+      </w:r>
+      <w:proofErr w:type="spellEnd"/>
+      <w:r>
+        <w:rPr>
+          <w:sz w:val="26"/>
+          <w:szCs w:val="26"/>
+        </w:rPr>
+        <w:t xml:space="preserve"> 1, 2, 3 </w:t>
+      </w:r>
+      <w:proofErr w:type="spellStart"/>
+      <w:r>
+        <w:rPr>
+          <w:sz w:val="26"/>
+          <w:szCs w:val="26"/>
+        </w:rPr>
+        <w:t>và</w:t>
+      </w:r>
+      <w:proofErr w:type="spellEnd"/>
+      <w:r>
+        <w:rPr>
+          <w:sz w:val="26"/>
+          <w:szCs w:val="26"/>
+        </w:rPr>
+        <w:t xml:space="preserve"> 4 </w:t>
+      </w:r>
+      <w:proofErr w:type="spellStart"/>
+      <w:r>
+        <w:rPr>
+          <w:sz w:val="26"/>
+          <w:szCs w:val="26"/>
+        </w:rPr>
+        <w:t>Mẫu</w:t>
+      </w:r>
+      <w:proofErr w:type="spellEnd"/>
+      <w:r>
+        <w:rPr>
+          <w:sz w:val="26"/>
+          <w:szCs w:val="26"/>
+        </w:rPr>
+        <w:t xml:space="preserve"> </w:t>
       </w:r>
       <w:r>
         <w:rPr>
@@ -2962,13 +9636,159 @@
         </w:rPr>
         <w:t xml:space="preserve"> </w:t>
       </w:r>
-      <w:r>
-        <w:rPr>
-          <w:sz w:val="26"/>
-          <w:szCs w:val="26"/>
-        </w:rPr>
-        <w:t>Thông tư này, các điều kiện, tiêu chuẩn, quy chuẩn</w:t>
-      </w:r>
+      <w:proofErr w:type="spellStart"/>
+      <w:r>
+        <w:rPr>
+          <w:sz w:val="26"/>
+          <w:szCs w:val="26"/>
+        </w:rPr>
+        <w:t>Thông</w:t>
+      </w:r>
+      <w:proofErr w:type="spellEnd"/>
+      <w:r>
+        <w:rPr>
+          <w:sz w:val="26"/>
+          <w:szCs w:val="26"/>
+        </w:rPr>
+        <w:t xml:space="preserve"> </w:t>
+      </w:r>
+      <w:proofErr w:type="spellStart"/>
+      <w:r>
+        <w:rPr>
+          <w:sz w:val="26"/>
+          <w:szCs w:val="26"/>
+        </w:rPr>
+        <w:t>tư</w:t>
+      </w:r>
+      <w:proofErr w:type="spellEnd"/>
+      <w:r>
+        <w:rPr>
+          <w:sz w:val="26"/>
+          <w:szCs w:val="26"/>
+        </w:rPr>
+        <w:t xml:space="preserve"> </w:t>
+      </w:r>
+      <w:proofErr w:type="spellStart"/>
+      <w:r>
+        <w:rPr>
+          <w:sz w:val="26"/>
+          <w:szCs w:val="26"/>
+        </w:rPr>
+        <w:t>này</w:t>
+      </w:r>
+      <w:proofErr w:type="spellEnd"/>
+      <w:r>
+        <w:rPr>
+          <w:sz w:val="26"/>
+          <w:szCs w:val="26"/>
+        </w:rPr>
+        <w:t xml:space="preserve">, </w:t>
+      </w:r>
+      <w:proofErr w:type="spellStart"/>
+      <w:r>
+        <w:rPr>
+          <w:sz w:val="26"/>
+          <w:szCs w:val="26"/>
+        </w:rPr>
+        <w:t>các</w:t>
+      </w:r>
+      <w:proofErr w:type="spellEnd"/>
+      <w:r>
+        <w:rPr>
+          <w:sz w:val="26"/>
+          <w:szCs w:val="26"/>
+        </w:rPr>
+        <w:t xml:space="preserve"> </w:t>
+      </w:r>
+      <w:proofErr w:type="spellStart"/>
+      <w:r>
+        <w:rPr>
+          <w:sz w:val="26"/>
+          <w:szCs w:val="26"/>
+        </w:rPr>
+        <w:t>điều</w:t>
+      </w:r>
+      <w:proofErr w:type="spellEnd"/>
+      <w:r>
+        <w:rPr>
+          <w:sz w:val="26"/>
+          <w:szCs w:val="26"/>
+        </w:rPr>
+        <w:t xml:space="preserve"> </w:t>
+      </w:r>
+      <w:proofErr w:type="spellStart"/>
+      <w:r>
+        <w:rPr>
+          <w:sz w:val="26"/>
+          <w:szCs w:val="26"/>
+        </w:rPr>
+        <w:t>kiện</w:t>
+      </w:r>
+      <w:proofErr w:type="spellEnd"/>
+      <w:r>
+        <w:rPr>
+          <w:sz w:val="26"/>
+          <w:szCs w:val="26"/>
+        </w:rPr>
+        <w:t xml:space="preserve">, </w:t>
+      </w:r>
+      <w:proofErr w:type="spellStart"/>
+      <w:r>
+        <w:rPr>
+          <w:sz w:val="26"/>
+          <w:szCs w:val="26"/>
+        </w:rPr>
+        <w:t>tiêu</w:t>
+      </w:r>
+      <w:proofErr w:type="spellEnd"/>
+      <w:r>
+        <w:rPr>
+          <w:sz w:val="26"/>
+          <w:szCs w:val="26"/>
+        </w:rPr>
+        <w:t xml:space="preserve"> </w:t>
+      </w:r>
+      <w:proofErr w:type="spellStart"/>
+      <w:r>
+        <w:rPr>
+          <w:sz w:val="26"/>
+          <w:szCs w:val="26"/>
+        </w:rPr>
+        <w:t>chuẩn</w:t>
+      </w:r>
+      <w:proofErr w:type="spellEnd"/>
+      <w:r>
+        <w:rPr>
+          <w:sz w:val="26"/>
+          <w:szCs w:val="26"/>
+        </w:rPr>
+        <w:t xml:space="preserve">, </w:t>
+      </w:r>
+      <w:proofErr w:type="spellStart"/>
+      <w:r>
+        <w:rPr>
+          <w:sz w:val="26"/>
+          <w:szCs w:val="26"/>
+        </w:rPr>
+        <w:t>quy</w:t>
+      </w:r>
+      <w:proofErr w:type="spellEnd"/>
+      <w:r>
+        <w:rPr>
+          <w:sz w:val="26"/>
+          <w:szCs w:val="26"/>
+        </w:rPr>
+        <w:t xml:space="preserve"> </w:t>
+      </w:r>
+      <w:proofErr w:type="spellStart"/>
+      <w:r>
+        <w:rPr>
+          <w:sz w:val="26"/>
+          <w:szCs w:val="26"/>
+        </w:rPr>
+        <w:t>chuẩn</w:t>
+      </w:r>
+      <w:proofErr w:type="spellEnd"/>
       <w:r>
         <w:rPr>
           <w:sz w:val="26"/>
@@ -2982,7 +9802,71 @@
           <w:sz w:val="26"/>
           <w:szCs w:val="26"/>
         </w:rPr>
-        <w:t xml:space="preserve"> khác và quy định </w:t>
+        <w:t xml:space="preserve"> </w:t>
+      </w:r>
+      <w:proofErr w:type="spellStart"/>
+      <w:r>
+        <w:rPr>
+          <w:sz w:val="26"/>
+          <w:szCs w:val="26"/>
+        </w:rPr>
+        <w:t>khác</w:t>
+      </w:r>
+      <w:proofErr w:type="spellEnd"/>
+      <w:r>
+        <w:rPr>
+          <w:sz w:val="26"/>
+          <w:szCs w:val="26"/>
+        </w:rPr>
+        <w:t xml:space="preserve"> </w:t>
+      </w:r>
+      <w:proofErr w:type="spellStart"/>
+      <w:r>
+        <w:rPr>
+          <w:sz w:val="26"/>
+          <w:szCs w:val="26"/>
+        </w:rPr>
+        <w:t>và</w:t>
+      </w:r>
+      <w:proofErr w:type="spellEnd"/>
+      <w:r>
+        <w:rPr>
+          <w:sz w:val="26"/>
+          <w:szCs w:val="26"/>
+        </w:rPr>
+        <w:t xml:space="preserve"> </w:t>
+      </w:r>
+      <w:proofErr w:type="spellStart"/>
+      <w:r>
+        <w:rPr>
+          <w:sz w:val="26"/>
+          <w:szCs w:val="26"/>
+        </w:rPr>
+        <w:t>quy</w:t>
+      </w:r>
+      <w:proofErr w:type="spellEnd"/>
+      <w:r>
+        <w:rPr>
+          <w:sz w:val="26"/>
+          <w:szCs w:val="26"/>
+        </w:rPr>
+        <w:t xml:space="preserve"> </w:t>
+      </w:r>
+      <w:proofErr w:type="spellStart"/>
+      <w:r>
+        <w:rPr>
+          <w:sz w:val="26"/>
+          <w:szCs w:val="26"/>
+        </w:rPr>
+        <w:t>định</w:t>
+      </w:r>
+      <w:proofErr w:type="spellEnd"/>
+      <w:r>
+        <w:rPr>
+          <w:sz w:val="26"/>
+          <w:szCs w:val="26"/>
+        </w:rPr>
+        <w:t xml:space="preserve"> </w:t>
       </w:r>
       <w:r>
         <w:rPr>
@@ -2992,12 +9876,357 @@
         </w:rPr>
         <w:t xml:space="preserve">khác </w:t>
       </w:r>
-      <w:r>
-        <w:rPr>
-          <w:sz w:val="26"/>
-          <w:szCs w:val="26"/>
-        </w:rPr>
-        <w:t xml:space="preserve">của pháp luật có liên quan áp dụng đối với trường hợp của dự án; không thực hiện các hành vi bị cấm </w:t>
+      <w:proofErr w:type="spellStart"/>
+      <w:r>
+        <w:rPr>
+          <w:sz w:val="26"/>
+          <w:szCs w:val="26"/>
+        </w:rPr>
+        <w:t>của</w:t>
+      </w:r>
+      <w:proofErr w:type="spellEnd"/>
+      <w:r>
+        <w:rPr>
+          <w:sz w:val="26"/>
+          <w:szCs w:val="26"/>
+        </w:rPr>
+        <w:t xml:space="preserve"> </w:t>
+      </w:r>
+      <w:proofErr w:type="spellStart"/>
+      <w:r>
+        <w:rPr>
+          <w:sz w:val="26"/>
+          <w:szCs w:val="26"/>
+        </w:rPr>
+        <w:t>pháp</w:t>
+      </w:r>
+      <w:proofErr w:type="spellEnd"/>
+      <w:r>
+        <w:rPr>
+          <w:sz w:val="26"/>
+          <w:szCs w:val="26"/>
+        </w:rPr>
+        <w:t xml:space="preserve"> </w:t>
+      </w:r>
+      <w:proofErr w:type="spellStart"/>
+      <w:r>
+        <w:rPr>
+          <w:sz w:val="26"/>
+          <w:szCs w:val="26"/>
+        </w:rPr>
+        <w:t>luật</w:t>
+      </w:r>
+      <w:proofErr w:type="spellEnd"/>
+      <w:r>
+        <w:rPr>
+          <w:sz w:val="26"/>
+          <w:szCs w:val="26"/>
+        </w:rPr>
+        <w:t xml:space="preserve"> </w:t>
+      </w:r>
+      <w:proofErr w:type="spellStart"/>
+      <w:r>
+        <w:rPr>
+          <w:sz w:val="26"/>
+          <w:szCs w:val="26"/>
+        </w:rPr>
+        <w:t>có</w:t>
+      </w:r>
+      <w:proofErr w:type="spellEnd"/>
+      <w:r>
+        <w:rPr>
+          <w:sz w:val="26"/>
+          <w:szCs w:val="26"/>
+        </w:rPr>
+        <w:t xml:space="preserve"> </w:t>
+      </w:r>
+      <w:proofErr w:type="spellStart"/>
+      <w:r>
+        <w:rPr>
+          <w:sz w:val="26"/>
+          <w:szCs w:val="26"/>
+        </w:rPr>
+        <w:t>liên</w:t>
+      </w:r>
+      <w:proofErr w:type="spellEnd"/>
+      <w:r>
+        <w:rPr>
+          <w:sz w:val="26"/>
+          <w:szCs w:val="26"/>
+        </w:rPr>
+        <w:t xml:space="preserve"> </w:t>
+      </w:r>
+      <w:proofErr w:type="spellStart"/>
+      <w:r>
+        <w:rPr>
+          <w:sz w:val="26"/>
+          <w:szCs w:val="26"/>
+        </w:rPr>
+        <w:t>quan</w:t>
+      </w:r>
+      <w:proofErr w:type="spellEnd"/>
+      <w:r>
+        <w:rPr>
+          <w:sz w:val="26"/>
+          <w:szCs w:val="26"/>
+        </w:rPr>
+        <w:t xml:space="preserve"> </w:t>
+      </w:r>
+      <w:proofErr w:type="spellStart"/>
+      <w:r>
+        <w:rPr>
+          <w:sz w:val="26"/>
+          <w:szCs w:val="26"/>
+        </w:rPr>
+        <w:t>áp</w:t>
+      </w:r>
+      <w:proofErr w:type="spellEnd"/>
+      <w:r>
+        <w:rPr>
+          <w:sz w:val="26"/>
+          <w:szCs w:val="26"/>
+        </w:rPr>
+        <w:t xml:space="preserve"> </w:t>
+      </w:r>
+      <w:proofErr w:type="spellStart"/>
+      <w:r>
+        <w:rPr>
+          <w:sz w:val="26"/>
+          <w:szCs w:val="26"/>
+        </w:rPr>
+        <w:t>dụng</w:t>
+      </w:r>
+      <w:proofErr w:type="spellEnd"/>
+      <w:r>
+        <w:rPr>
+          <w:sz w:val="26"/>
+          <w:szCs w:val="26"/>
+        </w:rPr>
+        <w:t xml:space="preserve"> </w:t>
+      </w:r>
+      <w:proofErr w:type="spellStart"/>
+      <w:r>
+        <w:rPr>
+          <w:sz w:val="26"/>
+          <w:szCs w:val="26"/>
+        </w:rPr>
+        <w:t>đối</w:t>
+      </w:r>
+      <w:proofErr w:type="spellEnd"/>
+      <w:r>
+        <w:rPr>
+          <w:sz w:val="26"/>
+          <w:szCs w:val="26"/>
+        </w:rPr>
+        <w:t xml:space="preserve"> </w:t>
+      </w:r>
+      <w:proofErr w:type="spellStart"/>
+      <w:r>
+        <w:rPr>
+          <w:sz w:val="26"/>
+          <w:szCs w:val="26"/>
+        </w:rPr>
+        <w:t>với</w:t>
+      </w:r>
+      <w:proofErr w:type="spellEnd"/>
+      <w:r>
+        <w:rPr>
+          <w:sz w:val="26"/>
+          <w:szCs w:val="26"/>
+        </w:rPr>
+        <w:t xml:space="preserve"> </w:t>
+      </w:r>
+      <w:proofErr w:type="spellStart"/>
+      <w:r>
+        <w:rPr>
+          <w:sz w:val="26"/>
+          <w:szCs w:val="26"/>
+        </w:rPr>
+        <w:t>trường</w:t>
+      </w:r>
+      <w:proofErr w:type="spellEnd"/>
+      <w:r>
+        <w:rPr>
+          <w:sz w:val="26"/>
+          <w:szCs w:val="26"/>
+        </w:rPr>
+        <w:t xml:space="preserve"> </w:t>
+      </w:r>
+      <w:proofErr w:type="spellStart"/>
+      <w:r>
+        <w:rPr>
+          <w:sz w:val="26"/>
+          <w:szCs w:val="26"/>
+        </w:rPr>
+        <w:t>hợp</w:t>
+      </w:r>
+      <w:proofErr w:type="spellEnd"/>
+      <w:r>
+        <w:rPr>
+          <w:sz w:val="26"/>
+          <w:szCs w:val="26"/>
+        </w:rPr>
+        <w:t xml:space="preserve"> </w:t>
+      </w:r>
+      <w:proofErr w:type="spellStart"/>
+      <w:r>
+        <w:rPr>
+          <w:sz w:val="26"/>
+          <w:szCs w:val="26"/>
+        </w:rPr>
+        <w:t>của</w:t>
+      </w:r>
+      <w:proofErr w:type="spellEnd"/>
+      <w:r>
+        <w:rPr>
+          <w:sz w:val="26"/>
+          <w:szCs w:val="26"/>
+        </w:rPr>
+        <w:t xml:space="preserve"> </w:t>
+      </w:r>
+      <w:proofErr w:type="spellStart"/>
+      <w:r>
+        <w:rPr>
+          <w:sz w:val="26"/>
+          <w:szCs w:val="26"/>
+        </w:rPr>
+        <w:t>dự</w:t>
+      </w:r>
+      <w:proofErr w:type="spellEnd"/>
+      <w:r>
+        <w:rPr>
+          <w:sz w:val="26"/>
+          <w:szCs w:val="26"/>
+        </w:rPr>
+        <w:t xml:space="preserve"> </w:t>
+      </w:r>
+      <w:proofErr w:type="spellStart"/>
+      <w:r>
+        <w:rPr>
+          <w:sz w:val="26"/>
+          <w:szCs w:val="26"/>
+        </w:rPr>
+        <w:t>án</w:t>
+      </w:r>
+      <w:proofErr w:type="spellEnd"/>
+      <w:r>
+        <w:rPr>
+          <w:sz w:val="26"/>
+          <w:szCs w:val="26"/>
+        </w:rPr>
+        <w:t xml:space="preserve">; </w:t>
+      </w:r>
+      <w:proofErr w:type="spellStart"/>
+      <w:r>
+        <w:rPr>
+          <w:sz w:val="26"/>
+          <w:szCs w:val="26"/>
+        </w:rPr>
+        <w:t>không</w:t>
+      </w:r>
+      <w:proofErr w:type="spellEnd"/>
+      <w:r>
+        <w:rPr>
+          <w:sz w:val="26"/>
+          <w:szCs w:val="26"/>
+        </w:rPr>
+        <w:t xml:space="preserve"> </w:t>
+      </w:r>
+      <w:proofErr w:type="spellStart"/>
+      <w:r>
+        <w:rPr>
+          <w:sz w:val="26"/>
+          <w:szCs w:val="26"/>
+        </w:rPr>
+        <w:t>thực</w:t>
+      </w:r>
+      <w:proofErr w:type="spellEnd"/>
+      <w:r>
+        <w:rPr>
+          <w:sz w:val="26"/>
+          <w:szCs w:val="26"/>
+        </w:rPr>
+        <w:t xml:space="preserve"> </w:t>
+      </w:r>
+      <w:proofErr w:type="spellStart"/>
+      <w:r>
+        <w:rPr>
+          <w:sz w:val="26"/>
+          <w:szCs w:val="26"/>
+        </w:rPr>
+        <w:t>hiện</w:t>
+      </w:r>
+      <w:proofErr w:type="spellEnd"/>
+      <w:r>
+        <w:rPr>
+          <w:sz w:val="26"/>
+          <w:szCs w:val="26"/>
+        </w:rPr>
+        <w:t xml:space="preserve"> </w:t>
+      </w:r>
+      <w:proofErr w:type="spellStart"/>
+      <w:r>
+        <w:rPr>
+          <w:sz w:val="26"/>
+          <w:szCs w:val="26"/>
+        </w:rPr>
+        <w:t>các</w:t>
+      </w:r>
+      <w:proofErr w:type="spellEnd"/>
+      <w:r>
+        <w:rPr>
+          <w:sz w:val="26"/>
+          <w:szCs w:val="26"/>
+        </w:rPr>
+        <w:t xml:space="preserve"> </w:t>
+      </w:r>
+      <w:proofErr w:type="spellStart"/>
+      <w:r>
+        <w:rPr>
+          <w:sz w:val="26"/>
+          <w:szCs w:val="26"/>
+        </w:rPr>
+        <w:t>hành</w:t>
+      </w:r>
+      <w:proofErr w:type="spellEnd"/>
+      <w:r>
+        <w:rPr>
+          <w:sz w:val="26"/>
+          <w:szCs w:val="26"/>
+        </w:rPr>
+        <w:t xml:space="preserve"> vi </w:t>
+      </w:r>
+      <w:proofErr w:type="spellStart"/>
+      <w:r>
+        <w:rPr>
+          <w:sz w:val="26"/>
+          <w:szCs w:val="26"/>
+        </w:rPr>
+        <w:t>bị</w:t>
+      </w:r>
+      <w:proofErr w:type="spellEnd"/>
+      <w:r>
+        <w:rPr>
+          <w:sz w:val="26"/>
+          <w:szCs w:val="26"/>
+        </w:rPr>
+        <w:t xml:space="preserve"> </w:t>
+      </w:r>
+      <w:proofErr w:type="spellStart"/>
+      <w:r>
+        <w:rPr>
+          <w:sz w:val="26"/>
+          <w:szCs w:val="26"/>
+        </w:rPr>
+        <w:t>cấm</w:t>
+      </w:r>
+      <w:proofErr w:type="spellEnd"/>
+      <w:r>
+        <w:rPr>
+          <w:sz w:val="26"/>
+          <w:szCs w:val="26"/>
+        </w:rPr>
+        <w:t xml:space="preserve"> </w:t>
       </w:r>
       <w:r>
         <w:rPr>
@@ -3007,21 +10236,798 @@
         </w:rPr>
         <w:t xml:space="preserve">theo </w:t>
       </w:r>
+      <w:proofErr w:type="spellStart"/>
       <w:r>
         <w:rPr>
           <w:sz w:val="26"/>
           <w:szCs w:val="26"/>
           <w:shd w:val="clear" w:color="auto" w:fill="FFFFFF"/>
         </w:rPr>
-        <w:t xml:space="preserve">quy định của pháp luật về xây dựng, bảo vệ môi trường, chuyển giao công nghệ, phòng cháy, chữa cháy. </w:t>
-      </w:r>
-      <w:r>
-        <w:rPr>
-          <w:i/>
-          <w:sz w:val="26"/>
-          <w:szCs w:val="26"/>
-        </w:rPr>
-        <w:t>(Áp dụng đối với dự án thực hiện theo thủ tục đầu tư đặc biệt theo quy định tại Điều 47 Nghị định số 96/2026/NĐ-CP)</w:t>
+        <w:t>quy</w:t>
+      </w:r>
+      <w:proofErr w:type="spellEnd"/>
+      <w:r>
+        <w:rPr>
+          <w:sz w:val="26"/>
+          <w:szCs w:val="26"/>
+          <w:shd w:val="clear" w:color="auto" w:fill="FFFFFF"/>
+        </w:rPr>
+        <w:t xml:space="preserve"> </w:t>
+      </w:r>
+      <w:proofErr w:type="spellStart"/>
+      <w:r>
+        <w:rPr>
+          <w:sz w:val="26"/>
+          <w:szCs w:val="26"/>
+          <w:shd w:val="clear" w:color="auto" w:fill="FFFFFF"/>
+        </w:rPr>
+        <w:t>định</w:t>
+      </w:r>
+      <w:proofErr w:type="spellEnd"/>
+      <w:r>
+        <w:rPr>
+          <w:sz w:val="26"/>
+          <w:szCs w:val="26"/>
+          <w:shd w:val="clear" w:color="auto" w:fill="FFFFFF"/>
+        </w:rPr>
+        <w:t xml:space="preserve"> </w:t>
+      </w:r>
+      <w:proofErr w:type="spellStart"/>
+      <w:r>
+        <w:rPr>
+          <w:sz w:val="26"/>
+          <w:szCs w:val="26"/>
+          <w:shd w:val="clear" w:color="auto" w:fill="FFFFFF"/>
+        </w:rPr>
+        <w:t>của</w:t>
+      </w:r>
+      <w:proofErr w:type="spellEnd"/>
+      <w:r>
+        <w:rPr>
+          <w:sz w:val="26"/>
+          <w:szCs w:val="26"/>
+          <w:shd w:val="clear" w:color="auto" w:fill="FFFFFF"/>
+        </w:rPr>
+        <w:t xml:space="preserve"> </w:t>
+      </w:r>
+      <w:proofErr w:type="spellStart"/>
+      <w:r>
+        <w:rPr>
+          <w:sz w:val="26"/>
+          <w:szCs w:val="26"/>
+          <w:shd w:val="clear" w:color="auto" w:fill="FFFFFF"/>
+        </w:rPr>
+        <w:t>pháp</w:t>
+      </w:r>
+      <w:proofErr w:type="spellEnd"/>
+      <w:r>
+        <w:rPr>
+          <w:sz w:val="26"/>
+          <w:szCs w:val="26"/>
+          <w:shd w:val="clear" w:color="auto" w:fill="FFFFFF"/>
+        </w:rPr>
+        <w:t xml:space="preserve"> </w:t>
+      </w:r>
+      <w:proofErr w:type="spellStart"/>
+      <w:r>
+        <w:rPr>
+          <w:sz w:val="26"/>
+          <w:szCs w:val="26"/>
+          <w:shd w:val="clear" w:color="auto" w:fill="FFFFFF"/>
+        </w:rPr>
+        <w:t>luật</w:t>
+      </w:r>
+      <w:proofErr w:type="spellEnd"/>
+      <w:r>
+        <w:rPr>
+          <w:sz w:val="26"/>
+          <w:szCs w:val="26"/>
+          <w:shd w:val="clear" w:color="auto" w:fill="FFFFFF"/>
+        </w:rPr>
+        <w:t xml:space="preserve"> </w:t>
+      </w:r>
+      <w:proofErr w:type="spellStart"/>
+      <w:r>
+        <w:rPr>
+          <w:sz w:val="26"/>
+          <w:szCs w:val="26"/>
+          <w:shd w:val="clear" w:color="auto" w:fill="FFFFFF"/>
+        </w:rPr>
+        <w:t>về</w:t>
+      </w:r>
+      <w:proofErr w:type="spellEnd"/>
+      <w:r>
+        <w:rPr>
+          <w:sz w:val="26"/>
+          <w:szCs w:val="26"/>
+          <w:shd w:val="clear" w:color="auto" w:fill="FFFFFF"/>
+        </w:rPr>
+        <w:t xml:space="preserve"> </w:t>
+      </w:r>
+      <w:proofErr w:type="spellStart"/>
+      <w:r>
+        <w:rPr>
+          <w:sz w:val="26"/>
+          <w:szCs w:val="26"/>
+          <w:shd w:val="clear" w:color="auto" w:fill="FFFFFF"/>
+        </w:rPr>
+        <w:t>xây</w:t>
+      </w:r>
+      <w:proofErr w:type="spellEnd"/>
+      <w:r>
+        <w:rPr>
+          <w:sz w:val="26"/>
+          <w:szCs w:val="26"/>
+          <w:shd w:val="clear" w:color="auto" w:fill="FFFFFF"/>
+        </w:rPr>
+        <w:t xml:space="preserve"> </w:t>
+      </w:r>
+      <w:proofErr w:type="spellStart"/>
+      <w:r>
+        <w:rPr>
+          <w:sz w:val="26"/>
+          <w:szCs w:val="26"/>
+          <w:shd w:val="clear" w:color="auto" w:fill="FFFFFF"/>
+        </w:rPr>
+        <w:t>dựng</w:t>
+      </w:r>
+      <w:proofErr w:type="spellEnd"/>
+      <w:r>
+        <w:rPr>
+          <w:sz w:val="26"/>
+          <w:szCs w:val="26"/>
+          <w:shd w:val="clear" w:color="auto" w:fill="FFFFFF"/>
+        </w:rPr>
+        <w:t xml:space="preserve">, </w:t>
+      </w:r>
+      <w:proofErr w:type="spellStart"/>
+      <w:r>
+        <w:rPr>
+          <w:sz w:val="26"/>
+          <w:szCs w:val="26"/>
+          <w:shd w:val="clear" w:color="auto" w:fill="FFFFFF"/>
+        </w:rPr>
+        <w:t>bảo</w:t>
+      </w:r>
+      <w:proofErr w:type="spellEnd"/>
+      <w:r>
+        <w:rPr>
+          <w:sz w:val="26"/>
+          <w:szCs w:val="26"/>
+          <w:shd w:val="clear" w:color="auto" w:fill="FFFFFF"/>
+        </w:rPr>
+        <w:t xml:space="preserve"> </w:t>
+      </w:r>
+      <w:proofErr w:type="spellStart"/>
+      <w:r>
+        <w:rPr>
+          <w:sz w:val="26"/>
+          <w:szCs w:val="26"/>
+          <w:shd w:val="clear" w:color="auto" w:fill="FFFFFF"/>
+        </w:rPr>
+        <w:t>vệ</w:t>
+      </w:r>
+      <w:proofErr w:type="spellEnd"/>
+      <w:r>
+        <w:rPr>
+          <w:sz w:val="26"/>
+          <w:szCs w:val="26"/>
+          <w:shd w:val="clear" w:color="auto" w:fill="FFFFFF"/>
+        </w:rPr>
+        <w:t xml:space="preserve"> </w:t>
+      </w:r>
+      <w:proofErr w:type="spellStart"/>
+      <w:r>
+        <w:rPr>
+          <w:sz w:val="26"/>
+          <w:szCs w:val="26"/>
+          <w:shd w:val="clear" w:color="auto" w:fill="FFFFFF"/>
+        </w:rPr>
+        <w:t>môi</w:t>
+      </w:r>
+      <w:proofErr w:type="spellEnd"/>
+      <w:r>
+        <w:rPr>
+          <w:sz w:val="26"/>
+          <w:szCs w:val="26"/>
+          <w:shd w:val="clear" w:color="auto" w:fill="FFFFFF"/>
+        </w:rPr>
+        <w:t xml:space="preserve"> </w:t>
+      </w:r>
+      <w:proofErr w:type="spellStart"/>
+      <w:r>
+        <w:rPr>
+          <w:sz w:val="26"/>
+          <w:szCs w:val="26"/>
+          <w:shd w:val="clear" w:color="auto" w:fill="FFFFFF"/>
+        </w:rPr>
+        <w:t>trường</w:t>
+      </w:r>
+      <w:proofErr w:type="spellEnd"/>
+      <w:r>
+        <w:rPr>
+          <w:sz w:val="26"/>
+          <w:szCs w:val="26"/>
+          <w:shd w:val="clear" w:color="auto" w:fill="FFFFFF"/>
+        </w:rPr>
+        <w:t xml:space="preserve">, </w:t>
+      </w:r>
+      <w:proofErr w:type="spellStart"/>
+      <w:r>
+        <w:rPr>
+          <w:sz w:val="26"/>
+          <w:szCs w:val="26"/>
+          <w:shd w:val="clear" w:color="auto" w:fill="FFFFFF"/>
+        </w:rPr>
+        <w:t>chuyển</w:t>
+      </w:r>
+      <w:proofErr w:type="spellEnd"/>
+      <w:r>
+        <w:rPr>
+          <w:sz w:val="26"/>
+          <w:szCs w:val="26"/>
+          <w:shd w:val="clear" w:color="auto" w:fill="FFFFFF"/>
+        </w:rPr>
+        <w:t xml:space="preserve"> </w:t>
+      </w:r>
+      <w:proofErr w:type="spellStart"/>
+      <w:r>
+        <w:rPr>
+          <w:sz w:val="26"/>
+          <w:szCs w:val="26"/>
+          <w:shd w:val="clear" w:color="auto" w:fill="FFFFFF"/>
+        </w:rPr>
+        <w:t>giao</w:t>
+      </w:r>
+      <w:proofErr w:type="spellEnd"/>
+      <w:r>
+        <w:rPr>
+          <w:sz w:val="26"/>
+          <w:szCs w:val="26"/>
+          <w:shd w:val="clear" w:color="auto" w:fill="FFFFFF"/>
+        </w:rPr>
+        <w:t xml:space="preserve"> </w:t>
+      </w:r>
+      <w:proofErr w:type="spellStart"/>
+      <w:r>
+        <w:rPr>
+          <w:sz w:val="26"/>
+          <w:szCs w:val="26"/>
+          <w:shd w:val="clear" w:color="auto" w:fill="FFFFFF"/>
+        </w:rPr>
+        <w:t>công</w:t>
+      </w:r>
+      <w:proofErr w:type="spellEnd"/>
+      <w:r>
+        <w:rPr>
+          <w:sz w:val="26"/>
+          <w:szCs w:val="26"/>
+          <w:shd w:val="clear" w:color="auto" w:fill="FFFFFF"/>
+        </w:rPr>
+        <w:t xml:space="preserve"> </w:t>
+      </w:r>
+      <w:proofErr w:type="spellStart"/>
+      <w:r>
+        <w:rPr>
+          <w:sz w:val="26"/>
+          <w:szCs w:val="26"/>
+          <w:shd w:val="clear" w:color="auto" w:fill="FFFFFF"/>
+        </w:rPr>
+        <w:t>nghệ</w:t>
+      </w:r>
+      <w:proofErr w:type="spellEnd"/>
+      <w:r>
+        <w:rPr>
+          <w:sz w:val="26"/>
+          <w:szCs w:val="26"/>
+          <w:shd w:val="clear" w:color="auto" w:fill="FFFFFF"/>
+        </w:rPr>
+        <w:t xml:space="preserve">, </w:t>
+      </w:r>
+      <w:proofErr w:type="spellStart"/>
+      <w:r>
+        <w:rPr>
+          <w:sz w:val="26"/>
+          <w:szCs w:val="26"/>
+          <w:shd w:val="clear" w:color="auto" w:fill="FFFFFF"/>
+        </w:rPr>
+        <w:t>phòng</w:t>
+      </w:r>
+      <w:proofErr w:type="spellEnd"/>
+      <w:r>
+        <w:rPr>
+          <w:sz w:val="26"/>
+          <w:szCs w:val="26"/>
+          <w:shd w:val="clear" w:color="auto" w:fill="FFFFFF"/>
+        </w:rPr>
+        <w:t xml:space="preserve"> </w:t>
+      </w:r>
+      <w:proofErr w:type="spellStart"/>
+      <w:r>
+        <w:rPr>
+          <w:sz w:val="26"/>
+          <w:szCs w:val="26"/>
+          <w:shd w:val="clear" w:color="auto" w:fill="FFFFFF"/>
+        </w:rPr>
+        <w:t>cháy</w:t>
+      </w:r>
+      <w:proofErr w:type="spellEnd"/>
+      <w:r>
+        <w:rPr>
+          <w:sz w:val="26"/>
+          <w:szCs w:val="26"/>
+          <w:shd w:val="clear" w:color="auto" w:fill="FFFFFF"/>
+        </w:rPr>
+        <w:t xml:space="preserve">, </w:t>
+      </w:r>
+      <w:proofErr w:type="spellStart"/>
+      <w:r>
+        <w:rPr>
+          <w:sz w:val="26"/>
+          <w:szCs w:val="26"/>
+          <w:shd w:val="clear" w:color="auto" w:fill="FFFFFF"/>
+        </w:rPr>
+        <w:t>chữa</w:t>
+      </w:r>
+      <w:proofErr w:type="spellEnd"/>
+      <w:r>
+        <w:rPr>
+          <w:sz w:val="26"/>
+          <w:szCs w:val="26"/>
+          <w:shd w:val="clear" w:color="auto" w:fill="FFFFFF"/>
+        </w:rPr>
+        <w:t xml:space="preserve"> </w:t>
+      </w:r>
+      <w:proofErr w:type="spellStart"/>
+      <w:r>
+        <w:rPr>
+          <w:sz w:val="26"/>
+          <w:szCs w:val="26"/>
+          <w:shd w:val="clear" w:color="auto" w:fill="FFFFFF"/>
+        </w:rPr>
+        <w:t>cháy</w:t>
+      </w:r>
+      <w:proofErr w:type="spellEnd"/>
+      <w:r>
+        <w:rPr>
+          <w:sz w:val="26"/>
+          <w:szCs w:val="26"/>
+          <w:shd w:val="clear" w:color="auto" w:fill="FFFFFF"/>
+        </w:rPr>
+        <w:t>.</w:t>
+      </w:r>
+      <w:proofErr w:type="gramEnd"/>
+      <w:r>
+        <w:rPr>
+          <w:sz w:val="26"/>
+          <w:szCs w:val="26"/>
+          <w:shd w:val="clear" w:color="auto" w:fill="FFFFFF"/>
+        </w:rPr>
+        <w:t xml:space="preserve"> </w:t>
+      </w:r>
+      <w:r>
+        <w:rPr>
+          <w:i/>
+          <w:sz w:val="26"/>
+          <w:szCs w:val="26"/>
+        </w:rPr>
+        <w:t>(</w:t>
+      </w:r>
+      <w:proofErr w:type="spellStart"/>
+      <w:r>
+        <w:rPr>
+          <w:i/>
+          <w:sz w:val="26"/>
+          <w:szCs w:val="26"/>
+        </w:rPr>
+        <w:t>Áp</w:t>
+      </w:r>
+      <w:proofErr w:type="spellEnd"/>
+      <w:r>
+        <w:rPr>
+          <w:i/>
+          <w:sz w:val="26"/>
+          <w:szCs w:val="26"/>
+        </w:rPr>
+        <w:t xml:space="preserve"> </w:t>
+      </w:r>
+      <w:proofErr w:type="spellStart"/>
+      <w:r>
+        <w:rPr>
+          <w:i/>
+          <w:sz w:val="26"/>
+          <w:szCs w:val="26"/>
+        </w:rPr>
+        <w:t>dụng</w:t>
+      </w:r>
+      <w:proofErr w:type="spellEnd"/>
+      <w:r>
+        <w:rPr>
+          <w:i/>
+          <w:sz w:val="26"/>
+          <w:szCs w:val="26"/>
+        </w:rPr>
+        <w:t xml:space="preserve"> </w:t>
+      </w:r>
+      <w:proofErr w:type="spellStart"/>
+      <w:r>
+        <w:rPr>
+          <w:i/>
+          <w:sz w:val="26"/>
+          <w:szCs w:val="26"/>
+        </w:rPr>
+        <w:t>đối</w:t>
+      </w:r>
+      <w:proofErr w:type="spellEnd"/>
+      <w:r>
+        <w:rPr>
+          <w:i/>
+          <w:sz w:val="26"/>
+          <w:szCs w:val="26"/>
+        </w:rPr>
+        <w:t xml:space="preserve"> </w:t>
+      </w:r>
+      <w:proofErr w:type="spellStart"/>
+      <w:r>
+        <w:rPr>
+          <w:i/>
+          <w:sz w:val="26"/>
+          <w:szCs w:val="26"/>
+        </w:rPr>
+        <w:t>với</w:t>
+      </w:r>
+      <w:proofErr w:type="spellEnd"/>
+      <w:r>
+        <w:rPr>
+          <w:i/>
+          <w:sz w:val="26"/>
+          <w:szCs w:val="26"/>
+        </w:rPr>
+        <w:t xml:space="preserve"> </w:t>
+      </w:r>
+      <w:proofErr w:type="spellStart"/>
+      <w:r>
+        <w:rPr>
+          <w:i/>
+          <w:sz w:val="26"/>
+          <w:szCs w:val="26"/>
+        </w:rPr>
+        <w:t>dự</w:t>
+      </w:r>
+      <w:proofErr w:type="spellEnd"/>
+      <w:r>
+        <w:rPr>
+          <w:i/>
+          <w:sz w:val="26"/>
+          <w:szCs w:val="26"/>
+        </w:rPr>
+        <w:t xml:space="preserve"> </w:t>
+      </w:r>
+      <w:proofErr w:type="spellStart"/>
+      <w:r>
+        <w:rPr>
+          <w:i/>
+          <w:sz w:val="26"/>
+          <w:szCs w:val="26"/>
+        </w:rPr>
+        <w:t>án</w:t>
+      </w:r>
+      <w:proofErr w:type="spellEnd"/>
+      <w:r>
+        <w:rPr>
+          <w:i/>
+          <w:sz w:val="26"/>
+          <w:szCs w:val="26"/>
+        </w:rPr>
+        <w:t xml:space="preserve"> </w:t>
+      </w:r>
+      <w:proofErr w:type="spellStart"/>
+      <w:r>
+        <w:rPr>
+          <w:i/>
+          <w:sz w:val="26"/>
+          <w:szCs w:val="26"/>
+        </w:rPr>
+        <w:t>thực</w:t>
+      </w:r>
+      <w:proofErr w:type="spellEnd"/>
+      <w:r>
+        <w:rPr>
+          <w:i/>
+          <w:sz w:val="26"/>
+          <w:szCs w:val="26"/>
+        </w:rPr>
+        <w:t xml:space="preserve"> </w:t>
+      </w:r>
+      <w:proofErr w:type="spellStart"/>
+      <w:r>
+        <w:rPr>
+          <w:i/>
+          <w:sz w:val="26"/>
+          <w:szCs w:val="26"/>
+        </w:rPr>
+        <w:t>hiện</w:t>
+      </w:r>
+      <w:proofErr w:type="spellEnd"/>
+      <w:r>
+        <w:rPr>
+          <w:i/>
+          <w:sz w:val="26"/>
+          <w:szCs w:val="26"/>
+        </w:rPr>
+        <w:t xml:space="preserve"> </w:t>
+      </w:r>
+      <w:proofErr w:type="spellStart"/>
+      <w:proofErr w:type="gramStart"/>
+      <w:r>
+        <w:rPr>
+          <w:i/>
+          <w:sz w:val="26"/>
+          <w:szCs w:val="26"/>
+        </w:rPr>
+        <w:t>theo</w:t>
+      </w:r>
+      <w:proofErr w:type="spellEnd"/>
+      <w:proofErr w:type="gramEnd"/>
+      <w:r>
+        <w:rPr>
+          <w:i/>
+          <w:sz w:val="26"/>
+          <w:szCs w:val="26"/>
+        </w:rPr>
+        <w:t xml:space="preserve"> </w:t>
+      </w:r>
+      <w:proofErr w:type="spellStart"/>
+      <w:r>
+        <w:rPr>
+          <w:i/>
+          <w:sz w:val="26"/>
+          <w:szCs w:val="26"/>
+        </w:rPr>
+        <w:t>thủ</w:t>
+      </w:r>
+      <w:proofErr w:type="spellEnd"/>
+      <w:r>
+        <w:rPr>
+          <w:i/>
+          <w:sz w:val="26"/>
+          <w:szCs w:val="26"/>
+        </w:rPr>
+        <w:t xml:space="preserve"> </w:t>
+      </w:r>
+      <w:proofErr w:type="spellStart"/>
+      <w:r>
+        <w:rPr>
+          <w:i/>
+          <w:sz w:val="26"/>
+          <w:szCs w:val="26"/>
+        </w:rPr>
+        <w:t>tục</w:t>
+      </w:r>
+      <w:proofErr w:type="spellEnd"/>
+      <w:r>
+        <w:rPr>
+          <w:i/>
+          <w:sz w:val="26"/>
+          <w:szCs w:val="26"/>
+        </w:rPr>
+        <w:t xml:space="preserve"> </w:t>
+      </w:r>
+      <w:proofErr w:type="spellStart"/>
+      <w:r>
+        <w:rPr>
+          <w:i/>
+          <w:sz w:val="26"/>
+          <w:szCs w:val="26"/>
+        </w:rPr>
+        <w:t>đầu</w:t>
+      </w:r>
+      <w:proofErr w:type="spellEnd"/>
+      <w:r>
+        <w:rPr>
+          <w:i/>
+          <w:sz w:val="26"/>
+          <w:szCs w:val="26"/>
+        </w:rPr>
+        <w:t xml:space="preserve"> </w:t>
+      </w:r>
+      <w:proofErr w:type="spellStart"/>
+      <w:r>
+        <w:rPr>
+          <w:i/>
+          <w:sz w:val="26"/>
+          <w:szCs w:val="26"/>
+        </w:rPr>
+        <w:t>tư</w:t>
+      </w:r>
+      <w:proofErr w:type="spellEnd"/>
+      <w:r>
+        <w:rPr>
+          <w:i/>
+          <w:sz w:val="26"/>
+          <w:szCs w:val="26"/>
+        </w:rPr>
+        <w:t xml:space="preserve"> </w:t>
+      </w:r>
+      <w:proofErr w:type="spellStart"/>
+      <w:r>
+        <w:rPr>
+          <w:i/>
+          <w:sz w:val="26"/>
+          <w:szCs w:val="26"/>
+        </w:rPr>
+        <w:t>đặc</w:t>
+      </w:r>
+      <w:proofErr w:type="spellEnd"/>
+      <w:r>
+        <w:rPr>
+          <w:i/>
+          <w:sz w:val="26"/>
+          <w:szCs w:val="26"/>
+        </w:rPr>
+        <w:t xml:space="preserve"> </w:t>
+      </w:r>
+      <w:proofErr w:type="spellStart"/>
+      <w:r>
+        <w:rPr>
+          <w:i/>
+          <w:sz w:val="26"/>
+          <w:szCs w:val="26"/>
+        </w:rPr>
+        <w:t>biệt</w:t>
+      </w:r>
+      <w:proofErr w:type="spellEnd"/>
+      <w:r>
+        <w:rPr>
+          <w:i/>
+          <w:sz w:val="26"/>
+          <w:szCs w:val="26"/>
+        </w:rPr>
+        <w:t xml:space="preserve"> </w:t>
+      </w:r>
+      <w:proofErr w:type="spellStart"/>
+      <w:r>
+        <w:rPr>
+          <w:i/>
+          <w:sz w:val="26"/>
+          <w:szCs w:val="26"/>
+        </w:rPr>
+        <w:t>theo</w:t>
+      </w:r>
+      <w:proofErr w:type="spellEnd"/>
+      <w:r>
+        <w:rPr>
+          <w:i/>
+          <w:sz w:val="26"/>
+          <w:szCs w:val="26"/>
+        </w:rPr>
+        <w:t xml:space="preserve"> </w:t>
+      </w:r>
+      <w:proofErr w:type="spellStart"/>
+      <w:r>
+        <w:rPr>
+          <w:i/>
+          <w:sz w:val="26"/>
+          <w:szCs w:val="26"/>
+        </w:rPr>
+        <w:t>quy</w:t>
+      </w:r>
+      <w:proofErr w:type="spellEnd"/>
+      <w:r>
+        <w:rPr>
+          <w:i/>
+          <w:sz w:val="26"/>
+          <w:szCs w:val="26"/>
+        </w:rPr>
+        <w:t xml:space="preserve"> </w:t>
+      </w:r>
+      <w:proofErr w:type="spellStart"/>
+      <w:r>
+        <w:rPr>
+          <w:i/>
+          <w:sz w:val="26"/>
+          <w:szCs w:val="26"/>
+        </w:rPr>
+        <w:t>định</w:t>
+      </w:r>
+      <w:proofErr w:type="spellEnd"/>
+      <w:r>
+        <w:rPr>
+          <w:i/>
+          <w:sz w:val="26"/>
+          <w:szCs w:val="26"/>
+        </w:rPr>
+        <w:t xml:space="preserve"> </w:t>
+      </w:r>
+      <w:proofErr w:type="spellStart"/>
+      <w:r>
+        <w:rPr>
+          <w:i/>
+          <w:sz w:val="26"/>
+          <w:szCs w:val="26"/>
+        </w:rPr>
+        <w:t>tại</w:t>
+      </w:r>
+      <w:proofErr w:type="spellEnd"/>
+      <w:r>
+        <w:rPr>
+          <w:i/>
+          <w:sz w:val="26"/>
+          <w:szCs w:val="26"/>
+        </w:rPr>
+        <w:t xml:space="preserve"> </w:t>
+      </w:r>
+      <w:proofErr w:type="spellStart"/>
+      <w:r>
+        <w:rPr>
+          <w:i/>
+          <w:sz w:val="26"/>
+          <w:szCs w:val="26"/>
+        </w:rPr>
+        <w:t>Điều</w:t>
+      </w:r>
+      <w:proofErr w:type="spellEnd"/>
+      <w:r>
+        <w:rPr>
+          <w:i/>
+          <w:sz w:val="26"/>
+          <w:szCs w:val="26"/>
+        </w:rPr>
+        <w:t xml:space="preserve"> 47 </w:t>
+      </w:r>
+      <w:proofErr w:type="spellStart"/>
+      <w:r>
+        <w:rPr>
+          <w:i/>
+          <w:sz w:val="26"/>
+          <w:szCs w:val="26"/>
+        </w:rPr>
+        <w:t>Nghị</w:t>
+      </w:r>
+      <w:proofErr w:type="spellEnd"/>
+      <w:r>
+        <w:rPr>
+          <w:i/>
+          <w:sz w:val="26"/>
+          <w:szCs w:val="26"/>
+        </w:rPr>
+        <w:t xml:space="preserve"> </w:t>
+      </w:r>
+      <w:proofErr w:type="spellStart"/>
+      <w:r>
+        <w:rPr>
+          <w:i/>
+          <w:sz w:val="26"/>
+          <w:szCs w:val="26"/>
+        </w:rPr>
+        <w:t>định</w:t>
+      </w:r>
+      <w:proofErr w:type="spellEnd"/>
+      <w:r>
+        <w:rPr>
+          <w:i/>
+          <w:sz w:val="26"/>
+          <w:szCs w:val="26"/>
+        </w:rPr>
+        <w:t xml:space="preserve"> </w:t>
+      </w:r>
+      <w:proofErr w:type="spellStart"/>
+      <w:r>
+        <w:rPr>
+          <w:i/>
+          <w:sz w:val="26"/>
+          <w:szCs w:val="26"/>
+        </w:rPr>
+        <w:t>số</w:t>
+      </w:r>
+      <w:proofErr w:type="spellEnd"/>
+      <w:r>
+        <w:rPr>
+          <w:i/>
+          <w:sz w:val="26"/>
+          <w:szCs w:val="26"/>
+        </w:rPr>
+        <w:t xml:space="preserve"> 96/2026/NĐ-CP)</w:t>
       </w:r>
     </w:p>
     <w:p>
@@ -3036,6 +11042,7 @@
           <w:szCs w:val="22"/>
         </w:rPr>
       </w:pPr>
+      <w:proofErr w:type="gramStart"/>
       <w:r>
         <w:rPr>
           <w:sz w:val="26"/>
@@ -3163,6 +11170,7 @@
         </w:rPr>
         <w:t>của pháp luật về đầu tư và pháp luật khác có liên quan.</w:t>
       </w:r>
+      <w:proofErr w:type="gramEnd"/>
     </w:p>
     <w:p>
       <w:pPr>
@@ -3415,8 +11423,6 @@
               </w:rPr>
               <w:t>8</w:t>
             </w:r>
-            <w:bookmarkStart w:id="0" w:name="_GoBack"/>
-            <w:bookmarkEnd w:id="0"/>
             <w:r>
               <w:rPr>
                 <w:sz w:val="26"/>
@@ -3586,19 +11592,74 @@
                 <w:lang w:val="pt-BR"/>
               </w:rPr>
             </w:pPr>
+            <w:proofErr w:type="spellStart"/>
             <w:r>
               <w:rPr>
                 <w:iCs/>
                 <w:spacing w:val="-2"/>
               </w:rPr>
-              <w:t xml:space="preserve">Chức danh: </w:t>
+              <w:t>Chức</w:t>
             </w:r>
+            <w:proofErr w:type="spellEnd"/>
+            <w:r>
+              <w:rPr>
+                <w:iCs/>
+                <w:spacing w:val="-2"/>
+              </w:rPr>
+              <w:t xml:space="preserve"> </w:t>
+            </w:r>
+            <w:proofErr w:type="spellStart"/>
+            <w:r>
+              <w:rPr>
+                <w:iCs/>
+                <w:spacing w:val="-2"/>
+              </w:rPr>
+              <w:t>danh</w:t>
+            </w:r>
+            <w:proofErr w:type="spellEnd"/>
+            <w:r>
+              <w:rPr>
+                <w:iCs/>
+                <w:spacing w:val="-2"/>
+              </w:rPr>
+              <w:t xml:space="preserve">: </w:t>
+            </w:r>
+            <w:proofErr w:type="spellStart"/>
             <w:r>
               <w:rPr>
                 <w:iCs/>
               </w:rPr>
-              <w:t>Tổng giám đốc</w:t>
+              <w:t>Tổng</w:t>
             </w:r>
+            <w:proofErr w:type="spellEnd"/>
+            <w:r>
+              <w:rPr>
+                <w:iCs/>
+              </w:rPr>
+              <w:t xml:space="preserve"> </w:t>
+            </w:r>
+            <w:proofErr w:type="spellStart"/>
+            <w:r>
+              <w:rPr>
+                <w:iCs/>
+              </w:rPr>
+              <w:t>giám</w:t>
+            </w:r>
+            <w:proofErr w:type="spellEnd"/>
+            <w:r>
+              <w:rPr>
+                <w:iCs/>
+              </w:rPr>
+              <w:t xml:space="preserve"> </w:t>
+            </w:r>
+            <w:proofErr w:type="spellStart"/>
+            <w:r>
+              <w:rPr>
+                <w:iCs/>
+              </w:rPr>
+              <w:t>đốc</w:t>
+            </w:r>
+            <w:proofErr w:type="spellEnd"/>
           </w:p>
           <w:p>
             <w:pPr>
@@ -3818,7 +11879,21 @@
           <w:rFonts w:ascii="Times New Roman" w:hAnsi="Times New Roman" w:cs="Times New Roman"/>
           <w:lang w:val="sv-SE"/>
         </w:rPr>
-        <w:t xml:space="preserve"> Mã số định danh cá nhân:  </w:t>
+        <w:t xml:space="preserve"> </w:t>
+      </w:r>
+      <w:r>
+        <w:rPr>
+          <w:rFonts w:ascii="Times New Roman" w:hAnsi="Times New Roman" w:cs="Times New Roman"/>
+          <w:lang w:val="sv-SE"/>
+        </w:rPr>
+        <w:t xml:space="preserve">Mã </w:t>
+      </w:r>
+      <w:r>
+        <w:rPr>
+          <w:rFonts w:ascii="Times New Roman" w:hAnsi="Times New Roman" w:cs="Times New Roman"/>
+          <w:lang w:val="sv-SE"/>
+        </w:rPr>
+        <w:t xml:space="preserve">số định danh cá nhân:  </w:t>
       </w:r>
     </w:p>
     <w:p>
